--- a/ClassicGarage_dokumentum .docx
+++ b/ClassicGarage_dokumentum .docx
@@ -1,6 +1,6 @@
 
 <file path=word/document.xml><?xml version="1.0" encoding="utf-8"?>
-<w:document xmlns:wpc="http://schemas.microsoft.com/office/word/2010/wordprocessingCanvas" xmlns:cx="http://schemas.microsoft.com/office/drawing/2014/chartex" xmlns:mc="http://schemas.openxmlformats.org/markup-compatibility/2006" xmlns:o="urn:schemas-microsoft-com:office:office" xmlns:r="http://schemas.openxmlformats.org/officeDocument/2006/relationships" xmlns:m="http://schemas.openxmlformats.org/officeDocument/2006/math" xmlns:v="urn:schemas-microsoft-com:vml" xmlns:wp14="http://schemas.microsoft.com/office/word/2010/wordprocessingDrawing" xmlns:wp="http://schemas.openxmlformats.org/drawingml/2006/wordprocessingDrawing" xmlns:w10="urn:schemas-microsoft-com:office:word" xmlns:w="http://schemas.openxmlformats.org/wordprocessingml/2006/main" xmlns:w14="http://schemas.microsoft.com/office/word/2010/wordml" xmlns:w15="http://schemas.microsoft.com/office/word/2012/wordml" xmlns:w16se="http://schemas.microsoft.com/office/word/2015/wordml/symex" xmlns:wpg="http://schemas.microsoft.com/office/word/2010/wordprocessingGroup" xmlns:wpi="http://schemas.microsoft.com/office/word/2010/wordprocessingInk" xmlns:wne="http://schemas.microsoft.com/office/word/2006/wordml" xmlns:wps="http://schemas.microsoft.com/office/word/2010/wordprocessingShape" mc:Ignorable="w14 w15 w16se wp14">
+<w:document xmlns:wpc="http://schemas.microsoft.com/office/word/2010/wordprocessingCanvas" xmlns:cx="http://schemas.microsoft.com/office/drawing/2014/chartex" xmlns:cx1="http://schemas.microsoft.com/office/drawing/2015/9/8/chartex" xmlns:cx2="http://schemas.microsoft.com/office/drawing/2015/10/21/chartex" xmlns:cx3="http://schemas.microsoft.com/office/drawing/2016/5/9/chartex" xmlns:cx4="http://schemas.microsoft.com/office/drawing/2016/5/10/chartex" xmlns:cx5="http://schemas.microsoft.com/office/drawing/2016/5/11/chartex" xmlns:cx6="http://schemas.microsoft.com/office/drawing/2016/5/12/chartex" xmlns:cx7="http://schemas.microsoft.com/office/drawing/2016/5/13/chartex" xmlns:cx8="http://schemas.microsoft.com/office/drawing/2016/5/14/chartex" xmlns:mc="http://schemas.openxmlformats.org/markup-compatibility/2006" xmlns:aink="http://schemas.microsoft.com/office/drawing/2016/ink" xmlns:am3d="http://schemas.microsoft.com/office/drawing/2017/model3d" xmlns:o="urn:schemas-microsoft-com:office:office" xmlns:r="http://schemas.openxmlformats.org/officeDocument/2006/relationships" xmlns:m="http://schemas.openxmlformats.org/officeDocument/2006/math" xmlns:v="urn:schemas-microsoft-com:vml" xmlns:wp14="http://schemas.microsoft.com/office/word/2010/wordprocessingDrawing" xmlns:wp="http://schemas.openxmlformats.org/drawingml/2006/wordprocessingDrawing" xmlns:w10="urn:schemas-microsoft-com:office:word" xmlns:w="http://schemas.openxmlformats.org/wordprocessingml/2006/main" xmlns:w14="http://schemas.microsoft.com/office/word/2010/wordml" xmlns:w15="http://schemas.microsoft.com/office/word/2012/wordml" xmlns:w16cid="http://schemas.microsoft.com/office/word/2016/wordml/cid" xmlns:w16se="http://schemas.microsoft.com/office/word/2015/wordml/symex" xmlns:wpg="http://schemas.microsoft.com/office/word/2010/wordprocessingGroup" xmlns:wpi="http://schemas.microsoft.com/office/word/2010/wordprocessingInk" xmlns:wne="http://schemas.microsoft.com/office/word/2006/wordml" xmlns:wps="http://schemas.microsoft.com/office/word/2010/wordprocessingShape" mc:Ignorable="w14 w15 w16se w16cid wp14">
   <w:body>
     <w:p>
       <w:pPr>
@@ -338,6 +338,7 @@
           <w:szCs w:val="24"/>
         </w:rPr>
       </w:pPr>
+      <w:proofErr w:type="spellStart"/>
       <w:r>
         <w:rPr>
           <w:sz w:val="24"/>
@@ -345,6 +346,7 @@
         </w:rPr>
         <w:t>Pónuzs</w:t>
       </w:r>
+      <w:proofErr w:type="spellEnd"/>
       <w:r>
         <w:rPr>
           <w:sz w:val="24"/>
@@ -3447,26 +3449,44 @@
         </w:rPr>
         <w:t xml:space="preserve"> </w:t>
       </w:r>
-      <w:r>
-        <w:rPr>
-          <w:sz w:val="24"/>
-          <w:szCs w:val="24"/>
-        </w:rPr>
-        <w:t>retróautók</w:t>
-      </w:r>
-      <w:r>
-        <w:rPr>
-          <w:sz w:val="24"/>
-          <w:szCs w:val="24"/>
-        </w:rPr>
-        <w:t xml:space="preserve"> </w:t>
-      </w:r>
-      <w:r>
-        <w:rPr>
-          <w:sz w:val="24"/>
-          <w:szCs w:val="24"/>
-        </w:rPr>
-        <w:t>ra</w:t>
+      <w:proofErr w:type="spellStart"/>
+      <w:r>
+        <w:rPr>
+          <w:sz w:val="24"/>
+          <w:szCs w:val="24"/>
+        </w:rPr>
+        <w:t>ret</w:t>
+      </w:r>
+      <w:bookmarkStart w:id="1" w:name="_GoBack"/>
+      <w:bookmarkEnd w:id="1"/>
+      <w:r>
+        <w:rPr>
+          <w:sz w:val="24"/>
+          <w:szCs w:val="24"/>
+        </w:rPr>
+        <w:t>r</w:t>
+      </w:r>
+      <w:r>
+        <w:rPr>
+          <w:sz w:val="24"/>
+          <w:szCs w:val="24"/>
+        </w:rPr>
+        <w:t>ó</w:t>
+      </w:r>
+      <w:proofErr w:type="spellEnd"/>
+      <w:r>
+        <w:rPr>
+          <w:sz w:val="24"/>
+          <w:szCs w:val="24"/>
+        </w:rPr>
+        <w:t xml:space="preserve"> </w:t>
+      </w:r>
+      <w:r>
+        <w:rPr>
+          <w:sz w:val="24"/>
+          <w:szCs w:val="24"/>
+        </w:rPr>
+        <w:t>autókra</w:t>
       </w:r>
       <w:r>
         <w:rPr>
@@ -3648,7 +3668,21 @@
           <w:sz w:val="24"/>
           <w:szCs w:val="24"/>
         </w:rPr>
-        <w:t>jártasak</w:t>
+        <w:t>járt</w:t>
+      </w:r>
+      <w:r>
+        <w:rPr>
+          <w:sz w:val="24"/>
+          <w:szCs w:val="24"/>
+        </w:rPr>
+        <w:t>t</w:t>
+      </w:r>
+      <w:r>
+        <w:rPr>
+          <w:sz w:val="24"/>
+          <w:szCs w:val="24"/>
+        </w:rPr>
+        <w:t>asak</w:t>
       </w:r>
       <w:r>
         <w:rPr>
@@ -4440,6 +4474,7 @@
         </w:rPr>
         <w:t xml:space="preserve"> </w:t>
       </w:r>
+      <w:proofErr w:type="spellStart"/>
       <w:r>
         <w:rPr>
           <w:sz w:val="24"/>
@@ -4447,6 +4482,7 @@
         </w:rPr>
         <w:t>kutátsunk</w:t>
       </w:r>
+      <w:proofErr w:type="spellEnd"/>
       <w:r>
         <w:rPr>
           <w:sz w:val="24"/>
@@ -4496,6 +4532,7 @@
         </w:rPr>
         <w:t xml:space="preserve"> </w:t>
       </w:r>
+      <w:proofErr w:type="spellStart"/>
       <w:r>
         <w:rPr>
           <w:sz w:val="24"/>
@@ -4503,6 +4540,7 @@
         </w:rPr>
         <w:t>retró</w:t>
       </w:r>
+      <w:proofErr w:type="spellEnd"/>
       <w:r>
         <w:rPr>
           <w:sz w:val="24"/>
@@ -4848,7 +4886,7 @@
           <w:szCs w:val="32"/>
         </w:rPr>
       </w:pPr>
-      <w:bookmarkStart w:id="1" w:name="_Toc194342574"/>
+      <w:bookmarkStart w:id="2" w:name="_Toc194342574"/>
       <w:r>
         <w:rPr>
           <w:b/>
@@ -4858,7 +4896,7 @@
         <w:lastRenderedPageBreak/>
         <w:t>Kommunikáció</w:t>
       </w:r>
-      <w:bookmarkEnd w:id="1"/>
+      <w:bookmarkEnd w:id="2"/>
     </w:p>
     <w:p>
       <w:pPr>
@@ -5257,6 +5295,7 @@
         </w:rPr>
         <w:t xml:space="preserve"> </w:t>
       </w:r>
+      <w:proofErr w:type="spellStart"/>
       <w:r>
         <w:rPr>
           <w:sz w:val="24"/>
@@ -5264,6 +5303,7 @@
         </w:rPr>
         <w:t>discordról</w:t>
       </w:r>
+      <w:proofErr w:type="spellEnd"/>
       <w:r>
         <w:rPr>
           <w:sz w:val="24"/>
@@ -5285,6 +5325,7 @@
         </w:rPr>
         <w:t xml:space="preserve"> </w:t>
       </w:r>
+      <w:proofErr w:type="spellStart"/>
       <w:r>
         <w:rPr>
           <w:sz w:val="24"/>
@@ -5292,6 +5333,7 @@
         </w:rPr>
         <w:t>messengerről</w:t>
       </w:r>
+      <w:proofErr w:type="spellEnd"/>
       <w:r>
         <w:rPr>
           <w:sz w:val="24"/>
@@ -5341,6 +5383,7 @@
         </w:rPr>
         <w:t xml:space="preserve"> </w:t>
       </w:r>
+      <w:proofErr w:type="spellStart"/>
       <w:r>
         <w:rPr>
           <w:sz w:val="24"/>
@@ -5348,6 +5391,7 @@
         </w:rPr>
         <w:t>Trellot</w:t>
       </w:r>
+      <w:proofErr w:type="spellEnd"/>
       <w:r>
         <w:rPr>
           <w:sz w:val="24"/>
@@ -5390,16 +5434,26 @@
           <w:szCs w:val="24"/>
         </w:rPr>
       </w:pPr>
-      <w:bookmarkStart w:id="2" w:name="_Toc194342575"/>
+      <w:bookmarkStart w:id="3" w:name="_Toc194342575"/>
+      <w:proofErr w:type="spellStart"/>
       <w:r>
         <w:rPr>
           <w:b/>
           <w:sz w:val="24"/>
           <w:szCs w:val="24"/>
         </w:rPr>
-        <w:t>Trello:</w:t>
-      </w:r>
-      <w:bookmarkEnd w:id="2"/>
+        <w:t>Trello</w:t>
+      </w:r>
+      <w:proofErr w:type="spellEnd"/>
+      <w:r>
+        <w:rPr>
+          <w:b/>
+          <w:sz w:val="24"/>
+          <w:szCs w:val="24"/>
+        </w:rPr>
+        <w:t>:</w:t>
+      </w:r>
+      <w:bookmarkEnd w:id="3"/>
     </w:p>
     <w:p>
       <w:pPr>
@@ -6221,16 +6275,26 @@
           <w:szCs w:val="24"/>
         </w:rPr>
       </w:pPr>
-      <w:bookmarkStart w:id="3" w:name="_Toc194342576"/>
+      <w:bookmarkStart w:id="4" w:name="_Toc194342576"/>
+      <w:proofErr w:type="spellStart"/>
       <w:r>
         <w:rPr>
           <w:b/>
           <w:sz w:val="24"/>
           <w:szCs w:val="24"/>
         </w:rPr>
-        <w:t>Github:</w:t>
-      </w:r>
-      <w:bookmarkEnd w:id="3"/>
+        <w:t>Github</w:t>
+      </w:r>
+      <w:proofErr w:type="spellEnd"/>
+      <w:r>
+        <w:rPr>
+          <w:b/>
+          <w:sz w:val="24"/>
+          <w:szCs w:val="24"/>
+        </w:rPr>
+        <w:t>:</w:t>
+      </w:r>
+      <w:bookmarkEnd w:id="4"/>
     </w:p>
     <w:p>
       <w:pPr>
@@ -6486,6 +6550,7 @@
         </w:rPr>
         <w:t xml:space="preserve"> </w:t>
       </w:r>
+      <w:proofErr w:type="spellStart"/>
       <w:r>
         <w:rPr>
           <w:rFonts w:ascii="Arial" w:hAnsi="Arial" w:cs="Arial"/>
@@ -6493,6 +6558,7 @@
         </w:rPr>
         <w:t>Git</w:t>
       </w:r>
+      <w:proofErr w:type="spellEnd"/>
       <w:r>
         <w:rPr>
           <w:rFonts w:ascii="Arial" w:hAnsi="Arial" w:cs="Arial"/>
@@ -7127,7 +7193,7 @@
           <w:szCs w:val="32"/>
         </w:rPr>
       </w:pPr>
-      <w:bookmarkStart w:id="4" w:name="_Toc194342577"/>
+      <w:bookmarkStart w:id="5" w:name="_Toc194342577"/>
       <w:r>
         <w:rPr>
           <w:b/>
@@ -7217,7 +7283,7 @@
         </w:rPr>
         <w:t>technológiák</w:t>
       </w:r>
-      <w:bookmarkEnd w:id="4"/>
+      <w:bookmarkEnd w:id="5"/>
     </w:p>
     <w:p>
       <w:pPr>
@@ -7880,16 +7946,26 @@
           <w:szCs w:val="24"/>
         </w:rPr>
       </w:pPr>
-      <w:bookmarkStart w:id="5" w:name="_Toc194342578"/>
+      <w:bookmarkStart w:id="6" w:name="_Toc194342578"/>
+      <w:proofErr w:type="spellStart"/>
       <w:r>
         <w:rPr>
           <w:b/>
           <w:sz w:val="24"/>
           <w:szCs w:val="24"/>
         </w:rPr>
-        <w:t>Xampp:</w:t>
-      </w:r>
-      <w:bookmarkEnd w:id="5"/>
+        <w:t>Xampp</w:t>
+      </w:r>
+      <w:proofErr w:type="spellEnd"/>
+      <w:r>
+        <w:rPr>
+          <w:b/>
+          <w:sz w:val="24"/>
+          <w:szCs w:val="24"/>
+        </w:rPr>
+        <w:t>:</w:t>
+      </w:r>
+      <w:bookmarkEnd w:id="6"/>
     </w:p>
     <w:p/>
     <w:p>
@@ -7905,7 +7981,37 @@
           <w:sz w:val="24"/>
           <w:szCs w:val="24"/>
         </w:rPr>
-        <w:t>Adat kezelésre a mysql-et választottuk mivel ehez értettünk legjobban.</w:t>
+        <w:t xml:space="preserve">Adat kezelésre a </w:t>
+      </w:r>
+      <w:proofErr w:type="spellStart"/>
+      <w:r>
+        <w:rPr>
+          <w:sz w:val="24"/>
+          <w:szCs w:val="24"/>
+        </w:rPr>
+        <w:t>mysql-et</w:t>
+      </w:r>
+      <w:proofErr w:type="spellEnd"/>
+      <w:r>
+        <w:rPr>
+          <w:sz w:val="24"/>
+          <w:szCs w:val="24"/>
+        </w:rPr>
+        <w:t xml:space="preserve"> választottuk mivel eh</w:t>
+      </w:r>
+      <w:r>
+        <w:rPr>
+          <w:sz w:val="24"/>
+          <w:szCs w:val="24"/>
+        </w:rPr>
+        <w:t>h</w:t>
+      </w:r>
+      <w:r>
+        <w:rPr>
+          <w:sz w:val="24"/>
+          <w:szCs w:val="24"/>
+        </w:rPr>
+        <w:t>ez értettünk legjobban.</w:t>
       </w:r>
     </w:p>
     <w:p>
@@ -8113,12 +8219,14 @@
         </w:rPr>
         <w:t xml:space="preserve"> </w:t>
       </w:r>
+      <w:proofErr w:type="spellStart"/>
       <w:r>
         <w:rPr>
           <w:shd w:val="clear" w:color="auto" w:fill="FFFFFF"/>
         </w:rPr>
         <w:t>Apache</w:t>
       </w:r>
+      <w:proofErr w:type="spellEnd"/>
       <w:r>
         <w:rPr>
           <w:shd w:val="clear" w:color="auto" w:fill="FFFFFF"/>
@@ -8159,12 +8267,14 @@
         </w:rPr>
         <w:t xml:space="preserve"> </w:t>
       </w:r>
+      <w:proofErr w:type="spellStart"/>
       <w:r>
         <w:rPr>
           <w:shd w:val="clear" w:color="auto" w:fill="FFFFFF"/>
         </w:rPr>
         <w:t>MariaDB</w:t>
       </w:r>
+      <w:proofErr w:type="spellEnd"/>
       <w:r>
         <w:rPr>
           <w:color w:val="202122"/>
@@ -8200,12 +8310,14 @@
         </w:rPr>
         <w:t xml:space="preserve"> </w:t>
       </w:r>
+      <w:proofErr w:type="spellStart"/>
       <w:r>
         <w:rPr>
           <w:shd w:val="clear" w:color="auto" w:fill="FFFFFF"/>
         </w:rPr>
         <w:t>MySQL</w:t>
       </w:r>
+      <w:proofErr w:type="spellEnd"/>
       <w:r>
         <w:rPr>
           <w:color w:val="202122"/>
@@ -8309,12 +8421,14 @@
         </w:rPr>
         <w:t xml:space="preserve"> </w:t>
       </w:r>
+      <w:proofErr w:type="spellStart"/>
       <w:r>
         <w:rPr>
           <w:shd w:val="clear" w:color="auto" w:fill="FFFFFF"/>
         </w:rPr>
         <w:t>Perl</w:t>
       </w:r>
+      <w:proofErr w:type="spellEnd"/>
       <w:r>
         <w:rPr>
           <w:color w:val="202122"/>
@@ -9865,6 +9979,7 @@
         </w:rPr>
         <w:t xml:space="preserve"> </w:t>
       </w:r>
+      <w:proofErr w:type="spellStart"/>
       <w:r>
         <w:rPr>
           <w:rFonts w:ascii="Arial" w:hAnsi="Arial" w:cs="Arial"/>
@@ -9872,6 +9987,7 @@
         </w:rPr>
         <w:t>MySQL</w:t>
       </w:r>
+      <w:proofErr w:type="spellEnd"/>
       <w:r>
         <w:rPr>
           <w:rFonts w:ascii="Arial" w:hAnsi="Arial" w:cs="Arial"/>
@@ -9907,6 +10023,7 @@
         </w:rPr>
         <w:t xml:space="preserve"> </w:t>
       </w:r>
+      <w:proofErr w:type="spellStart"/>
       <w:r>
         <w:rPr>
           <w:rFonts w:ascii="Arial" w:hAnsi="Arial" w:cs="Arial"/>
@@ -9914,6 +10031,7 @@
         </w:rPr>
         <w:t>SQLite</w:t>
       </w:r>
+      <w:proofErr w:type="spellEnd"/>
       <w:r>
         <w:rPr>
           <w:rFonts w:ascii="Arial" w:hAnsi="Arial" w:cs="Arial"/>
@@ -10066,6 +10184,7 @@
         </w:rPr>
         <w:t xml:space="preserve"> </w:t>
       </w:r>
+      <w:proofErr w:type="spellStart"/>
       <w:r>
         <w:rPr>
           <w:rFonts w:ascii="Arial" w:hAnsi="Arial" w:cs="Arial"/>
@@ -10073,6 +10192,7 @@
         </w:rPr>
         <w:t>localhost</w:t>
       </w:r>
+      <w:proofErr w:type="spellEnd"/>
       <w:r>
         <w:rPr>
           <w:rFonts w:ascii="Arial" w:hAnsi="Arial" w:cs="Arial"/>
@@ -10253,6 +10373,7 @@
         </w:rPr>
         <w:t xml:space="preserve"> </w:t>
       </w:r>
+      <w:proofErr w:type="spellStart"/>
       <w:r>
         <w:rPr>
           <w:rFonts w:ascii="Arial" w:hAnsi="Arial" w:cs="Arial"/>
@@ -10260,6 +10381,7 @@
         </w:rPr>
         <w:t>FileZilla</w:t>
       </w:r>
+      <w:proofErr w:type="spellEnd"/>
       <w:r>
         <w:rPr>
           <w:rFonts w:ascii="Arial" w:hAnsi="Arial" w:cs="Arial"/>
@@ -10405,12 +10527,21 @@
         </w:rPr>
         <w:t xml:space="preserve"> </w:t>
       </w:r>
-      <w:r>
-        <w:rPr>
-          <w:rFonts w:ascii="Arial" w:hAnsi="Arial" w:cs="Arial"/>
-          <w:color w:val="202122"/>
-        </w:rPr>
-        <w:t>Joomla!</w:t>
+      <w:proofErr w:type="spellStart"/>
+      <w:r>
+        <w:rPr>
+          <w:rFonts w:ascii="Arial" w:hAnsi="Arial" w:cs="Arial"/>
+          <w:color w:val="202122"/>
+        </w:rPr>
+        <w:t>Joomla</w:t>
+      </w:r>
+      <w:proofErr w:type="spellEnd"/>
+      <w:r>
+        <w:rPr>
+          <w:rFonts w:ascii="Arial" w:hAnsi="Arial" w:cs="Arial"/>
+          <w:color w:val="202122"/>
+        </w:rPr>
+        <w:t>!</w:t>
       </w:r>
       <w:r>
         <w:rPr>
@@ -10440,6 +10571,7 @@
         </w:rPr>
         <w:t xml:space="preserve"> </w:t>
       </w:r>
+      <w:proofErr w:type="spellStart"/>
       <w:r>
         <w:rPr>
           <w:rFonts w:ascii="Arial" w:hAnsi="Arial" w:cs="Arial"/>
@@ -10449,6 +10581,7 @@
         </w:rPr>
         <w:t>localhost</w:t>
       </w:r>
+      <w:proofErr w:type="spellEnd"/>
       <w:r>
         <w:rPr>
           <w:rFonts w:ascii="Arial" w:hAnsi="Arial" w:cs="Arial"/>
@@ -10718,15 +10851,32 @@
           <w:rFonts w:ascii="Arial" w:hAnsi="Arial" w:cs="Arial"/>
           <w:color w:val="202122"/>
         </w:rPr>
-        <w:t>„newuser”,</w:t>
-      </w:r>
-      <w:r>
-        <w:rPr>
-          <w:rFonts w:ascii="Arial" w:hAnsi="Arial" w:cs="Arial"/>
-          <w:color w:val="202122"/>
-        </w:rPr>
-        <w:t xml:space="preserve"> </w:t>
-      </w:r>
+        <w:t>„</w:t>
+      </w:r>
+      <w:proofErr w:type="spellStart"/>
+      <w:r>
+        <w:rPr>
+          <w:rFonts w:ascii="Arial" w:hAnsi="Arial" w:cs="Arial"/>
+          <w:color w:val="202122"/>
+        </w:rPr>
+        <w:t>newuser</w:t>
+      </w:r>
+      <w:proofErr w:type="spellEnd"/>
+      <w:r>
+        <w:rPr>
+          <w:rFonts w:ascii="Arial" w:hAnsi="Arial" w:cs="Arial"/>
+          <w:color w:val="202122"/>
+        </w:rPr>
+        <w:t>”,</w:t>
+      </w:r>
+      <w:r>
+        <w:rPr>
+          <w:rFonts w:ascii="Arial" w:hAnsi="Arial" w:cs="Arial"/>
+          <w:color w:val="202122"/>
+        </w:rPr>
+        <w:t xml:space="preserve"> </w:t>
+      </w:r>
+      <w:proofErr w:type="spellStart"/>
       <w:r>
         <w:rPr>
           <w:rFonts w:ascii="Arial" w:hAnsi="Arial" w:cs="Arial"/>
@@ -10734,19 +10884,36 @@
         </w:rPr>
         <w:t>jelszava</w:t>
       </w:r>
-      <w:r>
-        <w:rPr>
-          <w:rFonts w:ascii="Arial" w:hAnsi="Arial" w:cs="Arial"/>
-          <w:color w:val="202122"/>
-        </w:rPr>
-        <w:t xml:space="preserve"> </w:t>
-      </w:r>
-      <w:r>
-        <w:rPr>
-          <w:rFonts w:ascii="Arial" w:hAnsi="Arial" w:cs="Arial"/>
-          <w:color w:val="202122"/>
-        </w:rPr>
-        <w:t>„wampp”.</w:t>
+      <w:proofErr w:type="spellEnd"/>
+      <w:r>
+        <w:rPr>
+          <w:rFonts w:ascii="Arial" w:hAnsi="Arial" w:cs="Arial"/>
+          <w:color w:val="202122"/>
+        </w:rPr>
+        <w:t xml:space="preserve"> </w:t>
+      </w:r>
+      <w:r>
+        <w:rPr>
+          <w:rFonts w:ascii="Arial" w:hAnsi="Arial" w:cs="Arial"/>
+          <w:color w:val="202122"/>
+        </w:rPr>
+        <w:t>„</w:t>
+      </w:r>
+      <w:proofErr w:type="spellStart"/>
+      <w:r>
+        <w:rPr>
+          <w:rFonts w:ascii="Arial" w:hAnsi="Arial" w:cs="Arial"/>
+          <w:color w:val="202122"/>
+        </w:rPr>
+        <w:t>wampp</w:t>
+      </w:r>
+      <w:proofErr w:type="spellEnd"/>
+      <w:r>
+        <w:rPr>
+          <w:rFonts w:ascii="Arial" w:hAnsi="Arial" w:cs="Arial"/>
+          <w:color w:val="202122"/>
+        </w:rPr>
+        <w:t>”.</w:t>
       </w:r>
       <w:r>
         <w:rPr>
@@ -10797,6 +10964,7 @@
         </w:rPr>
         <w:t xml:space="preserve"> </w:t>
       </w:r>
+      <w:proofErr w:type="spellStart"/>
       <w:r>
         <w:rPr>
           <w:rFonts w:ascii="Arial" w:hAnsi="Arial" w:cs="Arial"/>
@@ -10804,6 +10972,7 @@
         </w:rPr>
         <w:t>MySQL</w:t>
       </w:r>
+      <w:proofErr w:type="spellEnd"/>
       <w:r>
         <w:rPr>
           <w:rFonts w:ascii="Arial" w:hAnsi="Arial" w:cs="Arial"/>
@@ -10844,7 +11013,23 @@
           <w:rFonts w:ascii="Arial" w:hAnsi="Arial" w:cs="Arial"/>
           <w:color w:val="202122"/>
         </w:rPr>
-        <w:t>„root”,</w:t>
+        <w:t>„</w:t>
+      </w:r>
+      <w:proofErr w:type="spellStart"/>
+      <w:r>
+        <w:rPr>
+          <w:rFonts w:ascii="Arial" w:hAnsi="Arial" w:cs="Arial"/>
+          <w:color w:val="202122"/>
+        </w:rPr>
+        <w:t>root</w:t>
+      </w:r>
+      <w:proofErr w:type="spellEnd"/>
+      <w:r>
+        <w:rPr>
+          <w:rFonts w:ascii="Arial" w:hAnsi="Arial" w:cs="Arial"/>
+          <w:color w:val="202122"/>
+        </w:rPr>
+        <w:t>”,</w:t>
       </w:r>
       <w:r>
         <w:rPr>
@@ -11092,7 +11277,8 @@
           <w:szCs w:val="24"/>
         </w:rPr>
       </w:pPr>
-      <w:bookmarkStart w:id="6" w:name="_Toc194342579"/>
+      <w:bookmarkStart w:id="7" w:name="_Toc194342579"/>
+      <w:proofErr w:type="spellStart"/>
       <w:r>
         <w:rPr>
           <w:b/>
@@ -11100,9 +11286,18 @@
           <w:szCs w:val="24"/>
         </w:rPr>
         <w:lastRenderedPageBreak/>
-        <w:t>React:</w:t>
-      </w:r>
-      <w:bookmarkEnd w:id="6"/>
+        <w:t>React</w:t>
+      </w:r>
+      <w:proofErr w:type="spellEnd"/>
+      <w:r>
+        <w:rPr>
+          <w:b/>
+          <w:sz w:val="24"/>
+          <w:szCs w:val="24"/>
+        </w:rPr>
+        <w:t>:</w:t>
+      </w:r>
+      <w:bookmarkEnd w:id="7"/>
     </w:p>
     <w:p>
       <w:pPr>
@@ -11127,8 +11322,17 @@
           <w:sz w:val="24"/>
           <w:szCs w:val="24"/>
         </w:rPr>
-        <w:t>Azért választottuk a reactot</w:t>
-      </w:r>
+        <w:t xml:space="preserve">Azért választottuk a </w:t>
+      </w:r>
+      <w:proofErr w:type="spellStart"/>
+      <w:r>
+        <w:rPr>
+          <w:sz w:val="24"/>
+          <w:szCs w:val="24"/>
+        </w:rPr>
+        <w:t>reactot</w:t>
+      </w:r>
+      <w:proofErr w:type="spellEnd"/>
       <w:r>
         <w:rPr>
           <w:sz w:val="24"/>
@@ -11148,7 +11352,39 @@
           <w:sz w:val="24"/>
           <w:szCs w:val="24"/>
         </w:rPr>
-        <w:t>egyszerűnek találtuk ami később azért megcáfolódod de ígyis remek volt a használata.</w:t>
+        <w:t xml:space="preserve">egyszerűnek találtuk ami később azért </w:t>
+      </w:r>
+      <w:proofErr w:type="spellStart"/>
+      <w:r>
+        <w:rPr>
+          <w:sz w:val="24"/>
+          <w:szCs w:val="24"/>
+        </w:rPr>
+        <w:t>megcáfolódod</w:t>
+      </w:r>
+      <w:proofErr w:type="spellEnd"/>
+      <w:r>
+        <w:rPr>
+          <w:sz w:val="24"/>
+          <w:szCs w:val="24"/>
+        </w:rPr>
+        <w:t xml:space="preserve"> de </w:t>
+      </w:r>
+      <w:proofErr w:type="spellStart"/>
+      <w:r>
+        <w:rPr>
+          <w:sz w:val="24"/>
+          <w:szCs w:val="24"/>
+        </w:rPr>
+        <w:t>ígyis</w:t>
+      </w:r>
+      <w:proofErr w:type="spellEnd"/>
+      <w:r>
+        <w:rPr>
+          <w:sz w:val="24"/>
+          <w:szCs w:val="24"/>
+        </w:rPr>
+        <w:t xml:space="preserve"> remek volt a használata.</w:t>
       </w:r>
     </w:p>
     <w:p>
@@ -11180,6 +11416,7 @@
         </w:rPr>
         <w:t xml:space="preserve"> </w:t>
       </w:r>
+      <w:proofErr w:type="spellStart"/>
       <w:r>
         <w:rPr>
           <w:rFonts w:ascii="Arial" w:hAnsi="Arial" w:cs="Arial"/>
@@ -11189,6 +11426,7 @@
         </w:rPr>
         <w:t>React</w:t>
       </w:r>
+      <w:proofErr w:type="spellEnd"/>
       <w:r>
         <w:rPr>
           <w:rFonts w:ascii="Arial" w:hAnsi="Arial" w:cs="Arial"/>
@@ -11254,6 +11492,7 @@
         </w:rPr>
         <w:t xml:space="preserve"> </w:t>
       </w:r>
+      <w:proofErr w:type="spellStart"/>
       <w:r>
         <w:rPr>
           <w:rFonts w:ascii="Arial" w:hAnsi="Arial" w:cs="Arial"/>
@@ -11263,6 +11502,7 @@
         </w:rPr>
         <w:t>ReactJS</w:t>
       </w:r>
+      <w:proofErr w:type="spellEnd"/>
       <w:r>
         <w:rPr>
           <w:rFonts w:ascii="Arial" w:hAnsi="Arial" w:cs="Arial"/>
@@ -11564,6 +11804,7 @@
         </w:rPr>
         <w:t xml:space="preserve"> </w:t>
       </w:r>
+      <w:proofErr w:type="spellStart"/>
       <w:r>
         <w:rPr>
           <w:rFonts w:ascii="Arial" w:hAnsi="Arial" w:cs="Arial"/>
@@ -11571,6 +11812,7 @@
         </w:rPr>
         <w:t>Meta</w:t>
       </w:r>
+      <w:proofErr w:type="spellEnd"/>
       <w:r>
         <w:rPr>
           <w:rFonts w:ascii="Arial" w:hAnsi="Arial" w:cs="Arial"/>
@@ -11786,6 +12028,7 @@
         </w:rPr>
         <w:t xml:space="preserve"> </w:t>
       </w:r>
+      <w:proofErr w:type="spellStart"/>
       <w:r>
         <w:rPr>
           <w:rFonts w:ascii="Arial" w:hAnsi="Arial" w:cs="Arial"/>
@@ -11793,6 +12036,7 @@
         </w:rPr>
         <w:t>React</w:t>
       </w:r>
+      <w:proofErr w:type="spellEnd"/>
       <w:r>
         <w:rPr>
           <w:rFonts w:ascii="Arial" w:hAnsi="Arial" w:cs="Arial"/>
@@ -12052,6 +12296,7 @@
         </w:rPr>
         <w:t xml:space="preserve"> </w:t>
       </w:r>
+      <w:proofErr w:type="spellStart"/>
       <w:r>
         <w:rPr>
           <w:rFonts w:ascii="Arial" w:hAnsi="Arial" w:cs="Arial"/>
@@ -12059,6 +12304,7 @@
         </w:rPr>
         <w:t>React</w:t>
       </w:r>
+      <w:proofErr w:type="spellEnd"/>
       <w:r>
         <w:rPr>
           <w:rFonts w:ascii="Arial" w:hAnsi="Arial" w:cs="Arial"/>
@@ -12262,6 +12508,7 @@
         </w:rPr>
         <w:t xml:space="preserve"> </w:t>
       </w:r>
+      <w:proofErr w:type="spellStart"/>
       <w:r>
         <w:rPr>
           <w:rFonts w:ascii="Arial" w:hAnsi="Arial" w:cs="Arial"/>
@@ -12269,6 +12516,7 @@
         </w:rPr>
         <w:t>React</w:t>
       </w:r>
+      <w:proofErr w:type="spellEnd"/>
       <w:r>
         <w:rPr>
           <w:rFonts w:ascii="Arial" w:hAnsi="Arial" w:cs="Arial"/>
@@ -12430,6 +12678,7 @@
         </w:rPr>
         <w:t xml:space="preserve"> </w:t>
       </w:r>
+      <w:proofErr w:type="spellStart"/>
       <w:r>
         <w:rPr>
           <w:rFonts w:ascii="Arial" w:hAnsi="Arial" w:cs="Arial"/>
@@ -12437,6 +12686,7 @@
         </w:rPr>
         <w:t>React</w:t>
       </w:r>
+      <w:proofErr w:type="spellEnd"/>
       <w:r>
         <w:rPr>
           <w:rFonts w:ascii="Arial" w:hAnsi="Arial" w:cs="Arial"/>
@@ -12668,12 +12918,21 @@
         </w:rPr>
         <w:t xml:space="preserve"> </w:t>
       </w:r>
-      <w:r>
-        <w:rPr>
-          <w:rFonts w:ascii="Arial" w:hAnsi="Arial" w:cs="Arial"/>
-          <w:color w:val="202122"/>
-        </w:rPr>
-        <w:t>újramegjelenítését.</w:t>
+      <w:proofErr w:type="spellStart"/>
+      <w:r>
+        <w:rPr>
+          <w:rFonts w:ascii="Arial" w:hAnsi="Arial" w:cs="Arial"/>
+          <w:color w:val="202122"/>
+        </w:rPr>
+        <w:t>újramegjelenítését</w:t>
+      </w:r>
+      <w:proofErr w:type="spellEnd"/>
+      <w:r>
+        <w:rPr>
+          <w:rFonts w:ascii="Arial" w:hAnsi="Arial" w:cs="Arial"/>
+          <w:color w:val="202122"/>
+        </w:rPr>
+        <w:t>.</w:t>
       </w:r>
     </w:p>
     <w:p>
@@ -13197,6 +13456,7 @@
         </w:rPr>
         <w:t xml:space="preserve"> </w:t>
       </w:r>
+      <w:proofErr w:type="spellStart"/>
       <w:r>
         <w:rPr>
           <w:rFonts w:ascii="Arial" w:hAnsi="Arial" w:cs="Arial"/>
@@ -13205,6 +13465,7 @@
         </w:rPr>
         <w:t>React</w:t>
       </w:r>
+      <w:proofErr w:type="spellEnd"/>
       <w:r>
         <w:rPr>
           <w:rFonts w:ascii="Arial" w:hAnsi="Arial" w:cs="Arial"/>
@@ -13627,12 +13888,21 @@
         </w:rPr>
         <w:t xml:space="preserve"> </w:t>
       </w:r>
-      <w:r>
-        <w:rPr>
-          <w:rFonts w:ascii="Arial" w:hAnsi="Arial" w:cs="Arial"/>
-          <w:shd w:val="clear" w:color="auto" w:fill="FFFFFF"/>
-        </w:rPr>
-        <w:t>hez,</w:t>
+      <w:proofErr w:type="spellStart"/>
+      <w:r>
+        <w:rPr>
+          <w:rFonts w:ascii="Arial" w:hAnsi="Arial" w:cs="Arial"/>
+          <w:shd w:val="clear" w:color="auto" w:fill="FFFFFF"/>
+        </w:rPr>
+        <w:t>hez</w:t>
+      </w:r>
+      <w:proofErr w:type="spellEnd"/>
+      <w:r>
+        <w:rPr>
+          <w:rFonts w:ascii="Arial" w:hAnsi="Arial" w:cs="Arial"/>
+          <w:shd w:val="clear" w:color="auto" w:fill="FFFFFF"/>
+        </w:rPr>
+        <w:t>,</w:t>
       </w:r>
       <w:r>
         <w:rPr>
@@ -13706,6 +13976,7 @@
           <w:lang w:val="hu-HU"/>
         </w:rPr>
       </w:pPr>
+      <w:proofErr w:type="spellStart"/>
       <w:r>
         <w:rPr>
           <w:sz w:val="24"/>
@@ -13715,6 +13986,7 @@
         </w:rPr>
         <w:t>Vírtuális</w:t>
       </w:r>
+      <w:proofErr w:type="spellEnd"/>
       <w:r>
         <w:rPr>
           <w:sz w:val="24"/>
@@ -14006,6 +14278,7 @@
         </w:rPr>
         <w:t xml:space="preserve"> </w:t>
       </w:r>
+      <w:proofErr w:type="spellStart"/>
       <w:r>
         <w:rPr>
           <w:color w:val="202122"/>
@@ -14015,6 +14288,7 @@
         </w:rPr>
         <w:t>React</w:t>
       </w:r>
+      <w:proofErr w:type="spellEnd"/>
       <w:r>
         <w:rPr>
           <w:color w:val="202122"/>
@@ -14111,14 +14385,25 @@
         </w:rPr>
         <w:t xml:space="preserve"> </w:t>
       </w:r>
-      <w:r>
-        <w:rPr>
-          <w:color w:val="202122"/>
-          <w:sz w:val="24"/>
-          <w:szCs w:val="24"/>
-          <w:shd w:val="clear" w:color="auto" w:fill="FFFFFF"/>
-        </w:rPr>
-        <w:t>gyorsítótárat,</w:t>
+      <w:proofErr w:type="spellStart"/>
+      <w:r>
+        <w:rPr>
+          <w:color w:val="202122"/>
+          <w:sz w:val="24"/>
+          <w:szCs w:val="24"/>
+          <w:shd w:val="clear" w:color="auto" w:fill="FFFFFF"/>
+        </w:rPr>
+        <w:t>gyorsítótárat</w:t>
+      </w:r>
+      <w:proofErr w:type="spellEnd"/>
+      <w:r>
+        <w:rPr>
+          <w:color w:val="202122"/>
+          <w:sz w:val="24"/>
+          <w:szCs w:val="24"/>
+          <w:shd w:val="clear" w:color="auto" w:fill="FFFFFF"/>
+        </w:rPr>
+        <w:t>,</w:t>
       </w:r>
       <w:r>
         <w:rPr>
@@ -14750,14 +15035,25 @@
         </w:rPr>
         <w:t xml:space="preserve"> </w:t>
       </w:r>
-      <w:r>
-        <w:rPr>
-          <w:color w:val="202122"/>
-          <w:sz w:val="24"/>
-          <w:szCs w:val="24"/>
-          <w:shd w:val="clear" w:color="auto" w:fill="FFFFFF"/>
-        </w:rPr>
-        <w:t>renderelné,</w:t>
+      <w:proofErr w:type="spellStart"/>
+      <w:r>
+        <w:rPr>
+          <w:color w:val="202122"/>
+          <w:sz w:val="24"/>
+          <w:szCs w:val="24"/>
+          <w:shd w:val="clear" w:color="auto" w:fill="FFFFFF"/>
+        </w:rPr>
+        <w:t>renderelné</w:t>
+      </w:r>
+      <w:proofErr w:type="spellEnd"/>
+      <w:r>
+        <w:rPr>
+          <w:color w:val="202122"/>
+          <w:sz w:val="24"/>
+          <w:szCs w:val="24"/>
+          <w:shd w:val="clear" w:color="auto" w:fill="FFFFFF"/>
+        </w:rPr>
+        <w:t>,</w:t>
       </w:r>
       <w:r>
         <w:rPr>
@@ -14804,6 +15100,7 @@
         </w:rPr>
         <w:t xml:space="preserve"> </w:t>
       </w:r>
+      <w:proofErr w:type="spellStart"/>
       <w:r>
         <w:rPr>
           <w:color w:val="202122"/>
@@ -14813,6 +15110,7 @@
         </w:rPr>
         <w:t>React</w:t>
       </w:r>
+      <w:proofErr w:type="spellEnd"/>
       <w:r>
         <w:rPr>
           <w:color w:val="202122"/>
@@ -15098,6 +15396,7 @@
           <w:lang w:val="hu-HU"/>
         </w:rPr>
       </w:pPr>
+      <w:proofErr w:type="spellStart"/>
       <w:r>
         <w:rPr>
           <w:sz w:val="24"/>
@@ -15107,6 +15406,7 @@
         </w:rPr>
         <w:t>React</w:t>
       </w:r>
+      <w:proofErr w:type="spellEnd"/>
       <w:r>
         <w:rPr>
           <w:sz w:val="24"/>
@@ -15327,6 +15627,7 @@
         </w:rPr>
         <w:t xml:space="preserve"> </w:t>
       </w:r>
+      <w:proofErr w:type="spellStart"/>
       <w:r>
         <w:rPr>
           <w:color w:val="202122"/>
@@ -15336,6 +15637,7 @@
         </w:rPr>
         <w:t>React</w:t>
       </w:r>
+      <w:proofErr w:type="spellEnd"/>
       <w:r>
         <w:rPr>
           <w:color w:val="202122"/>
@@ -15417,6 +15719,7 @@
         </w:rPr>
         <w:t xml:space="preserve"> </w:t>
       </w:r>
+      <w:proofErr w:type="spellStart"/>
       <w:r>
         <w:rPr>
           <w:color w:val="202122"/>
@@ -15426,6 +15729,7 @@
         </w:rPr>
         <w:t>Future</w:t>
       </w:r>
+      <w:proofErr w:type="spellEnd"/>
       <w:r>
         <w:rPr>
           <w:color w:val="202122"/>
@@ -15453,6 +15757,7 @@
         </w:rPr>
         <w:t xml:space="preserve"> </w:t>
       </w:r>
+      <w:proofErr w:type="spellStart"/>
       <w:r>
         <w:rPr>
           <w:color w:val="202122"/>
@@ -15462,6 +15767,7 @@
         </w:rPr>
         <w:t>React</w:t>
       </w:r>
+      <w:proofErr w:type="spellEnd"/>
       <w:r>
         <w:rPr>
           <w:color w:val="202122"/>
@@ -15686,6 +15992,7 @@
         </w:rPr>
         <w:t xml:space="preserve"> </w:t>
       </w:r>
+      <w:proofErr w:type="spellStart"/>
       <w:r>
         <w:rPr>
           <w:color w:val="202122"/>
@@ -15695,6 +16002,7 @@
         </w:rPr>
         <w:t>React</w:t>
       </w:r>
+      <w:proofErr w:type="spellEnd"/>
       <w:r>
         <w:rPr>
           <w:color w:val="202122"/>
@@ -15891,8 +16199,19 @@
           <w:szCs w:val="24"/>
           <w:shd w:val="clear" w:color="auto" w:fill="FFFFFF"/>
         </w:rPr>
-        <w:t>API-król</w:t>
-      </w:r>
+        <w:t>API-</w:t>
+      </w:r>
+      <w:proofErr w:type="spellStart"/>
+      <w:r>
+        <w:rPr>
+          <w:color w:val="202122"/>
+          <w:sz w:val="24"/>
+          <w:szCs w:val="24"/>
+          <w:shd w:val="clear" w:color="auto" w:fill="FFFFFF"/>
+        </w:rPr>
+        <w:t>król</w:t>
+      </w:r>
+      <w:proofErr w:type="spellEnd"/>
       <w:r>
         <w:rPr>
           <w:color w:val="202122"/>
@@ -15992,7 +16311,7 @@
           <w:szCs w:val="24"/>
         </w:rPr>
       </w:pPr>
-      <w:bookmarkStart w:id="7" w:name="_Toc194342580"/>
+      <w:bookmarkStart w:id="8" w:name="_Toc194342580"/>
       <w:r>
         <w:rPr>
           <w:b/>
@@ -16009,7 +16328,7 @@
         </w:rPr>
         <w:t>:</w:t>
       </w:r>
-      <w:bookmarkEnd w:id="7"/>
+      <w:bookmarkEnd w:id="8"/>
     </w:p>
     <w:p/>
     <w:p>
@@ -16017,7 +16336,23 @@
         <w:jc w:val="both"/>
       </w:pPr>
       <w:r>
-        <w:t>Eredetileg szeretünk volna egy wpf-el egy admin alkalmazást készíteni ,hogy könnyebben tudjuk kezelni az adatokat és a felhasználókat.</w:t>
+        <w:t xml:space="preserve">Eredetileg szeretünk volna egy </w:t>
+      </w:r>
+      <w:proofErr w:type="spellStart"/>
+      <w:r>
+        <w:t>wpf</w:t>
+      </w:r>
+      <w:proofErr w:type="spellEnd"/>
+      <w:r>
+        <w:t xml:space="preserve">-el egy </w:t>
+      </w:r>
+      <w:proofErr w:type="spellStart"/>
+      <w:r>
+        <w:t>admin</w:t>
+      </w:r>
+      <w:proofErr w:type="spellEnd"/>
+      <w:r>
+        <w:t xml:space="preserve"> alkalmazást készíteni ,hogy könnyebben tudjuk kezelni az adatokat és a felhasználókat.</w:t>
       </w:r>
     </w:p>
     <w:p>
@@ -16063,6 +16398,7 @@
         </w:rPr>
         <w:t xml:space="preserve"> </w:t>
       </w:r>
+      <w:proofErr w:type="spellStart"/>
       <w:r>
         <w:rPr>
           <w:rFonts w:ascii="Arial" w:hAnsi="Arial" w:cs="Arial"/>
@@ -16071,6 +16407,7 @@
         </w:rPr>
         <w:t>Presentation</w:t>
       </w:r>
+      <w:proofErr w:type="spellEnd"/>
       <w:r>
         <w:rPr>
           <w:rFonts w:ascii="Arial" w:hAnsi="Arial" w:cs="Arial"/>
@@ -16079,6 +16416,7 @@
         </w:rPr>
         <w:t xml:space="preserve"> </w:t>
       </w:r>
+      <w:proofErr w:type="spellStart"/>
       <w:r>
         <w:rPr>
           <w:rFonts w:ascii="Arial" w:hAnsi="Arial" w:cs="Arial"/>
@@ -16087,6 +16425,7 @@
         </w:rPr>
         <w:t>Foundation</w:t>
       </w:r>
+      <w:proofErr w:type="spellEnd"/>
       <w:r>
         <w:rPr>
           <w:rFonts w:ascii="Arial" w:hAnsi="Arial" w:cs="Arial"/>
@@ -16602,8 +16941,17 @@
           <w:rFonts w:ascii="Arial" w:hAnsi="Arial" w:cs="Arial"/>
           <w:color w:val="202122"/>
         </w:rPr>
-        <w:t>WPF-et</w:t>
-      </w:r>
+        <w:t>WPF-</w:t>
+      </w:r>
+      <w:proofErr w:type="spellStart"/>
+      <w:r>
+        <w:rPr>
+          <w:rFonts w:ascii="Arial" w:hAnsi="Arial" w:cs="Arial"/>
+          <w:color w:val="202122"/>
+        </w:rPr>
+        <w:t>et</w:t>
+      </w:r>
+      <w:proofErr w:type="spellEnd"/>
       <w:r>
         <w:rPr>
           <w:rFonts w:ascii="Arial" w:hAnsi="Arial" w:cs="Arial"/>
@@ -16798,8 +17146,17 @@
           <w:rFonts w:ascii="Arial" w:hAnsi="Arial" w:cs="Arial"/>
           <w:color w:val="202122"/>
         </w:rPr>
-        <w:t>WPF-et</w:t>
-      </w:r>
+        <w:t>WPF-</w:t>
+      </w:r>
+      <w:proofErr w:type="spellStart"/>
+      <w:r>
+        <w:rPr>
+          <w:rFonts w:ascii="Arial" w:hAnsi="Arial" w:cs="Arial"/>
+          <w:color w:val="202122"/>
+        </w:rPr>
+        <w:t>et</w:t>
+      </w:r>
+      <w:proofErr w:type="spellEnd"/>
       <w:r>
         <w:rPr>
           <w:rFonts w:ascii="Arial" w:hAnsi="Arial" w:cs="Arial"/>
@@ -17213,6 +17570,7 @@
         </w:rPr>
         <w:t xml:space="preserve"> </w:t>
       </w:r>
+      <w:proofErr w:type="spellStart"/>
       <w:r>
         <w:rPr>
           <w:rFonts w:ascii="Arial" w:hAnsi="Arial" w:cs="Arial"/>
@@ -17220,6 +17578,7 @@
         </w:rPr>
         <w:t>Avalonia</w:t>
       </w:r>
+      <w:proofErr w:type="spellEnd"/>
       <w:r>
         <w:rPr>
           <w:rFonts w:ascii="Arial" w:hAnsi="Arial" w:cs="Arial"/>
@@ -17540,6 +17899,7 @@
         </w:rPr>
         <w:t xml:space="preserve"> </w:t>
       </w:r>
+      <w:proofErr w:type="spellStart"/>
       <w:r>
         <w:rPr>
           <w:rFonts w:ascii="Arial" w:hAnsi="Arial" w:cs="Arial"/>
@@ -17547,6 +17907,7 @@
         </w:rPr>
         <w:t>renderelést</w:t>
       </w:r>
+      <w:proofErr w:type="spellEnd"/>
       <w:r>
         <w:rPr>
           <w:rFonts w:ascii="Arial" w:hAnsi="Arial" w:cs="Arial"/>
@@ -17750,6 +18111,7 @@
         </w:rPr>
         <w:t xml:space="preserve"> </w:t>
       </w:r>
+      <w:proofErr w:type="spellStart"/>
       <w:r>
         <w:rPr>
           <w:rFonts w:ascii="Arial" w:hAnsi="Arial" w:cs="Arial"/>
@@ -17757,6 +18119,7 @@
         </w:rPr>
         <w:t>shadereket</w:t>
       </w:r>
+      <w:proofErr w:type="spellEnd"/>
       <w:r>
         <w:rPr>
           <w:rFonts w:ascii="Arial" w:hAnsi="Arial" w:cs="Arial"/>
@@ -18168,6 +18531,7 @@
         </w:rPr>
         <w:t xml:space="preserve"> </w:t>
       </w:r>
+      <w:proofErr w:type="spellStart"/>
       <w:r>
         <w:rPr>
           <w:rFonts w:ascii="Arial" w:hAnsi="Arial" w:cs="Arial"/>
@@ -18175,6 +18539,7 @@
         </w:rPr>
         <w:t>pixelezés</w:t>
       </w:r>
+      <w:proofErr w:type="spellEnd"/>
       <w:r>
         <w:rPr>
           <w:rFonts w:ascii="Arial" w:hAnsi="Arial" w:cs="Arial"/>
@@ -18307,7 +18672,51 @@
           <w:sz w:val="24"/>
           <w:szCs w:val="24"/>
         </w:rPr>
-        <w:t>A C# nyelvet használtuk volna a wpfhez mivel a csapatunk ehez a nyelvhez ért a legjobban.</w:t>
+        <w:t xml:space="preserve">A C# nyelvet használtuk volna a </w:t>
+      </w:r>
+      <w:proofErr w:type="spellStart"/>
+      <w:r>
+        <w:rPr>
+          <w:sz w:val="24"/>
+          <w:szCs w:val="24"/>
+        </w:rPr>
+        <w:t>wpf</w:t>
+      </w:r>
+      <w:r>
+        <w:rPr>
+          <w:sz w:val="24"/>
+          <w:szCs w:val="24"/>
+        </w:rPr>
+        <w:t>-</w:t>
+      </w:r>
+      <w:r>
+        <w:rPr>
+          <w:sz w:val="24"/>
+          <w:szCs w:val="24"/>
+        </w:rPr>
+        <w:t>hez</w:t>
+      </w:r>
+      <w:proofErr w:type="spellEnd"/>
+      <w:r>
+        <w:rPr>
+          <w:sz w:val="24"/>
+          <w:szCs w:val="24"/>
+        </w:rPr>
+        <w:t xml:space="preserve"> mivel a csapatunk e</w:t>
+      </w:r>
+      <w:r>
+        <w:rPr>
+          <w:sz w:val="24"/>
+          <w:szCs w:val="24"/>
+        </w:rPr>
+        <w:t>h</w:t>
+      </w:r>
+      <w:r>
+        <w:rPr>
+          <w:sz w:val="24"/>
+          <w:szCs w:val="24"/>
+        </w:rPr>
+        <w:t>hez a nyelvhez ért a legjobban.</w:t>
       </w:r>
     </w:p>
     <w:p>
@@ -19443,12 +19852,28 @@
         </w:rPr>
         <w:t xml:space="preserve"> </w:t>
       </w:r>
+      <w:proofErr w:type="spellStart"/>
       <w:r>
         <w:rPr>
           <w:rStyle w:val="HTML-kd"/>
           <w:color w:val="202122"/>
         </w:rPr>
-        <w:t>new[]</w:t>
+        <w:t>new</w:t>
+      </w:r>
+      <w:proofErr w:type="spellEnd"/>
+      <w:r>
+        <w:rPr>
+          <w:rStyle w:val="HTML-kd"/>
+          <w:color w:val="202122"/>
+        </w:rPr>
+        <w:t>[]</w:t>
+      </w:r>
+      <w:r>
+        <w:rPr>
+          <w:rStyle w:val="HTML-kd"/>
+          <w:color w:val="202122"/>
+        </w:rPr>
+        <w:t xml:space="preserve"> </w:t>
       </w:r>
       <w:r>
         <w:rPr>
@@ -20699,6 +21124,7 @@
         </w:rPr>
         <w:t xml:space="preserve"> </w:t>
       </w:r>
+      <w:proofErr w:type="spellStart"/>
       <w:r>
         <w:rPr>
           <w:rStyle w:val="HTML-kd"/>
@@ -20706,6 +21132,7 @@
         </w:rPr>
         <w:t>bool</w:t>
       </w:r>
+      <w:proofErr w:type="spellEnd"/>
       <w:r>
         <w:rPr>
           <w:rFonts w:ascii="Arial" w:hAnsi="Arial" w:cs="Arial"/>
@@ -20832,6 +21259,7 @@
         </w:rPr>
         <w:t xml:space="preserve"> </w:t>
       </w:r>
+      <w:proofErr w:type="spellStart"/>
       <w:r>
         <w:rPr>
           <w:rStyle w:val="HTML-kd"/>
@@ -20839,6 +21267,14 @@
         </w:rPr>
         <w:t>while</w:t>
       </w:r>
+      <w:proofErr w:type="spellEnd"/>
+      <w:r>
+        <w:rPr>
+          <w:rStyle w:val="HTML-kd"/>
+          <w:color w:val="202122"/>
+        </w:rPr>
+        <w:t xml:space="preserve"> </w:t>
+      </w:r>
       <w:r>
         <w:rPr>
           <w:rFonts w:ascii="Arial" w:hAnsi="Arial" w:cs="Arial"/>
@@ -20853,6 +21289,7 @@
         </w:rPr>
         <w:t xml:space="preserve"> </w:t>
       </w:r>
+      <w:proofErr w:type="spellStart"/>
       <w:r>
         <w:rPr>
           <w:rStyle w:val="HTML-kd"/>
@@ -20860,6 +21297,7 @@
         </w:rPr>
         <w:t>if</w:t>
       </w:r>
+      <w:proofErr w:type="spellEnd"/>
       <w:r>
         <w:rPr>
           <w:rFonts w:ascii="Arial" w:hAnsi="Arial" w:cs="Arial"/>
@@ -20986,6 +21424,7 @@
         </w:rPr>
         <w:t xml:space="preserve"> </w:t>
       </w:r>
+      <w:proofErr w:type="spellStart"/>
       <w:r>
         <w:rPr>
           <w:rStyle w:val="HTML-kd"/>
@@ -20998,7 +21437,15 @@
           <w:rFonts w:ascii="Arial" w:hAnsi="Arial" w:cs="Arial"/>
           <w:color w:val="202122"/>
         </w:rPr>
-        <w:t>operátort,</w:t>
+        <w:t>operátort</w:t>
+      </w:r>
+      <w:proofErr w:type="spellEnd"/>
+      <w:r>
+        <w:rPr>
+          <w:rFonts w:ascii="Arial" w:hAnsi="Arial" w:cs="Arial"/>
+          <w:color w:val="202122"/>
+        </w:rPr>
+        <w:t>,</w:t>
       </w:r>
       <w:r>
         <w:rPr>
@@ -21096,8 +21543,17 @@
           <w:rFonts w:ascii="Arial" w:hAnsi="Arial" w:cs="Arial"/>
           <w:color w:val="202122"/>
         </w:rPr>
-        <w:t>C++-nak</w:t>
-      </w:r>
+        <w:t>C++-</w:t>
+      </w:r>
+      <w:proofErr w:type="spellStart"/>
+      <w:r>
+        <w:rPr>
+          <w:rFonts w:ascii="Arial" w:hAnsi="Arial" w:cs="Arial"/>
+          <w:color w:val="202122"/>
+        </w:rPr>
+        <w:t>nak</w:t>
+      </w:r>
+      <w:proofErr w:type="spellEnd"/>
       <w:r>
         <w:rPr>
           <w:rFonts w:ascii="Arial" w:hAnsi="Arial" w:cs="Arial"/>
@@ -21357,6 +21813,7 @@
         </w:rPr>
         <w:t xml:space="preserve"> </w:t>
       </w:r>
+      <w:proofErr w:type="spellStart"/>
       <w:r>
         <w:rPr>
           <w:rStyle w:val="HTML-kd"/>
@@ -21364,6 +21821,7 @@
         </w:rPr>
         <w:t>if</w:t>
       </w:r>
+      <w:proofErr w:type="spellEnd"/>
       <w:r>
         <w:rPr>
           <w:rStyle w:val="HTML-kd"/>
@@ -21380,6 +21838,13 @@
       </w:r>
       <w:r>
         <w:rPr>
+          <w:rStyle w:val="HTML-kd"/>
+          <w:color w:val="202122"/>
+        </w:rPr>
+        <w:t xml:space="preserve"> </w:t>
+      </w:r>
+      <w:r>
+        <w:rPr>
           <w:rFonts w:ascii="Arial" w:hAnsi="Arial" w:cs="Arial"/>
           <w:color w:val="202122"/>
         </w:rPr>
@@ -21429,6 +21894,13 @@
       </w:r>
       <w:r>
         <w:rPr>
+          <w:rStyle w:val="HTML-kd"/>
+          <w:color w:val="202122"/>
+        </w:rPr>
+        <w:t xml:space="preserve"> </w:t>
+      </w:r>
+      <w:r>
+        <w:rPr>
           <w:rFonts w:ascii="Arial" w:hAnsi="Arial" w:cs="Arial"/>
           <w:color w:val="202122"/>
         </w:rPr>
@@ -21441,12 +21913,21 @@
         </w:rPr>
         <w:t xml:space="preserve"> </w:t>
       </w:r>
-      <w:r>
-        <w:rPr>
-          <w:rFonts w:ascii="Arial" w:hAnsi="Arial" w:cs="Arial"/>
-          <w:color w:val="202122"/>
-        </w:rPr>
-        <w:t>bool-ba,</w:t>
+      <w:proofErr w:type="spellStart"/>
+      <w:r>
+        <w:rPr>
+          <w:rFonts w:ascii="Arial" w:hAnsi="Arial" w:cs="Arial"/>
+          <w:color w:val="202122"/>
+        </w:rPr>
+        <w:t>bool-ba</w:t>
+      </w:r>
+      <w:proofErr w:type="spellEnd"/>
+      <w:r>
+        <w:rPr>
+          <w:rFonts w:ascii="Arial" w:hAnsi="Arial" w:cs="Arial"/>
+          <w:color w:val="202122"/>
+        </w:rPr>
+        <w:t>,</w:t>
       </w:r>
       <w:r>
         <w:rPr>
@@ -21910,6 +22391,7 @@
         </w:rPr>
         <w:t xml:space="preserve"> </w:t>
       </w:r>
+      <w:proofErr w:type="spellStart"/>
       <w:r>
         <w:rPr>
           <w:rStyle w:val="HTML-kd"/>
@@ -21917,6 +22399,14 @@
         </w:rPr>
         <w:t>bool</w:t>
       </w:r>
+      <w:proofErr w:type="spellEnd"/>
+      <w:r>
+        <w:rPr>
+          <w:rStyle w:val="HTML-kd"/>
+          <w:color w:val="202122"/>
+        </w:rPr>
+        <w:t xml:space="preserve"> </w:t>
+      </w:r>
       <w:r>
         <w:rPr>
           <w:rFonts w:ascii="Arial" w:hAnsi="Arial" w:cs="Arial"/>
@@ -22015,6 +22505,7 @@
         </w:rPr>
         <w:t xml:space="preserve"> </w:t>
       </w:r>
+      <w:proofErr w:type="spellStart"/>
       <w:r>
         <w:rPr>
           <w:rStyle w:val="HTML-kd"/>
@@ -22022,6 +22513,7 @@
         </w:rPr>
         <w:t>if</w:t>
       </w:r>
+      <w:proofErr w:type="spellEnd"/>
       <w:r>
         <w:rPr>
           <w:rStyle w:val="HTML-kd"/>
@@ -23589,7 +24081,23 @@
           <w:rFonts w:ascii="Arial" w:hAnsi="Arial" w:cs="Arial"/>
           <w:color w:val="202122"/>
         </w:rPr>
-        <w:t>C++-szal,</w:t>
+        <w:t>C++-</w:t>
+      </w:r>
+      <w:proofErr w:type="spellStart"/>
+      <w:r>
+        <w:rPr>
+          <w:rFonts w:ascii="Arial" w:hAnsi="Arial" w:cs="Arial"/>
+          <w:color w:val="202122"/>
+        </w:rPr>
+        <w:t>szal</w:t>
+      </w:r>
+      <w:proofErr w:type="spellEnd"/>
+      <w:r>
+        <w:rPr>
+          <w:rFonts w:ascii="Arial" w:hAnsi="Arial" w:cs="Arial"/>
+          <w:color w:val="202122"/>
+        </w:rPr>
+        <w:t>,</w:t>
       </w:r>
       <w:r>
         <w:rPr>
@@ -24514,7 +25022,23 @@
           <w:rFonts w:ascii="Arial" w:hAnsi="Arial" w:cs="Arial"/>
           <w:color w:val="202122"/>
         </w:rPr>
-        <w:t>C++-val.</w:t>
+        <w:t>C++-</w:t>
+      </w:r>
+      <w:proofErr w:type="spellStart"/>
+      <w:r>
+        <w:rPr>
+          <w:rFonts w:ascii="Arial" w:hAnsi="Arial" w:cs="Arial"/>
+          <w:color w:val="202122"/>
+        </w:rPr>
+        <w:t>val</w:t>
+      </w:r>
+      <w:proofErr w:type="spellEnd"/>
+      <w:r>
+        <w:rPr>
+          <w:rFonts w:ascii="Arial" w:hAnsi="Arial" w:cs="Arial"/>
+          <w:color w:val="202122"/>
+        </w:rPr>
+        <w:t>.</w:t>
       </w:r>
     </w:p>
     <w:p>
@@ -24688,7 +25212,7 @@
           <w:szCs w:val="24"/>
         </w:rPr>
       </w:pPr>
-      <w:bookmarkStart w:id="8" w:name="_Toc194342581"/>
+      <w:bookmarkStart w:id="9" w:name="_Toc194342581"/>
       <w:r>
         <w:rPr>
           <w:b/>
@@ -24704,9 +25228,27 @@
           <w:sz w:val="24"/>
           <w:szCs w:val="24"/>
         </w:rPr>
-        <w:t>-api:</w:t>
-      </w:r>
-      <w:bookmarkEnd w:id="8"/>
+        <w:t>-</w:t>
+      </w:r>
+      <w:proofErr w:type="spellStart"/>
+      <w:r>
+        <w:rPr>
+          <w:b/>
+          <w:sz w:val="24"/>
+          <w:szCs w:val="24"/>
+        </w:rPr>
+        <w:t>api</w:t>
+      </w:r>
+      <w:proofErr w:type="spellEnd"/>
+      <w:r>
+        <w:rPr>
+          <w:b/>
+          <w:sz w:val="24"/>
+          <w:szCs w:val="24"/>
+        </w:rPr>
+        <w:t>:</w:t>
+      </w:r>
+      <w:bookmarkEnd w:id="9"/>
     </w:p>
     <w:p>
       <w:pPr>
@@ -24730,7 +25272,37 @@
           <w:sz w:val="24"/>
           <w:szCs w:val="24"/>
         </w:rPr>
-        <w:t>A Wep-apit Backend elkészítéséhez haszáltuk és</w:t>
+        <w:t xml:space="preserve">A </w:t>
+      </w:r>
+      <w:proofErr w:type="spellStart"/>
+      <w:r>
+        <w:rPr>
+          <w:sz w:val="24"/>
+          <w:szCs w:val="24"/>
+        </w:rPr>
+        <w:t>Wep-apit</w:t>
+      </w:r>
+      <w:proofErr w:type="spellEnd"/>
+      <w:r>
+        <w:rPr>
+          <w:sz w:val="24"/>
+          <w:szCs w:val="24"/>
+        </w:rPr>
+        <w:t xml:space="preserve"> Backend elkészítéséhez hasz</w:t>
+      </w:r>
+      <w:r>
+        <w:rPr>
+          <w:sz w:val="24"/>
+          <w:szCs w:val="24"/>
+        </w:rPr>
+        <w:t>n</w:t>
+      </w:r>
+      <w:r>
+        <w:rPr>
+          <w:sz w:val="24"/>
+          <w:szCs w:val="24"/>
+        </w:rPr>
+        <w:t>áltuk és</w:t>
       </w:r>
       <w:r>
         <w:rPr>
@@ -25548,6 +26120,7 @@
         </w:rPr>
         <w:t xml:space="preserve"> </w:t>
       </w:r>
+      <w:proofErr w:type="spellStart"/>
       <w:r>
         <w:rPr>
           <w:color w:val="202122"/>
@@ -25557,6 +26130,7 @@
         </w:rPr>
         <w:t>ben</w:t>
       </w:r>
+      <w:proofErr w:type="spellEnd"/>
       <w:r>
         <w:rPr>
           <w:color w:val="202122"/>
@@ -25861,7 +26435,27 @@
           <w:szCs w:val="24"/>
           <w:shd w:val="clear" w:color="auto" w:fill="FFFFFF"/>
         </w:rPr>
-        <w:t>API-nak,</w:t>
+        <w:t>API-</w:t>
+      </w:r>
+      <w:proofErr w:type="spellStart"/>
+      <w:r>
+        <w:rPr>
+          <w:color w:val="202122"/>
+          <w:sz w:val="24"/>
+          <w:szCs w:val="24"/>
+          <w:shd w:val="clear" w:color="auto" w:fill="FFFFFF"/>
+        </w:rPr>
+        <w:t>nak</w:t>
+      </w:r>
+      <w:proofErr w:type="spellEnd"/>
+      <w:r>
+        <w:rPr>
+          <w:color w:val="202122"/>
+          <w:sz w:val="24"/>
+          <w:szCs w:val="24"/>
+          <w:shd w:val="clear" w:color="auto" w:fill="FFFFFF"/>
+        </w:rPr>
+        <w:t>,</w:t>
       </w:r>
       <w:r>
         <w:rPr>
@@ -26125,8 +26719,17 @@
           <w:rFonts w:ascii="Arial" w:hAnsi="Arial" w:cs="Arial"/>
           <w:color w:val="202122"/>
         </w:rPr>
-        <w:t>API-kkal</w:t>
-      </w:r>
+        <w:t>API-</w:t>
+      </w:r>
+      <w:proofErr w:type="spellStart"/>
+      <w:r>
+        <w:rPr>
+          <w:rFonts w:ascii="Arial" w:hAnsi="Arial" w:cs="Arial"/>
+          <w:color w:val="202122"/>
+        </w:rPr>
+        <w:t>kkal</w:t>
+      </w:r>
+      <w:proofErr w:type="spellEnd"/>
       <w:r>
         <w:rPr>
           <w:rFonts w:ascii="Arial" w:hAnsi="Arial" w:cs="Arial"/>
@@ -27244,12 +27847,35 @@
         </w:rPr>
         <w:t xml:space="preserve"> </w:t>
       </w:r>
-      <w:r>
-        <w:rPr>
-          <w:rFonts w:ascii="Arial" w:hAnsi="Arial" w:cs="Arial"/>
-          <w:color w:val="202122"/>
-        </w:rPr>
-        <w:t>tönkremennek,</w:t>
+      <w:proofErr w:type="spellStart"/>
+      <w:r>
+        <w:rPr>
+          <w:rFonts w:ascii="Arial" w:hAnsi="Arial" w:cs="Arial"/>
+          <w:color w:val="202122"/>
+        </w:rPr>
+        <w:t>tönkreme</w:t>
+      </w:r>
+      <w:r>
+        <w:rPr>
+          <w:rFonts w:ascii="Arial" w:hAnsi="Arial" w:cs="Arial"/>
+          <w:color w:val="202122"/>
+        </w:rPr>
+        <w:t>n</w:t>
+      </w:r>
+      <w:r>
+        <w:rPr>
+          <w:rFonts w:ascii="Arial" w:hAnsi="Arial" w:cs="Arial"/>
+          <w:color w:val="202122"/>
+        </w:rPr>
+        <w:t>nek</w:t>
+      </w:r>
+      <w:proofErr w:type="spellEnd"/>
+      <w:r>
+        <w:rPr>
+          <w:rFonts w:ascii="Arial" w:hAnsi="Arial" w:cs="Arial"/>
+          <w:color w:val="202122"/>
+        </w:rPr>
+        <w:t>,</w:t>
       </w:r>
       <w:r>
         <w:rPr>
@@ -27515,7 +28141,23 @@
           <w:rFonts w:ascii="Arial" w:hAnsi="Arial" w:cs="Arial"/>
           <w:color w:val="202122"/>
         </w:rPr>
-        <w:t>API-jaikat,</w:t>
+        <w:t>API-</w:t>
+      </w:r>
+      <w:proofErr w:type="spellStart"/>
+      <w:r>
+        <w:rPr>
+          <w:rFonts w:ascii="Arial" w:hAnsi="Arial" w:cs="Arial"/>
+          <w:color w:val="202122"/>
+        </w:rPr>
+        <w:t>jaikat</w:t>
+      </w:r>
+      <w:proofErr w:type="spellEnd"/>
+      <w:r>
+        <w:rPr>
+          <w:rFonts w:ascii="Arial" w:hAnsi="Arial" w:cs="Arial"/>
+          <w:color w:val="202122"/>
+        </w:rPr>
+        <w:t>,</w:t>
       </w:r>
       <w:r>
         <w:rPr>
@@ -27702,7 +28344,6 @@
           <w:lang w:val="hu-HU"/>
         </w:rPr>
       </w:pPr>
-      <w:bookmarkStart w:id="9" w:name="_GoBack"/>
       <w:r>
         <w:rPr>
           <w:noProof/>
@@ -27757,7 +28398,6 @@
           </wp:inline>
         </w:drawing>
       </w:r>
-      <w:bookmarkEnd w:id="9"/>
     </w:p>
     <w:p>
       <w:pPr>
@@ -27833,7 +28473,7 @@
           <w:szCs w:val="24"/>
           <w:lang w:val="hu-HU"/>
         </w:rPr>
-        <w:t>Erededti</w:t>
+        <w:t>Eredeti</w:t>
       </w:r>
       <w:r>
         <w:rPr>
@@ -28328,6 +28968,7 @@
         </w:rPr>
         <w:t xml:space="preserve"> </w:t>
       </w:r>
+      <w:proofErr w:type="spellStart"/>
       <w:r>
         <w:rPr>
           <w:sz w:val="24"/>
@@ -28336,6 +28977,7 @@
         </w:rPr>
         <w:t>soronként</w:t>
       </w:r>
+      <w:proofErr w:type="spellEnd"/>
       <w:r>
         <w:rPr>
           <w:sz w:val="24"/>
@@ -28622,7 +29264,23 @@
           <w:szCs w:val="24"/>
           <w:lang w:val="hu-HU"/>
         </w:rPr>
-        <w:t>ahonan</w:t>
+        <w:t>ahon</w:t>
+      </w:r>
+      <w:r>
+        <w:rPr>
+          <w:sz w:val="24"/>
+          <w:szCs w:val="24"/>
+          <w:lang w:val="hu-HU"/>
+        </w:rPr>
+        <w:t>n</w:t>
+      </w:r>
+      <w:r>
+        <w:rPr>
+          <w:sz w:val="24"/>
+          <w:szCs w:val="24"/>
+          <w:lang w:val="hu-HU"/>
+        </w:rPr>
+        <w:t>an</w:t>
       </w:r>
       <w:r>
         <w:rPr>
@@ -28792,6 +29450,7 @@
         </w:rPr>
         <w:t xml:space="preserve"> </w:t>
       </w:r>
+      <w:proofErr w:type="spellStart"/>
       <w:r>
         <w:rPr>
           <w:sz w:val="24"/>
@@ -28800,6 +29459,7 @@
         </w:rPr>
         <w:t>kommentelhetet</w:t>
       </w:r>
+      <w:proofErr w:type="spellEnd"/>
       <w:r>
         <w:rPr>
           <w:sz w:val="24"/>
@@ -28862,7 +29522,23 @@
           <w:szCs w:val="24"/>
           <w:lang w:val="hu-HU"/>
         </w:rPr>
-        <w:t>döntötünk</w:t>
+        <w:t>döntöt</w:t>
+      </w:r>
+      <w:r>
+        <w:rPr>
+          <w:sz w:val="24"/>
+          <w:szCs w:val="24"/>
+          <w:lang w:val="hu-HU"/>
+        </w:rPr>
+        <w:t>t</w:t>
+      </w:r>
+      <w:r>
+        <w:rPr>
+          <w:sz w:val="24"/>
+          <w:szCs w:val="24"/>
+          <w:lang w:val="hu-HU"/>
+        </w:rPr>
+        <w:t>ünk</w:t>
       </w:r>
       <w:r>
         <w:rPr>
@@ -29152,6 +29828,7 @@
         </w:rPr>
         <w:t xml:space="preserve"> </w:t>
       </w:r>
+      <w:proofErr w:type="spellStart"/>
       <w:r>
         <w:rPr>
           <w:sz w:val="24"/>
@@ -29160,6 +29837,7 @@
         </w:rPr>
         <w:t>Boostrap</w:t>
       </w:r>
+      <w:proofErr w:type="spellEnd"/>
       <w:r>
         <w:rPr>
           <w:sz w:val="24"/>
@@ -29200,13 +29878,23 @@
         </w:rPr>
         <w:t xml:space="preserve"> </w:t>
       </w:r>
-      <w:r>
-        <w:rPr>
-          <w:sz w:val="24"/>
-          <w:szCs w:val="24"/>
-          <w:lang w:val="hu-HU"/>
-        </w:rPr>
-        <w:t>css-ek</w:t>
+      <w:proofErr w:type="spellStart"/>
+      <w:r>
+        <w:rPr>
+          <w:sz w:val="24"/>
+          <w:szCs w:val="24"/>
+          <w:lang w:val="hu-HU"/>
+        </w:rPr>
+        <w:t>css</w:t>
+      </w:r>
+      <w:proofErr w:type="spellEnd"/>
+      <w:r>
+        <w:rPr>
+          <w:sz w:val="24"/>
+          <w:szCs w:val="24"/>
+          <w:lang w:val="hu-HU"/>
+        </w:rPr>
+        <w:t>-ek</w:t>
       </w:r>
       <w:r>
         <w:rPr>
@@ -29468,7 +30156,23 @@
           <w:szCs w:val="24"/>
           <w:lang w:val="hu-HU"/>
         </w:rPr>
-        <w:t>ehez</w:t>
+        <w:t>eh</w:t>
+      </w:r>
+      <w:r>
+        <w:rPr>
+          <w:sz w:val="24"/>
+          <w:szCs w:val="24"/>
+          <w:lang w:val="hu-HU"/>
+        </w:rPr>
+        <w:t>h</w:t>
+      </w:r>
+      <w:r>
+        <w:rPr>
+          <w:sz w:val="24"/>
+          <w:szCs w:val="24"/>
+          <w:lang w:val="hu-HU"/>
+        </w:rPr>
+        <w:t>ez</w:t>
       </w:r>
       <w:r>
         <w:rPr>
@@ -29692,16 +30396,33 @@
           <w:szCs w:val="24"/>
           <w:lang w:val="hu-HU"/>
         </w:rPr>
-        <w:t>vigül</w:t>
-      </w:r>
-      <w:r>
-        <w:rPr>
-          <w:sz w:val="24"/>
-          <w:szCs w:val="24"/>
-          <w:lang w:val="hu-HU"/>
-        </w:rPr>
-        <w:t xml:space="preserve"> </w:t>
-      </w:r>
+        <w:t>v</w:t>
+      </w:r>
+      <w:r>
+        <w:rPr>
+          <w:sz w:val="24"/>
+          <w:szCs w:val="24"/>
+          <w:lang w:val="hu-HU"/>
+        </w:rPr>
+        <w:t>é</w:t>
+      </w:r>
+      <w:r>
+        <w:rPr>
+          <w:sz w:val="24"/>
+          <w:szCs w:val="24"/>
+          <w:lang w:val="hu-HU"/>
+        </w:rPr>
+        <w:t>gül</w:t>
+      </w:r>
+      <w:r>
+        <w:rPr>
+          <w:sz w:val="24"/>
+          <w:szCs w:val="24"/>
+          <w:lang w:val="hu-HU"/>
+        </w:rPr>
+        <w:t xml:space="preserve"> </w:t>
+      </w:r>
+      <w:proofErr w:type="spellStart"/>
       <w:r>
         <w:rPr>
           <w:sz w:val="24"/>
@@ -29710,6 +30431,7 @@
         </w:rPr>
         <w:t>kukáztuk</w:t>
       </w:r>
+      <w:proofErr w:type="spellEnd"/>
       <w:r>
         <w:rPr>
           <w:sz w:val="24"/>
@@ -29766,14 +30488,24 @@
         </w:rPr>
         <w:t xml:space="preserve"> </w:t>
       </w:r>
-      <w:r>
-        <w:rPr>
-          <w:sz w:val="24"/>
-          <w:szCs w:val="24"/>
-          <w:lang w:val="hu-HU"/>
-        </w:rPr>
-        <w:t>barátabb</w:t>
-      </w:r>
+      <w:proofErr w:type="spellStart"/>
+      <w:r>
+        <w:rPr>
+          <w:sz w:val="24"/>
+          <w:szCs w:val="24"/>
+          <w:lang w:val="hu-HU"/>
+        </w:rPr>
+        <w:t>barátab</w:t>
+      </w:r>
+      <w:r>
+        <w:rPr>
+          <w:sz w:val="24"/>
+          <w:szCs w:val="24"/>
+          <w:lang w:val="hu-HU"/>
+        </w:rPr>
+        <w:t>b</w:t>
+      </w:r>
+      <w:proofErr w:type="spellEnd"/>
       <w:r>
         <w:rPr>
           <w:sz w:val="24"/>
@@ -29951,7 +30683,23 @@
           <w:szCs w:val="24"/>
           <w:lang w:val="hu-HU"/>
         </w:rPr>
-        <w:t>Úgydöntöttünk</w:t>
+        <w:t>Úgy</w:t>
+      </w:r>
+      <w:r>
+        <w:rPr>
+          <w:sz w:val="24"/>
+          <w:szCs w:val="24"/>
+          <w:lang w:val="hu-HU"/>
+        </w:rPr>
+        <w:t xml:space="preserve"> </w:t>
+      </w:r>
+      <w:r>
+        <w:rPr>
+          <w:sz w:val="24"/>
+          <w:szCs w:val="24"/>
+          <w:lang w:val="hu-HU"/>
+        </w:rPr>
+        <w:t>döntöttünk</w:t>
       </w:r>
       <w:r>
         <w:rPr>
@@ -30159,7 +30907,7 @@
           <w:szCs w:val="24"/>
           <w:lang w:val="hu-HU"/>
         </w:rPr>
-        <w:t>átt</w:t>
+        <w:t>át</w:t>
       </w:r>
       <w:r>
         <w:rPr>
@@ -30521,6 +31269,7 @@
         </w:rPr>
         <w:t xml:space="preserve"> </w:t>
       </w:r>
+      <w:proofErr w:type="spellStart"/>
       <w:r>
         <w:rPr>
           <w:sz w:val="24"/>
@@ -30529,6 +31278,7 @@
         </w:rPr>
         <w:t>vebes</w:t>
       </w:r>
+      <w:proofErr w:type="spellEnd"/>
       <w:r>
         <w:rPr>
           <w:sz w:val="24"/>
@@ -30911,7 +31661,23 @@
           <w:szCs w:val="24"/>
           <w:lang w:val="hu-HU"/>
         </w:rPr>
-        <w:t>mindíg</w:t>
+        <w:t>mind</w:t>
+      </w:r>
+      <w:r>
+        <w:rPr>
+          <w:sz w:val="24"/>
+          <w:szCs w:val="24"/>
+          <w:lang w:val="hu-HU"/>
+        </w:rPr>
+        <w:t>i</w:t>
+      </w:r>
+      <w:r>
+        <w:rPr>
+          <w:sz w:val="24"/>
+          <w:szCs w:val="24"/>
+          <w:lang w:val="hu-HU"/>
+        </w:rPr>
+        <w:t>g</w:t>
       </w:r>
       <w:r>
         <w:rPr>
@@ -31515,7 +32281,21 @@
           <w:sz w:val="24"/>
           <w:szCs w:val="24"/>
         </w:rPr>
-        <w:t>üdvözlésel</w:t>
+        <w:t>üdvözlés</w:t>
+      </w:r>
+      <w:r>
+        <w:rPr>
+          <w:sz w:val="24"/>
+          <w:szCs w:val="24"/>
+        </w:rPr>
+        <w:t>s</w:t>
+      </w:r>
+      <w:r>
+        <w:rPr>
+          <w:sz w:val="24"/>
+          <w:szCs w:val="24"/>
+        </w:rPr>
+        <w:t>el</w:t>
       </w:r>
       <w:r>
         <w:rPr>
@@ -31760,6 +32540,13 @@
           <w:sz w:val="24"/>
           <w:szCs w:val="24"/>
         </w:rPr>
+        <w:t xml:space="preserve"> </w:t>
+      </w:r>
+      <w:r>
+        <w:rPr>
+          <w:sz w:val="24"/>
+          <w:szCs w:val="24"/>
+        </w:rPr>
         <w:t>Innen</w:t>
       </w:r>
       <w:r>
@@ -31900,7 +32687,28 @@
           <w:sz w:val="24"/>
           <w:szCs w:val="24"/>
         </w:rPr>
-        <w:t>elhelyezet</w:t>
+        <w:t>elhelye</w:t>
+      </w:r>
+      <w:r>
+        <w:rPr>
+          <w:sz w:val="24"/>
+          <w:szCs w:val="24"/>
+        </w:rPr>
+        <w:t>z</w:t>
+      </w:r>
+      <w:r>
+        <w:rPr>
+          <w:sz w:val="24"/>
+          <w:szCs w:val="24"/>
+        </w:rPr>
+        <w:t>et</w:t>
+      </w:r>
+      <w:r>
+        <w:rPr>
+          <w:sz w:val="24"/>
+          <w:szCs w:val="24"/>
+        </w:rPr>
+        <w:t>t</w:t>
       </w:r>
       <w:r>
         <w:rPr>
@@ -32367,7 +33175,7 @@
           <w:sz w:val="24"/>
           <w:szCs w:val="24"/>
         </w:rPr>
-        <w:t>akkar</w:t>
+        <w:t>akar</w:t>
       </w:r>
       <w:r>
         <w:rPr>
@@ -33018,7 +33826,23 @@
           <w:szCs w:val="24"/>
           <w:lang w:val="hu-HU"/>
         </w:rPr>
-        <w:t>elmagyrázza</w:t>
+        <w:t>elmagy</w:t>
+      </w:r>
+      <w:r>
+        <w:rPr>
+          <w:sz w:val="24"/>
+          <w:szCs w:val="24"/>
+          <w:lang w:val="hu-HU"/>
+        </w:rPr>
+        <w:t>a</w:t>
+      </w:r>
+      <w:r>
+        <w:rPr>
+          <w:sz w:val="24"/>
+          <w:szCs w:val="24"/>
+          <w:lang w:val="hu-HU"/>
+        </w:rPr>
+        <w:t>rázza</w:t>
       </w:r>
       <w:r>
         <w:rPr>
@@ -33396,7 +34220,23 @@
           <w:szCs w:val="24"/>
           <w:lang w:val="hu-HU"/>
         </w:rPr>
-        <w:t>pont,de</w:t>
+        <w:t>pont</w:t>
+      </w:r>
+      <w:r>
+        <w:rPr>
+          <w:sz w:val="24"/>
+          <w:szCs w:val="24"/>
+          <w:lang w:val="hu-HU"/>
+        </w:rPr>
+        <w:t xml:space="preserve"> </w:t>
+      </w:r>
+      <w:r>
+        <w:rPr>
+          <w:sz w:val="24"/>
+          <w:szCs w:val="24"/>
+          <w:lang w:val="hu-HU"/>
+        </w:rPr>
+        <w:t>,de</w:t>
       </w:r>
       <w:r>
         <w:rPr>
@@ -34019,6 +34859,7 @@
         </w:rPr>
         <w:t xml:space="preserve"> </w:t>
       </w:r>
+      <w:proofErr w:type="spellStart"/>
       <w:r>
         <w:rPr>
           <w:sz w:val="24"/>
@@ -34027,6 +34868,7 @@
         </w:rPr>
         <w:t>fiókukra</w:t>
       </w:r>
+      <w:proofErr w:type="spellEnd"/>
       <w:r>
         <w:rPr>
           <w:sz w:val="24"/>
@@ -34496,7 +35338,23 @@
           <w:szCs w:val="24"/>
           <w:lang w:val="hu-HU"/>
         </w:rPr>
-        <w:t>jegyezniük!.Az</w:t>
+        <w:t>jegyezniük!</w:t>
+      </w:r>
+      <w:r>
+        <w:rPr>
+          <w:sz w:val="24"/>
+          <w:szCs w:val="24"/>
+          <w:lang w:val="hu-HU"/>
+        </w:rPr>
+        <w:t xml:space="preserve"> </w:t>
+      </w:r>
+      <w:r>
+        <w:rPr>
+          <w:sz w:val="24"/>
+          <w:szCs w:val="24"/>
+          <w:lang w:val="hu-HU"/>
+        </w:rPr>
+        <w:t>Az</w:t>
       </w:r>
       <w:r>
         <w:rPr>
@@ -34832,14 +35690,32 @@
         </w:rPr>
         <w:t xml:space="preserve"> </w:t>
       </w:r>
-      <w:r>
-        <w:rPr>
-          <w:sz w:val="24"/>
-          <w:szCs w:val="24"/>
-          <w:lang w:val="hu-HU"/>
-        </w:rPr>
-        <w:t>jelszva</w:t>
-      </w:r>
+      <w:proofErr w:type="spellStart"/>
+      <w:r>
+        <w:rPr>
+          <w:sz w:val="24"/>
+          <w:szCs w:val="24"/>
+          <w:lang w:val="hu-HU"/>
+        </w:rPr>
+        <w:t>jelsz</w:t>
+      </w:r>
+      <w:r>
+        <w:rPr>
+          <w:sz w:val="24"/>
+          <w:szCs w:val="24"/>
+          <w:lang w:val="hu-HU"/>
+        </w:rPr>
+        <w:t>a</w:t>
+      </w:r>
+      <w:r>
+        <w:rPr>
+          <w:sz w:val="24"/>
+          <w:szCs w:val="24"/>
+          <w:lang w:val="hu-HU"/>
+        </w:rPr>
+        <w:t>va</w:t>
+      </w:r>
+      <w:proofErr w:type="spellEnd"/>
       <w:r>
         <w:rPr>
           <w:sz w:val="24"/>
@@ -35089,6 +35965,14 @@
           <w:szCs w:val="24"/>
           <w:lang w:val="hu-HU"/>
         </w:rPr>
+        <w:t>,</w:t>
+      </w:r>
+      <w:r>
+        <w:rPr>
+          <w:sz w:val="24"/>
+          <w:szCs w:val="24"/>
+          <w:lang w:val="hu-HU"/>
+        </w:rPr>
         <w:t>ahol</w:t>
       </w:r>
       <w:r>
@@ -35394,6 +36278,14 @@
           <w:lang w:val="hu-HU"/>
         </w:rPr>
         <w:t xml:space="preserve"> </w:t>
+      </w:r>
+      <w:r>
+        <w:rPr>
+          <w:sz w:val="24"/>
+          <w:szCs w:val="24"/>
+          <w:lang w:val="hu-HU"/>
+        </w:rPr>
+        <w:t>,</w:t>
       </w:r>
       <w:r>
         <w:rPr>
@@ -35563,6 +36455,7 @@
         </w:rPr>
       </w:pPr>
       <w:bookmarkStart w:id="16" w:name="_Toc194342588"/>
+      <w:proofErr w:type="spellStart"/>
       <w:r>
         <w:rPr>
           <w:b/>
@@ -35571,13 +36464,24 @@
           <w:lang w:val="hu-HU"/>
         </w:rPr>
         <w:lastRenderedPageBreak/>
-        <w:t>Admin:</w:t>
+        <w:t>Admin</w:t>
+      </w:r>
+      <w:proofErr w:type="spellEnd"/>
+      <w:r>
+        <w:rPr>
+          <w:b/>
+          <w:sz w:val="24"/>
+          <w:szCs w:val="24"/>
+          <w:lang w:val="hu-HU"/>
+        </w:rPr>
+        <w:t>:</w:t>
       </w:r>
       <w:bookmarkEnd w:id="16"/>
     </w:p>
     <w:p>
       <w:pPr>
         <w:spacing w:line="360" w:lineRule="auto"/>
+        <w:jc w:val="both"/>
         <w:rPr>
           <w:sz w:val="24"/>
           <w:szCs w:val="24"/>
@@ -35648,6 +36552,105 @@
         </w:rPr>
         <w:t xml:space="preserve"> </w:t>
       </w:r>
+      <w:proofErr w:type="spellStart"/>
+      <w:r>
+        <w:rPr>
+          <w:sz w:val="24"/>
+          <w:szCs w:val="24"/>
+          <w:lang w:val="hu-HU"/>
+        </w:rPr>
+        <w:t>adm</w:t>
+      </w:r>
+      <w:r>
+        <w:rPr>
+          <w:sz w:val="24"/>
+          <w:szCs w:val="24"/>
+          <w:lang w:val="hu-HU"/>
+        </w:rPr>
+        <w:t>i</w:t>
+      </w:r>
+      <w:r>
+        <w:rPr>
+          <w:sz w:val="24"/>
+          <w:szCs w:val="24"/>
+          <w:lang w:val="hu-HU"/>
+        </w:rPr>
+        <w:t>n</w:t>
+      </w:r>
+      <w:proofErr w:type="spellEnd"/>
+      <w:r>
+        <w:rPr>
+          <w:sz w:val="24"/>
+          <w:szCs w:val="24"/>
+          <w:lang w:val="hu-HU"/>
+        </w:rPr>
+        <w:t xml:space="preserve"> </w:t>
+      </w:r>
+      <w:r>
+        <w:rPr>
+          <w:sz w:val="24"/>
+          <w:szCs w:val="24"/>
+          <w:lang w:val="hu-HU"/>
+        </w:rPr>
+        <w:t>verziója</w:t>
+      </w:r>
+      <w:r>
+        <w:rPr>
+          <w:sz w:val="24"/>
+          <w:szCs w:val="24"/>
+          <w:lang w:val="hu-HU"/>
+        </w:rPr>
+        <w:t xml:space="preserve"> </w:t>
+      </w:r>
+      <w:r>
+        <w:rPr>
+          <w:sz w:val="24"/>
+          <w:szCs w:val="24"/>
+          <w:lang w:val="hu-HU"/>
+        </w:rPr>
+        <w:t>melyet</w:t>
+      </w:r>
+      <w:r>
+        <w:rPr>
+          <w:sz w:val="24"/>
+          <w:szCs w:val="24"/>
+          <w:lang w:val="hu-HU"/>
+        </w:rPr>
+        <w:t xml:space="preserve"> </w:t>
+      </w:r>
+      <w:r>
+        <w:rPr>
+          <w:sz w:val="24"/>
+          <w:szCs w:val="24"/>
+          <w:lang w:val="hu-HU"/>
+        </w:rPr>
+        <w:t>az</w:t>
+      </w:r>
+      <w:r>
+        <w:rPr>
+          <w:sz w:val="24"/>
+          <w:szCs w:val="24"/>
+          <w:lang w:val="hu-HU"/>
+        </w:rPr>
+        <w:t xml:space="preserve"> </w:t>
+      </w:r>
+      <w:r>
+        <w:rPr>
+          <w:sz w:val="24"/>
+          <w:szCs w:val="24"/>
+          <w:lang w:val="hu-HU"/>
+        </w:rPr>
+        <w:t>oldal</w:t>
+      </w:r>
+      <w:r>
+        <w:rPr>
+          <w:sz w:val="24"/>
+          <w:szCs w:val="24"/>
+          <w:lang w:val="hu-HU"/>
+        </w:rPr>
+        <w:t xml:space="preserve"> </w:t>
+      </w:r>
+      <w:proofErr w:type="spellStart"/>
       <w:r>
         <w:rPr>
           <w:sz w:val="24"/>
@@ -35662,31 +36665,64 @@
           <w:szCs w:val="24"/>
           <w:lang w:val="hu-HU"/>
         </w:rPr>
-        <w:t xml:space="preserve"> </w:t>
-      </w:r>
-      <w:r>
-        <w:rPr>
-          <w:sz w:val="24"/>
-          <w:szCs w:val="24"/>
-          <w:lang w:val="hu-HU"/>
-        </w:rPr>
-        <w:t>verziója</w:t>
-      </w:r>
-      <w:r>
-        <w:rPr>
-          <w:sz w:val="24"/>
-          <w:szCs w:val="24"/>
-          <w:lang w:val="hu-HU"/>
-        </w:rPr>
-        <w:t xml:space="preserve"> </w:t>
-      </w:r>
-      <w:r>
-        <w:rPr>
-          <w:sz w:val="24"/>
-          <w:szCs w:val="24"/>
-          <w:lang w:val="hu-HU"/>
-        </w:rPr>
-        <w:t>melyet</w:t>
+        <w:t>j</w:t>
+      </w:r>
+      <w:r>
+        <w:rPr>
+          <w:sz w:val="24"/>
+          <w:szCs w:val="24"/>
+          <w:lang w:val="hu-HU"/>
+        </w:rPr>
+        <w:t>ai</w:t>
+      </w:r>
+      <w:proofErr w:type="spellEnd"/>
+      <w:r>
+        <w:rPr>
+          <w:sz w:val="24"/>
+          <w:szCs w:val="24"/>
+          <w:lang w:val="hu-HU"/>
+        </w:rPr>
+        <w:t xml:space="preserve"> </w:t>
+      </w:r>
+      <w:r>
+        <w:rPr>
+          <w:sz w:val="24"/>
+          <w:szCs w:val="24"/>
+          <w:lang w:val="hu-HU"/>
+        </w:rPr>
+        <w:t>vehetnek</w:t>
+      </w:r>
+      <w:r>
+        <w:rPr>
+          <w:sz w:val="24"/>
+          <w:szCs w:val="24"/>
+          <w:lang w:val="hu-HU"/>
+        </w:rPr>
+        <w:t xml:space="preserve"> </w:t>
+      </w:r>
+      <w:r>
+        <w:rPr>
+          <w:sz w:val="24"/>
+          <w:szCs w:val="24"/>
+          <w:lang w:val="hu-HU"/>
+        </w:rPr>
+        <w:t>igénybe.</w:t>
+      </w:r>
+      <w:r>
+        <w:rPr>
+          <w:sz w:val="24"/>
+          <w:szCs w:val="24"/>
+          <w:lang w:val="hu-HU"/>
+        </w:rPr>
+        <w:t xml:space="preserve"> </w:t>
+      </w:r>
+      <w:r>
+        <w:rPr>
+          <w:sz w:val="24"/>
+          <w:szCs w:val="24"/>
+          <w:lang w:val="hu-HU"/>
+        </w:rPr>
+        <w:t>Itt</w:t>
       </w:r>
       <w:r>
         <w:rPr>
@@ -35712,102 +36748,7 @@
         </w:rPr>
         <w:t xml:space="preserve"> </w:t>
       </w:r>
-      <w:r>
-        <w:rPr>
-          <w:sz w:val="24"/>
-          <w:szCs w:val="24"/>
-          <w:lang w:val="hu-HU"/>
-        </w:rPr>
-        <w:t>oldal</w:t>
-      </w:r>
-      <w:r>
-        <w:rPr>
-          <w:sz w:val="24"/>
-          <w:szCs w:val="24"/>
-          <w:lang w:val="hu-HU"/>
-        </w:rPr>
-        <w:t xml:space="preserve"> </w:t>
-      </w:r>
-      <w:r>
-        <w:rPr>
-          <w:sz w:val="24"/>
-          <w:szCs w:val="24"/>
-          <w:lang w:val="hu-HU"/>
-        </w:rPr>
-        <w:t>adminnyai</w:t>
-      </w:r>
-      <w:r>
-        <w:rPr>
-          <w:sz w:val="24"/>
-          <w:szCs w:val="24"/>
-          <w:lang w:val="hu-HU"/>
-        </w:rPr>
-        <w:t xml:space="preserve"> </w:t>
-      </w:r>
-      <w:r>
-        <w:rPr>
-          <w:sz w:val="24"/>
-          <w:szCs w:val="24"/>
-          <w:lang w:val="hu-HU"/>
-        </w:rPr>
-        <w:t>vehetnek</w:t>
-      </w:r>
-      <w:r>
-        <w:rPr>
-          <w:sz w:val="24"/>
-          <w:szCs w:val="24"/>
-          <w:lang w:val="hu-HU"/>
-        </w:rPr>
-        <w:t xml:space="preserve"> </w:t>
-      </w:r>
-      <w:r>
-        <w:rPr>
-          <w:sz w:val="24"/>
-          <w:szCs w:val="24"/>
-          <w:lang w:val="hu-HU"/>
-        </w:rPr>
-        <w:t>igénybe.</w:t>
-      </w:r>
-      <w:r>
-        <w:rPr>
-          <w:sz w:val="24"/>
-          <w:szCs w:val="24"/>
-          <w:lang w:val="hu-HU"/>
-        </w:rPr>
-        <w:t xml:space="preserve"> </w:t>
-      </w:r>
-      <w:r>
-        <w:rPr>
-          <w:sz w:val="24"/>
-          <w:szCs w:val="24"/>
-          <w:lang w:val="hu-HU"/>
-        </w:rPr>
-        <w:t>Itt</w:t>
-      </w:r>
-      <w:r>
-        <w:rPr>
-          <w:sz w:val="24"/>
-          <w:szCs w:val="24"/>
-          <w:lang w:val="hu-HU"/>
-        </w:rPr>
-        <w:t xml:space="preserve"> </w:t>
-      </w:r>
-      <w:r>
-        <w:rPr>
-          <w:sz w:val="24"/>
-          <w:szCs w:val="24"/>
-          <w:lang w:val="hu-HU"/>
-        </w:rPr>
-        <w:t>az</w:t>
-      </w:r>
-      <w:r>
-        <w:rPr>
-          <w:sz w:val="24"/>
-          <w:szCs w:val="24"/>
-          <w:lang w:val="hu-HU"/>
-        </w:rPr>
-        <w:t xml:space="preserve"> </w:t>
-      </w:r>
+      <w:proofErr w:type="spellStart"/>
       <w:r>
         <w:rPr>
           <w:sz w:val="24"/>
@@ -35816,6 +36757,7 @@
         </w:rPr>
         <w:t>adminok</w:t>
       </w:r>
+      <w:proofErr w:type="spellEnd"/>
       <w:r>
         <w:rPr>
           <w:sz w:val="24"/>
@@ -35918,6 +36860,14 @@
           <w:szCs w:val="24"/>
           <w:lang w:val="hu-HU"/>
         </w:rPr>
+        <w:t xml:space="preserve"> vagy törölni</w:t>
+      </w:r>
+      <w:r>
+        <w:rPr>
+          <w:sz w:val="24"/>
+          <w:szCs w:val="24"/>
+          <w:lang w:val="hu-HU"/>
+        </w:rPr>
         <w:t xml:space="preserve"> </w:t>
       </w:r>
       <w:r>
@@ -35950,36 +36900,13 @@
           <w:szCs w:val="24"/>
           <w:lang w:val="hu-HU"/>
         </w:rPr>
-        <w:t xml:space="preserve"> </w:t>
-      </w:r>
-      <w:r>
-        <w:rPr>
-          <w:sz w:val="24"/>
-          <w:szCs w:val="24"/>
-          <w:lang w:val="hu-HU"/>
-        </w:rPr>
-        <w:t>vagy</w:t>
-      </w:r>
-      <w:r>
-        <w:rPr>
-          <w:sz w:val="24"/>
-          <w:szCs w:val="24"/>
-          <w:lang w:val="hu-HU"/>
-        </w:rPr>
-        <w:t xml:space="preserve"> </w:t>
-      </w:r>
-      <w:r>
-        <w:rPr>
-          <w:sz w:val="24"/>
-          <w:szCs w:val="24"/>
-          <w:lang w:val="hu-HU"/>
-        </w:rPr>
-        <w:t>törölni.</w:t>
+        <w:t>.</w:t>
       </w:r>
     </w:p>
     <w:p>
       <w:pPr>
         <w:spacing w:line="360" w:lineRule="auto"/>
+        <w:jc w:val="both"/>
         <w:rPr>
           <w:sz w:val="24"/>
           <w:szCs w:val="24"/>
@@ -36024,7 +36951,7 @@
           <w:szCs w:val="24"/>
           <w:lang w:val="hu-HU"/>
         </w:rPr>
-        <w:t>fiókjaitt</w:t>
+        <w:t>fiókjait</w:t>
       </w:r>
       <w:r>
         <w:rPr>
@@ -36152,6 +37079,14 @@
           <w:szCs w:val="24"/>
           <w:lang w:val="hu-HU"/>
         </w:rPr>
+        <w:t xml:space="preserve">képesek </w:t>
+      </w:r>
+      <w:r>
+        <w:rPr>
+          <w:sz w:val="24"/>
+          <w:szCs w:val="24"/>
+          <w:lang w:val="hu-HU"/>
+        </w:rPr>
         <w:t>más</w:t>
       </w:r>
       <w:r>
@@ -36162,6 +37097,7 @@
         </w:rPr>
         <w:t xml:space="preserve"> </w:t>
       </w:r>
+      <w:proofErr w:type="spellStart"/>
       <w:r>
         <w:rPr>
           <w:sz w:val="24"/>
@@ -36170,6 +37106,7 @@
         </w:rPr>
         <w:t>adminokat</w:t>
       </w:r>
+      <w:proofErr w:type="spellEnd"/>
       <w:r>
         <w:rPr>
           <w:sz w:val="24"/>
@@ -36242,13 +37179,23 @@
         </w:rPr>
         <w:t xml:space="preserve"> </w:t>
       </w:r>
-      <w:r>
-        <w:rPr>
-          <w:sz w:val="24"/>
-          <w:szCs w:val="24"/>
-          <w:lang w:val="hu-HU"/>
-        </w:rPr>
-        <w:t>adminná.</w:t>
+      <w:proofErr w:type="spellStart"/>
+      <w:r>
+        <w:rPr>
+          <w:sz w:val="24"/>
+          <w:szCs w:val="24"/>
+          <w:lang w:val="hu-HU"/>
+        </w:rPr>
+        <w:t>adminná</w:t>
+      </w:r>
+      <w:proofErr w:type="spellEnd"/>
+      <w:r>
+        <w:rPr>
+          <w:sz w:val="24"/>
+          <w:szCs w:val="24"/>
+          <w:lang w:val="hu-HU"/>
+        </w:rPr>
+        <w:t>.</w:t>
       </w:r>
     </w:p>
     <w:p>
@@ -36377,6 +37324,7 @@
     <w:p>
       <w:pPr>
         <w:spacing w:line="360" w:lineRule="auto"/>
+        <w:jc w:val="both"/>
         <w:rPr>
           <w:sz w:val="24"/>
           <w:szCs w:val="24"/>
@@ -36587,6 +37535,7 @@
     <w:p>
       <w:pPr>
         <w:spacing w:line="360" w:lineRule="auto"/>
+        <w:jc w:val="both"/>
         <w:rPr>
           <w:sz w:val="24"/>
           <w:szCs w:val="24"/>
@@ -36695,7 +37644,23 @@
           <w:szCs w:val="24"/>
           <w:lang w:val="hu-HU"/>
         </w:rPr>
-        <w:t>bonttuk</w:t>
+        <w:t>bont</w:t>
+      </w:r>
+      <w:r>
+        <w:rPr>
+          <w:sz w:val="24"/>
+          <w:szCs w:val="24"/>
+          <w:lang w:val="hu-HU"/>
+        </w:rPr>
+        <w:t>ott</w:t>
+      </w:r>
+      <w:r>
+        <w:rPr>
+          <w:sz w:val="24"/>
+          <w:szCs w:val="24"/>
+          <w:lang w:val="hu-HU"/>
+        </w:rPr>
+        <w:t>uk</w:t>
       </w:r>
       <w:r>
         <w:rPr>
@@ -36765,6 +37730,7 @@
     <w:p>
       <w:pPr>
         <w:spacing w:line="360" w:lineRule="auto"/>
+        <w:jc w:val="both"/>
         <w:rPr>
           <w:sz w:val="24"/>
           <w:szCs w:val="24"/>
@@ -36841,7 +37807,23 @@
           <w:szCs w:val="24"/>
           <w:lang w:val="hu-HU"/>
         </w:rPr>
-        <w:t>gombal</w:t>
+        <w:t>gom</w:t>
+      </w:r>
+      <w:r>
+        <w:rPr>
+          <w:sz w:val="24"/>
+          <w:szCs w:val="24"/>
+          <w:lang w:val="hu-HU"/>
+        </w:rPr>
+        <w:t>b</w:t>
+      </w:r>
+      <w:r>
+        <w:rPr>
+          <w:sz w:val="24"/>
+          <w:szCs w:val="24"/>
+          <w:lang w:val="hu-HU"/>
+        </w:rPr>
+        <w:t>bal</w:t>
       </w:r>
       <w:r>
         <w:rPr>
@@ -36921,7 +37903,23 @@
           <w:szCs w:val="24"/>
           <w:lang w:val="hu-HU"/>
         </w:rPr>
-        <w:t>rávéve</w:t>
+        <w:t>rá</w:t>
+      </w:r>
+      <w:r>
+        <w:rPr>
+          <w:sz w:val="24"/>
+          <w:szCs w:val="24"/>
+          <w:lang w:val="hu-HU"/>
+        </w:rPr>
+        <w:t xml:space="preserve"> </w:t>
+      </w:r>
+      <w:r>
+        <w:rPr>
+          <w:sz w:val="24"/>
+          <w:szCs w:val="24"/>
+          <w:lang w:val="hu-HU"/>
+        </w:rPr>
+        <w:t>véve</w:t>
       </w:r>
       <w:r>
         <w:rPr>
@@ -36985,7 +37983,39 @@
           <w:szCs w:val="24"/>
           <w:lang w:val="hu-HU"/>
         </w:rPr>
-        <w:t>megfordúl</w:t>
+        <w:t>meg</w:t>
+      </w:r>
+      <w:r>
+        <w:rPr>
+          <w:sz w:val="24"/>
+          <w:szCs w:val="24"/>
+          <w:lang w:val="hu-HU"/>
+        </w:rPr>
+        <w:t xml:space="preserve"> </w:t>
+      </w:r>
+      <w:r>
+        <w:rPr>
+          <w:sz w:val="24"/>
+          <w:szCs w:val="24"/>
+          <w:lang w:val="hu-HU"/>
+        </w:rPr>
+        <w:t>for</w:t>
+      </w:r>
+      <w:r>
+        <w:rPr>
+          <w:sz w:val="24"/>
+          <w:szCs w:val="24"/>
+          <w:lang w:val="hu-HU"/>
+        </w:rPr>
+        <w:t>du</w:t>
+      </w:r>
+      <w:r>
+        <w:rPr>
+          <w:sz w:val="24"/>
+          <w:szCs w:val="24"/>
+          <w:lang w:val="hu-HU"/>
+        </w:rPr>
+        <w:t>l</w:t>
       </w:r>
       <w:r>
         <w:rPr>
@@ -37375,6 +38405,7 @@
     <w:p>
       <w:pPr>
         <w:spacing w:line="360" w:lineRule="auto"/>
+        <w:jc w:val="both"/>
         <w:rPr>
           <w:sz w:val="24"/>
           <w:szCs w:val="24"/>
@@ -37701,14 +38732,24 @@
         </w:rPr>
         <w:t xml:space="preserve"> </w:t>
       </w:r>
-      <w:r>
-        <w:rPr>
-          <w:sz w:val="24"/>
-          <w:szCs w:val="24"/>
-          <w:lang w:val="hu-HU"/>
-        </w:rPr>
-        <w:t>kommentelni</w:t>
-      </w:r>
+      <w:proofErr w:type="spellStart"/>
+      <w:r>
+        <w:rPr>
+          <w:sz w:val="24"/>
+          <w:szCs w:val="24"/>
+          <w:lang w:val="hu-HU"/>
+        </w:rPr>
+        <w:t>k</w:t>
+      </w:r>
+      <w:r>
+        <w:rPr>
+          <w:sz w:val="24"/>
+          <w:szCs w:val="24"/>
+          <w:lang w:val="hu-HU"/>
+        </w:rPr>
+        <w:t>ommentelni</w:t>
+      </w:r>
+      <w:proofErr w:type="spellEnd"/>
       <w:r>
         <w:rPr>
           <w:sz w:val="24"/>
@@ -37803,23 +38844,55 @@
           <w:szCs w:val="24"/>
           <w:lang w:val="hu-HU"/>
         </w:rPr>
-        <w:t>reagláni</w:t>
-      </w:r>
-      <w:r>
-        <w:rPr>
-          <w:sz w:val="24"/>
-          <w:szCs w:val="24"/>
-          <w:lang w:val="hu-HU"/>
-        </w:rPr>
-        <w:t xml:space="preserve"> </w:t>
-      </w:r>
-      <w:r>
-        <w:rPr>
-          <w:sz w:val="24"/>
-          <w:szCs w:val="24"/>
-          <w:lang w:val="hu-HU"/>
-        </w:rPr>
-        <w:t>@(felahsználó)</w:t>
+        <w:t>reag</w:t>
+      </w:r>
+      <w:r>
+        <w:rPr>
+          <w:sz w:val="24"/>
+          <w:szCs w:val="24"/>
+          <w:lang w:val="hu-HU"/>
+        </w:rPr>
+        <w:t>á</w:t>
+      </w:r>
+      <w:r>
+        <w:rPr>
+          <w:sz w:val="24"/>
+          <w:szCs w:val="24"/>
+          <w:lang w:val="hu-HU"/>
+        </w:rPr>
+        <w:t>lni</w:t>
+      </w:r>
+      <w:r>
+        <w:rPr>
+          <w:sz w:val="24"/>
+          <w:szCs w:val="24"/>
+          <w:lang w:val="hu-HU"/>
+        </w:rPr>
+        <w:t xml:space="preserve"> </w:t>
+      </w:r>
+      <w:r>
+        <w:rPr>
+          <w:sz w:val="24"/>
+          <w:szCs w:val="24"/>
+          <w:lang w:val="hu-HU"/>
+        </w:rPr>
+        <w:t>@(felh</w:t>
+      </w:r>
+      <w:r>
+        <w:rPr>
+          <w:sz w:val="24"/>
+          <w:szCs w:val="24"/>
+          <w:lang w:val="hu-HU"/>
+        </w:rPr>
+        <w:t>a</w:t>
+      </w:r>
+      <w:r>
+        <w:rPr>
+          <w:sz w:val="24"/>
+          <w:szCs w:val="24"/>
+          <w:lang w:val="hu-HU"/>
+        </w:rPr>
+        <w:t>sználó)</w:t>
       </w:r>
       <w:r>
         <w:rPr>
@@ -37982,22 +39055,6 @@
           <w:lang w:val="hu-HU"/>
         </w:rPr>
         <w:lastRenderedPageBreak/>
-        <w:t>.</w:t>
-      </w:r>
-      <w:r>
-        <w:rPr>
-          <w:sz w:val="24"/>
-          <w:szCs w:val="24"/>
-          <w:lang w:val="hu-HU"/>
-        </w:rPr>
-        <w:t xml:space="preserve"> </w:t>
-      </w:r>
-      <w:r>
-        <w:rPr>
-          <w:sz w:val="24"/>
-          <w:szCs w:val="24"/>
-          <w:lang w:val="hu-HU"/>
-        </w:rPr>
         <w:t>Amennyiben</w:t>
       </w:r>
       <w:r>
@@ -38344,6 +39401,7 @@
         </w:rPr>
         <w:t xml:space="preserve"> </w:t>
       </w:r>
+      <w:proofErr w:type="spellStart"/>
       <w:r>
         <w:rPr>
           <w:sz w:val="24"/>
@@ -38352,6 +39410,7 @@
         </w:rPr>
         <w:t>kommentelni</w:t>
       </w:r>
+      <w:proofErr w:type="spellEnd"/>
       <w:r>
         <w:rPr>
           <w:sz w:val="24"/>
@@ -38671,7 +39730,23 @@
           <w:szCs w:val="24"/>
           <w:lang w:val="hu-HU"/>
         </w:rPr>
-        <w:t>mentes.Sok</w:t>
+        <w:t>mentes.</w:t>
+      </w:r>
+      <w:r>
+        <w:rPr>
+          <w:sz w:val="24"/>
+          <w:szCs w:val="24"/>
+          <w:lang w:val="hu-HU"/>
+        </w:rPr>
+        <w:t xml:space="preserve"> </w:t>
+      </w:r>
+      <w:r>
+        <w:rPr>
+          <w:sz w:val="24"/>
+          <w:szCs w:val="24"/>
+          <w:lang w:val="hu-HU"/>
+        </w:rPr>
+        <w:t>Sok</w:t>
       </w:r>
       <w:r>
         <w:rPr>
@@ -38863,7 +39938,23 @@
           <w:szCs w:val="24"/>
           <w:lang w:val="hu-HU"/>
         </w:rPr>
-        <w:t>összetartotunk</w:t>
+        <w:t>összetarto</w:t>
+      </w:r>
+      <w:r>
+        <w:rPr>
+          <w:sz w:val="24"/>
+          <w:szCs w:val="24"/>
+          <w:lang w:val="hu-HU"/>
+        </w:rPr>
+        <w:t>t</w:t>
+      </w:r>
+      <w:r>
+        <w:rPr>
+          <w:sz w:val="24"/>
+          <w:szCs w:val="24"/>
+          <w:lang w:val="hu-HU"/>
+        </w:rPr>
+        <w:t>tunk</w:t>
       </w:r>
       <w:r>
         <w:rPr>
@@ -39167,7 +40258,23 @@
           <w:szCs w:val="24"/>
           <w:lang w:val="hu-HU"/>
         </w:rPr>
-        <w:t>csiszolni.Ez</w:t>
+        <w:t>csiszolni.</w:t>
+      </w:r>
+      <w:r>
+        <w:rPr>
+          <w:sz w:val="24"/>
+          <w:szCs w:val="24"/>
+          <w:lang w:val="hu-HU"/>
+        </w:rPr>
+        <w:t xml:space="preserve"> </w:t>
+      </w:r>
+      <w:r>
+        <w:rPr>
+          <w:sz w:val="24"/>
+          <w:szCs w:val="24"/>
+          <w:lang w:val="hu-HU"/>
+        </w:rPr>
+        <w:t>Ez</w:t>
       </w:r>
       <w:r>
         <w:rPr>
@@ -39199,7 +40306,7 @@
           <w:szCs w:val="24"/>
           <w:lang w:val="hu-HU"/>
         </w:rPr>
-        <w:t>rengetegett</w:t>
+        <w:t>rengeteget</w:t>
       </w:r>
       <w:r>
         <w:rPr>
@@ -39303,6 +40410,14 @@
           <w:szCs w:val="24"/>
           <w:lang w:val="hu-HU"/>
         </w:rPr>
+        <w:t xml:space="preserve"> </w:t>
+      </w:r>
+      <w:r>
+        <w:rPr>
+          <w:sz w:val="24"/>
+          <w:szCs w:val="24"/>
+          <w:lang w:val="hu-HU"/>
+        </w:rPr>
         <w:t>Az</w:t>
       </w:r>
       <w:r>
@@ -39319,7 +40434,23 @@
           <w:szCs w:val="24"/>
           <w:lang w:val="hu-HU"/>
         </w:rPr>
-        <w:t>oldaunk</w:t>
+        <w:t>olda</w:t>
+      </w:r>
+      <w:r>
+        <w:rPr>
+          <w:sz w:val="24"/>
+          <w:szCs w:val="24"/>
+          <w:lang w:val="hu-HU"/>
+        </w:rPr>
+        <w:t>lú</w:t>
+      </w:r>
+      <w:r>
+        <w:rPr>
+          <w:sz w:val="24"/>
+          <w:szCs w:val="24"/>
+          <w:lang w:val="hu-HU"/>
+        </w:rPr>
+        <w:t>nk</w:t>
       </w:r>
       <w:r>
         <w:rPr>
@@ -39383,7 +40514,7 @@
           <w:szCs w:val="24"/>
           <w:lang w:val="hu-HU"/>
         </w:rPr>
-        <w:t>öttletünk</w:t>
+        <w:t>ötletünk</w:t>
       </w:r>
       <w:r>
         <w:rPr>
@@ -40203,7 +41334,7 @@
 </file>
 
 <file path=word/styles.xml><?xml version="1.0" encoding="utf-8"?>
-<w:styles xmlns:mc="http://schemas.openxmlformats.org/markup-compatibility/2006" xmlns:r="http://schemas.openxmlformats.org/officeDocument/2006/relationships" xmlns:w="http://schemas.openxmlformats.org/wordprocessingml/2006/main" xmlns:w14="http://schemas.microsoft.com/office/word/2010/wordml" xmlns:w15="http://schemas.microsoft.com/office/word/2012/wordml" xmlns:w16se="http://schemas.microsoft.com/office/word/2015/wordml/symex" mc:Ignorable="w14 w15 w16se">
+<w:styles xmlns:mc="http://schemas.openxmlformats.org/markup-compatibility/2006" xmlns:r="http://schemas.openxmlformats.org/officeDocument/2006/relationships" xmlns:w="http://schemas.openxmlformats.org/wordprocessingml/2006/main" xmlns:w14="http://schemas.microsoft.com/office/word/2010/wordml" xmlns:w15="http://schemas.microsoft.com/office/word/2012/wordml" xmlns:w16cid="http://schemas.microsoft.com/office/word/2016/wordml/cid" xmlns:w16se="http://schemas.microsoft.com/office/word/2015/wordml/symex" mc:Ignorable="w14 w15 w16se w16cid">
   <w:docDefaults>
     <w:rPrDefault>
       <w:rPr>
@@ -40219,7 +41350,7 @@
       </w:pPr>
     </w:pPrDefault>
   </w:docDefaults>
-  <w:latentStyles w:defLockedState="0" w:defUIPriority="99" w:defSemiHidden="0" w:defUnhideWhenUsed="0" w:defQFormat="0" w:count="371">
+  <w:latentStyles w:defLockedState="0" w:defUIPriority="99" w:defSemiHidden="0" w:defUnhideWhenUsed="0" w:defQFormat="0" w:count="375">
     <w:lsdException w:name="Normal" w:uiPriority="0" w:qFormat="1"/>
     <w:lsdException w:name="heading 1" w:uiPriority="9" w:qFormat="1"/>
     <w:lsdException w:name="heading 2" w:semiHidden="1" w:uiPriority="9" w:unhideWhenUsed="1" w:qFormat="1"/>
@@ -40325,7 +41456,6 @@
     <w:lsdException w:name="HTML Sample" w:semiHidden="1" w:unhideWhenUsed="1"/>
     <w:lsdException w:name="HTML Typewriter" w:semiHidden="1" w:unhideWhenUsed="1"/>
     <w:lsdException w:name="HTML Variable" w:semiHidden="1" w:unhideWhenUsed="1"/>
-    <w:lsdException w:name="Normal Table" w:semiHidden="1" w:unhideWhenUsed="1"/>
     <w:lsdException w:name="annotation subject" w:semiHidden="1" w:unhideWhenUsed="1"/>
     <w:lsdException w:name="No List" w:semiHidden="1" w:unhideWhenUsed="1"/>
     <w:lsdException w:name="Outline List 1" w:semiHidden="1" w:unhideWhenUsed="1"/>
@@ -40369,10 +41499,8 @@
     <w:lsdException w:name="Table Elegant" w:semiHidden="1" w:unhideWhenUsed="1"/>
     <w:lsdException w:name="Table Professional" w:semiHidden="1" w:unhideWhenUsed="1"/>
     <w:lsdException w:name="Table Subtle 1" w:semiHidden="1" w:unhideWhenUsed="1"/>
-    <w:lsdException w:name="Table Subtle 2" w:semiHidden="1" w:unhideWhenUsed="1"/>
     <w:lsdException w:name="Table Web 1" w:semiHidden="1" w:unhideWhenUsed="1"/>
     <w:lsdException w:name="Table Web 2" w:semiHidden="1" w:unhideWhenUsed="1"/>
-    <w:lsdException w:name="Table Web 3" w:semiHidden="1" w:unhideWhenUsed="1"/>
     <w:lsdException w:name="Balloon Text" w:semiHidden="1" w:unhideWhenUsed="1"/>
     <w:lsdException w:name="Table Grid" w:uiPriority="39"/>
     <w:lsdException w:name="Table Theme" w:semiHidden="1" w:unhideWhenUsed="1"/>
@@ -40591,6 +41719,10 @@
     <w:lsdException w:name="List Table 5 Dark Accent 6" w:uiPriority="50"/>
     <w:lsdException w:name="List Table 6 Colorful Accent 6" w:uiPriority="51"/>
     <w:lsdException w:name="List Table 7 Colorful Accent 6" w:uiPriority="52"/>
+    <w:lsdException w:name="Mention" w:semiHidden="1" w:unhideWhenUsed="1"/>
+    <w:lsdException w:name="Smart Hyperlink" w:semiHidden="1" w:unhideWhenUsed="1"/>
+    <w:lsdException w:name="Hashtag" w:semiHidden="1" w:unhideWhenUsed="1"/>
+    <w:lsdException w:name="Unresolved Mention" w:semiHidden="1" w:unhideWhenUsed="1"/>
   </w:latentStyles>
   <w:style w:type="paragraph" w:default="1" w:styleId="Norml">
     <w:name w:val="Normal"/>
@@ -41206,7 +42338,7 @@
 </file>
 
 <file path=customXml/itemProps1.xml><?xml version="1.0" encoding="utf-8"?>
-<ds:datastoreItem xmlns:ds="http://schemas.openxmlformats.org/officeDocument/2006/customXml" ds:itemID="{45C296E8-513E-436C-8D70-7128756D062E}">
+<ds:datastoreItem xmlns:ds="http://schemas.openxmlformats.org/officeDocument/2006/customXml" ds:itemID="{734D853A-4CDF-4297-8857-6058330898FB}">
   <ds:schemaRefs>
     <ds:schemaRef ds:uri="http://schemas.openxmlformats.org/officeDocument/2006/bibliography"/>
   </ds:schemaRefs>

--- a/ClassicGarage_dokumentum .docx
+++ b/ClassicGarage_dokumentum .docx
@@ -1,6 +1,6 @@
 
 <file path=word/document.xml><?xml version="1.0" encoding="utf-8"?>
-<w:document xmlns:wpc="http://schemas.microsoft.com/office/word/2010/wordprocessingCanvas" xmlns:cx="http://schemas.microsoft.com/office/drawing/2014/chartex" xmlns:cx1="http://schemas.microsoft.com/office/drawing/2015/9/8/chartex" xmlns:cx2="http://schemas.microsoft.com/office/drawing/2015/10/21/chartex" xmlns:cx3="http://schemas.microsoft.com/office/drawing/2016/5/9/chartex" xmlns:cx4="http://schemas.microsoft.com/office/drawing/2016/5/10/chartex" xmlns:cx5="http://schemas.microsoft.com/office/drawing/2016/5/11/chartex" xmlns:cx6="http://schemas.microsoft.com/office/drawing/2016/5/12/chartex" xmlns:cx7="http://schemas.microsoft.com/office/drawing/2016/5/13/chartex" xmlns:cx8="http://schemas.microsoft.com/office/drawing/2016/5/14/chartex" xmlns:mc="http://schemas.openxmlformats.org/markup-compatibility/2006" xmlns:aink="http://schemas.microsoft.com/office/drawing/2016/ink" xmlns:am3d="http://schemas.microsoft.com/office/drawing/2017/model3d" xmlns:o="urn:schemas-microsoft-com:office:office" xmlns:r="http://schemas.openxmlformats.org/officeDocument/2006/relationships" xmlns:m="http://schemas.openxmlformats.org/officeDocument/2006/math" xmlns:v="urn:schemas-microsoft-com:vml" xmlns:wp14="http://schemas.microsoft.com/office/word/2010/wordprocessingDrawing" xmlns:wp="http://schemas.openxmlformats.org/drawingml/2006/wordprocessingDrawing" xmlns:w10="urn:schemas-microsoft-com:office:word" xmlns:w="http://schemas.openxmlformats.org/wordprocessingml/2006/main" xmlns:w14="http://schemas.microsoft.com/office/word/2010/wordml" xmlns:w15="http://schemas.microsoft.com/office/word/2012/wordml" xmlns:w16cid="http://schemas.microsoft.com/office/word/2016/wordml/cid" xmlns:w16se="http://schemas.microsoft.com/office/word/2015/wordml/symex" xmlns:wpg="http://schemas.microsoft.com/office/word/2010/wordprocessingGroup" xmlns:wpi="http://schemas.microsoft.com/office/word/2010/wordprocessingInk" xmlns:wne="http://schemas.microsoft.com/office/word/2006/wordml" xmlns:wps="http://schemas.microsoft.com/office/word/2010/wordprocessingShape" mc:Ignorable="w14 w15 w16se w16cid wp14">
+<w:document xmlns:wpc="http://schemas.microsoft.com/office/word/2010/wordprocessingCanvas" xmlns:cx="http://schemas.microsoft.com/office/drawing/2014/chartex" xmlns:mc="http://schemas.openxmlformats.org/markup-compatibility/2006" xmlns:o="urn:schemas-microsoft-com:office:office" xmlns:r="http://schemas.openxmlformats.org/officeDocument/2006/relationships" xmlns:m="http://schemas.openxmlformats.org/officeDocument/2006/math" xmlns:v="urn:schemas-microsoft-com:vml" xmlns:wp14="http://schemas.microsoft.com/office/word/2010/wordprocessingDrawing" xmlns:wp="http://schemas.openxmlformats.org/drawingml/2006/wordprocessingDrawing" xmlns:w10="urn:schemas-microsoft-com:office:word" xmlns:w="http://schemas.openxmlformats.org/wordprocessingml/2006/main" xmlns:w14="http://schemas.microsoft.com/office/word/2010/wordml" xmlns:w15="http://schemas.microsoft.com/office/word/2012/wordml" xmlns:w16se="http://schemas.microsoft.com/office/word/2015/wordml/symex" xmlns:wpg="http://schemas.microsoft.com/office/word/2010/wordprocessingGroup" xmlns:wpi="http://schemas.microsoft.com/office/word/2010/wordprocessingInk" xmlns:wne="http://schemas.microsoft.com/office/word/2006/wordml" xmlns:wps="http://schemas.microsoft.com/office/word/2010/wordprocessingShape" mc:Ignorable="w14 w15 w16se wp14">
   <w:body>
     <w:p>
       <w:pPr>
@@ -338,7 +338,6 @@
           <w:szCs w:val="24"/>
         </w:rPr>
       </w:pPr>
-      <w:proofErr w:type="spellStart"/>
       <w:r>
         <w:rPr>
           <w:sz w:val="24"/>
@@ -346,7 +345,6 @@
         </w:rPr>
         <w:t>Pónuzs</w:t>
       </w:r>
-      <w:proofErr w:type="spellEnd"/>
       <w:r>
         <w:rPr>
           <w:sz w:val="24"/>
@@ -3449,37 +3447,19 @@
         </w:rPr>
         <w:t xml:space="preserve"> </w:t>
       </w:r>
-      <w:proofErr w:type="spellStart"/>
-      <w:r>
-        <w:rPr>
-          <w:sz w:val="24"/>
-          <w:szCs w:val="24"/>
-        </w:rPr>
-        <w:t>ret</w:t>
-      </w:r>
-      <w:bookmarkStart w:id="1" w:name="_GoBack"/>
-      <w:bookmarkEnd w:id="1"/>
-      <w:r>
-        <w:rPr>
-          <w:sz w:val="24"/>
-          <w:szCs w:val="24"/>
-        </w:rPr>
-        <w:t>r</w:t>
-      </w:r>
-      <w:r>
-        <w:rPr>
-          <w:sz w:val="24"/>
-          <w:szCs w:val="24"/>
-        </w:rPr>
-        <w:t>ó</w:t>
-      </w:r>
-      <w:proofErr w:type="spellEnd"/>
-      <w:r>
-        <w:rPr>
-          <w:sz w:val="24"/>
-          <w:szCs w:val="24"/>
-        </w:rPr>
-        <w:t xml:space="preserve"> </w:t>
+      <w:r>
+        <w:rPr>
+          <w:sz w:val="24"/>
+          <w:szCs w:val="24"/>
+        </w:rPr>
+        <w:t>retr</w:t>
+      </w:r>
+      <w:r>
+        <w:rPr>
+          <w:sz w:val="24"/>
+          <w:szCs w:val="24"/>
+        </w:rPr>
+        <w:t xml:space="preserve">ó </w:t>
       </w:r>
       <w:r>
         <w:rPr>
@@ -4474,7 +4454,6 @@
         </w:rPr>
         <w:t xml:space="preserve"> </w:t>
       </w:r>
-      <w:proofErr w:type="spellStart"/>
       <w:r>
         <w:rPr>
           <w:sz w:val="24"/>
@@ -4482,7 +4461,6 @@
         </w:rPr>
         <w:t>kutátsunk</w:t>
       </w:r>
-      <w:proofErr w:type="spellEnd"/>
       <w:r>
         <w:rPr>
           <w:sz w:val="24"/>
@@ -4532,7 +4510,6 @@
         </w:rPr>
         <w:t xml:space="preserve"> </w:t>
       </w:r>
-      <w:proofErr w:type="spellStart"/>
       <w:r>
         <w:rPr>
           <w:sz w:val="24"/>
@@ -4540,7 +4517,6 @@
         </w:rPr>
         <w:t>retró</w:t>
       </w:r>
-      <w:proofErr w:type="spellEnd"/>
       <w:r>
         <w:rPr>
           <w:sz w:val="24"/>
@@ -4886,7 +4862,7 @@
           <w:szCs w:val="32"/>
         </w:rPr>
       </w:pPr>
-      <w:bookmarkStart w:id="2" w:name="_Toc194342574"/>
+      <w:bookmarkStart w:id="1" w:name="_Toc194342574"/>
       <w:r>
         <w:rPr>
           <w:b/>
@@ -4896,7 +4872,7 @@
         <w:lastRenderedPageBreak/>
         <w:t>Kommunikáció</w:t>
       </w:r>
-      <w:bookmarkEnd w:id="2"/>
+      <w:bookmarkEnd w:id="1"/>
     </w:p>
     <w:p>
       <w:pPr>
@@ -5295,7 +5271,6 @@
         </w:rPr>
         <w:t xml:space="preserve"> </w:t>
       </w:r>
-      <w:proofErr w:type="spellStart"/>
       <w:r>
         <w:rPr>
           <w:sz w:val="24"/>
@@ -5303,7 +5278,6 @@
         </w:rPr>
         <w:t>discordról</w:t>
       </w:r>
-      <w:proofErr w:type="spellEnd"/>
       <w:r>
         <w:rPr>
           <w:sz w:val="24"/>
@@ -5325,7 +5299,6 @@
         </w:rPr>
         <w:t xml:space="preserve"> </w:t>
       </w:r>
-      <w:proofErr w:type="spellStart"/>
       <w:r>
         <w:rPr>
           <w:sz w:val="24"/>
@@ -5333,7 +5306,6 @@
         </w:rPr>
         <w:t>messengerről</w:t>
       </w:r>
-      <w:proofErr w:type="spellEnd"/>
       <w:r>
         <w:rPr>
           <w:sz w:val="24"/>
@@ -5383,7 +5355,6 @@
         </w:rPr>
         <w:t xml:space="preserve"> </w:t>
       </w:r>
-      <w:proofErr w:type="spellStart"/>
       <w:r>
         <w:rPr>
           <w:sz w:val="24"/>
@@ -5391,7 +5362,6 @@
         </w:rPr>
         <w:t>Trellot</w:t>
       </w:r>
-      <w:proofErr w:type="spellEnd"/>
       <w:r>
         <w:rPr>
           <w:sz w:val="24"/>
@@ -5434,26 +5404,16 @@
           <w:szCs w:val="24"/>
         </w:rPr>
       </w:pPr>
-      <w:bookmarkStart w:id="3" w:name="_Toc194342575"/>
-      <w:proofErr w:type="spellStart"/>
+      <w:bookmarkStart w:id="2" w:name="_Toc194342575"/>
       <w:r>
         <w:rPr>
           <w:b/>
           <w:sz w:val="24"/>
           <w:szCs w:val="24"/>
         </w:rPr>
-        <w:t>Trello</w:t>
-      </w:r>
-      <w:proofErr w:type="spellEnd"/>
-      <w:r>
-        <w:rPr>
-          <w:b/>
-          <w:sz w:val="24"/>
-          <w:szCs w:val="24"/>
-        </w:rPr>
-        <w:t>:</w:t>
-      </w:r>
-      <w:bookmarkEnd w:id="3"/>
+        <w:t>Trello:</w:t>
+      </w:r>
+      <w:bookmarkEnd w:id="2"/>
     </w:p>
     <w:p>
       <w:pPr>
@@ -6275,26 +6235,16 @@
           <w:szCs w:val="24"/>
         </w:rPr>
       </w:pPr>
-      <w:bookmarkStart w:id="4" w:name="_Toc194342576"/>
-      <w:proofErr w:type="spellStart"/>
+      <w:bookmarkStart w:id="3" w:name="_Toc194342576"/>
       <w:r>
         <w:rPr>
           <w:b/>
           <w:sz w:val="24"/>
           <w:szCs w:val="24"/>
         </w:rPr>
-        <w:t>Github</w:t>
-      </w:r>
-      <w:proofErr w:type="spellEnd"/>
-      <w:r>
-        <w:rPr>
-          <w:b/>
-          <w:sz w:val="24"/>
-          <w:szCs w:val="24"/>
-        </w:rPr>
-        <w:t>:</w:t>
-      </w:r>
-      <w:bookmarkEnd w:id="4"/>
+        <w:t>Github:</w:t>
+      </w:r>
+      <w:bookmarkEnd w:id="3"/>
     </w:p>
     <w:p>
       <w:pPr>
@@ -6550,7 +6500,6 @@
         </w:rPr>
         <w:t xml:space="preserve"> </w:t>
       </w:r>
-      <w:proofErr w:type="spellStart"/>
       <w:r>
         <w:rPr>
           <w:rFonts w:ascii="Arial" w:hAnsi="Arial" w:cs="Arial"/>
@@ -6558,7 +6507,6 @@
         </w:rPr>
         <w:t>Git</w:t>
       </w:r>
-      <w:proofErr w:type="spellEnd"/>
       <w:r>
         <w:rPr>
           <w:rFonts w:ascii="Arial" w:hAnsi="Arial" w:cs="Arial"/>
@@ -7193,7 +7141,7 @@
           <w:szCs w:val="32"/>
         </w:rPr>
       </w:pPr>
-      <w:bookmarkStart w:id="5" w:name="_Toc194342577"/>
+      <w:bookmarkStart w:id="4" w:name="_Toc194342577"/>
       <w:r>
         <w:rPr>
           <w:b/>
@@ -7283,7 +7231,7 @@
         </w:rPr>
         <w:t>technológiák</w:t>
       </w:r>
-      <w:bookmarkEnd w:id="5"/>
+      <w:bookmarkEnd w:id="4"/>
     </w:p>
     <w:p>
       <w:pPr>
@@ -7946,26 +7894,16 @@
           <w:szCs w:val="24"/>
         </w:rPr>
       </w:pPr>
-      <w:bookmarkStart w:id="6" w:name="_Toc194342578"/>
-      <w:proofErr w:type="spellStart"/>
+      <w:bookmarkStart w:id="5" w:name="_Toc194342578"/>
       <w:r>
         <w:rPr>
           <w:b/>
           <w:sz w:val="24"/>
           <w:szCs w:val="24"/>
         </w:rPr>
-        <w:t>Xampp</w:t>
-      </w:r>
-      <w:proofErr w:type="spellEnd"/>
-      <w:r>
-        <w:rPr>
-          <w:b/>
-          <w:sz w:val="24"/>
-          <w:szCs w:val="24"/>
-        </w:rPr>
-        <w:t>:</w:t>
-      </w:r>
-      <w:bookmarkEnd w:id="6"/>
+        <w:t>Xampp:</w:t>
+      </w:r>
+      <w:bookmarkEnd w:id="5"/>
     </w:p>
     <w:p/>
     <w:p>
@@ -7981,23 +7919,7 @@
           <w:sz w:val="24"/>
           <w:szCs w:val="24"/>
         </w:rPr>
-        <w:t xml:space="preserve">Adat kezelésre a </w:t>
-      </w:r>
-      <w:proofErr w:type="spellStart"/>
-      <w:r>
-        <w:rPr>
-          <w:sz w:val="24"/>
-          <w:szCs w:val="24"/>
-        </w:rPr>
-        <w:t>mysql-et</w:t>
-      </w:r>
-      <w:proofErr w:type="spellEnd"/>
-      <w:r>
-        <w:rPr>
-          <w:sz w:val="24"/>
-          <w:szCs w:val="24"/>
-        </w:rPr>
-        <w:t xml:space="preserve"> választottuk mivel eh</w:t>
+        <w:t>Adat kezelésre a mysql-et választottuk mivel eh</w:t>
       </w:r>
       <w:r>
         <w:rPr>
@@ -8219,14 +8141,12 @@
         </w:rPr>
         <w:t xml:space="preserve"> </w:t>
       </w:r>
-      <w:proofErr w:type="spellStart"/>
       <w:r>
         <w:rPr>
           <w:shd w:val="clear" w:color="auto" w:fill="FFFFFF"/>
         </w:rPr>
         <w:t>Apache</w:t>
       </w:r>
-      <w:proofErr w:type="spellEnd"/>
       <w:r>
         <w:rPr>
           <w:shd w:val="clear" w:color="auto" w:fill="FFFFFF"/>
@@ -8267,14 +8187,12 @@
         </w:rPr>
         <w:t xml:space="preserve"> </w:t>
       </w:r>
-      <w:proofErr w:type="spellStart"/>
       <w:r>
         <w:rPr>
           <w:shd w:val="clear" w:color="auto" w:fill="FFFFFF"/>
         </w:rPr>
         <w:t>MariaDB</w:t>
       </w:r>
-      <w:proofErr w:type="spellEnd"/>
       <w:r>
         <w:rPr>
           <w:color w:val="202122"/>
@@ -8310,14 +8228,12 @@
         </w:rPr>
         <w:t xml:space="preserve"> </w:t>
       </w:r>
-      <w:proofErr w:type="spellStart"/>
       <w:r>
         <w:rPr>
           <w:shd w:val="clear" w:color="auto" w:fill="FFFFFF"/>
         </w:rPr>
         <w:t>MySQL</w:t>
       </w:r>
-      <w:proofErr w:type="spellEnd"/>
       <w:r>
         <w:rPr>
           <w:color w:val="202122"/>
@@ -8421,14 +8337,12 @@
         </w:rPr>
         <w:t xml:space="preserve"> </w:t>
       </w:r>
-      <w:proofErr w:type="spellStart"/>
       <w:r>
         <w:rPr>
           <w:shd w:val="clear" w:color="auto" w:fill="FFFFFF"/>
         </w:rPr>
         <w:t>Perl</w:t>
       </w:r>
-      <w:proofErr w:type="spellEnd"/>
       <w:r>
         <w:rPr>
           <w:color w:val="202122"/>
@@ -9979,7 +9893,6 @@
         </w:rPr>
         <w:t xml:space="preserve"> </w:t>
       </w:r>
-      <w:proofErr w:type="spellStart"/>
       <w:r>
         <w:rPr>
           <w:rFonts w:ascii="Arial" w:hAnsi="Arial" w:cs="Arial"/>
@@ -9987,7 +9900,6 @@
         </w:rPr>
         <w:t>MySQL</w:t>
       </w:r>
-      <w:proofErr w:type="spellEnd"/>
       <w:r>
         <w:rPr>
           <w:rFonts w:ascii="Arial" w:hAnsi="Arial" w:cs="Arial"/>
@@ -10023,7 +9935,6 @@
         </w:rPr>
         <w:t xml:space="preserve"> </w:t>
       </w:r>
-      <w:proofErr w:type="spellStart"/>
       <w:r>
         <w:rPr>
           <w:rFonts w:ascii="Arial" w:hAnsi="Arial" w:cs="Arial"/>
@@ -10031,7 +9942,6 @@
         </w:rPr>
         <w:t>SQLite</w:t>
       </w:r>
-      <w:proofErr w:type="spellEnd"/>
       <w:r>
         <w:rPr>
           <w:rFonts w:ascii="Arial" w:hAnsi="Arial" w:cs="Arial"/>
@@ -10184,7 +10094,6 @@
         </w:rPr>
         <w:t xml:space="preserve"> </w:t>
       </w:r>
-      <w:proofErr w:type="spellStart"/>
       <w:r>
         <w:rPr>
           <w:rFonts w:ascii="Arial" w:hAnsi="Arial" w:cs="Arial"/>
@@ -10192,7 +10101,6 @@
         </w:rPr>
         <w:t>localhost</w:t>
       </w:r>
-      <w:proofErr w:type="spellEnd"/>
       <w:r>
         <w:rPr>
           <w:rFonts w:ascii="Arial" w:hAnsi="Arial" w:cs="Arial"/>
@@ -10373,7 +10281,6 @@
         </w:rPr>
         <w:t xml:space="preserve"> </w:t>
       </w:r>
-      <w:proofErr w:type="spellStart"/>
       <w:r>
         <w:rPr>
           <w:rFonts w:ascii="Arial" w:hAnsi="Arial" w:cs="Arial"/>
@@ -10381,7 +10288,6 @@
         </w:rPr>
         <w:t>FileZilla</w:t>
       </w:r>
-      <w:proofErr w:type="spellEnd"/>
       <w:r>
         <w:rPr>
           <w:rFonts w:ascii="Arial" w:hAnsi="Arial" w:cs="Arial"/>
@@ -10527,21 +10433,12 @@
         </w:rPr>
         <w:t xml:space="preserve"> </w:t>
       </w:r>
-      <w:proofErr w:type="spellStart"/>
-      <w:r>
-        <w:rPr>
-          <w:rFonts w:ascii="Arial" w:hAnsi="Arial" w:cs="Arial"/>
-          <w:color w:val="202122"/>
-        </w:rPr>
-        <w:t>Joomla</w:t>
-      </w:r>
-      <w:proofErr w:type="spellEnd"/>
-      <w:r>
-        <w:rPr>
-          <w:rFonts w:ascii="Arial" w:hAnsi="Arial" w:cs="Arial"/>
-          <w:color w:val="202122"/>
-        </w:rPr>
-        <w:t>!</w:t>
+      <w:r>
+        <w:rPr>
+          <w:rFonts w:ascii="Arial" w:hAnsi="Arial" w:cs="Arial"/>
+          <w:color w:val="202122"/>
+        </w:rPr>
+        <w:t>Joomla!</w:t>
       </w:r>
       <w:r>
         <w:rPr>
@@ -10571,7 +10468,6 @@
         </w:rPr>
         <w:t xml:space="preserve"> </w:t>
       </w:r>
-      <w:proofErr w:type="spellStart"/>
       <w:r>
         <w:rPr>
           <w:rFonts w:ascii="Arial" w:hAnsi="Arial" w:cs="Arial"/>
@@ -10581,7 +10477,6 @@
         </w:rPr>
         <w:t>localhost</w:t>
       </w:r>
-      <w:proofErr w:type="spellEnd"/>
       <w:r>
         <w:rPr>
           <w:rFonts w:ascii="Arial" w:hAnsi="Arial" w:cs="Arial"/>
@@ -10851,32 +10746,15 @@
           <w:rFonts w:ascii="Arial" w:hAnsi="Arial" w:cs="Arial"/>
           <w:color w:val="202122"/>
         </w:rPr>
-        <w:t>„</w:t>
-      </w:r>
-      <w:proofErr w:type="spellStart"/>
-      <w:r>
-        <w:rPr>
-          <w:rFonts w:ascii="Arial" w:hAnsi="Arial" w:cs="Arial"/>
-          <w:color w:val="202122"/>
-        </w:rPr>
-        <w:t>newuser</w:t>
-      </w:r>
-      <w:proofErr w:type="spellEnd"/>
-      <w:r>
-        <w:rPr>
-          <w:rFonts w:ascii="Arial" w:hAnsi="Arial" w:cs="Arial"/>
-          <w:color w:val="202122"/>
-        </w:rPr>
-        <w:t>”,</w:t>
-      </w:r>
-      <w:r>
-        <w:rPr>
-          <w:rFonts w:ascii="Arial" w:hAnsi="Arial" w:cs="Arial"/>
-          <w:color w:val="202122"/>
-        </w:rPr>
-        <w:t xml:space="preserve"> </w:t>
-      </w:r>
-      <w:proofErr w:type="spellStart"/>
+        <w:t>„newuser”,</w:t>
+      </w:r>
+      <w:r>
+        <w:rPr>
+          <w:rFonts w:ascii="Arial" w:hAnsi="Arial" w:cs="Arial"/>
+          <w:color w:val="202122"/>
+        </w:rPr>
+        <w:t xml:space="preserve"> </w:t>
+      </w:r>
       <w:r>
         <w:rPr>
           <w:rFonts w:ascii="Arial" w:hAnsi="Arial" w:cs="Arial"/>
@@ -10884,36 +10762,19 @@
         </w:rPr>
         <w:t>jelszava</w:t>
       </w:r>
-      <w:proofErr w:type="spellEnd"/>
-      <w:r>
-        <w:rPr>
-          <w:rFonts w:ascii="Arial" w:hAnsi="Arial" w:cs="Arial"/>
-          <w:color w:val="202122"/>
-        </w:rPr>
-        <w:t xml:space="preserve"> </w:t>
-      </w:r>
-      <w:r>
-        <w:rPr>
-          <w:rFonts w:ascii="Arial" w:hAnsi="Arial" w:cs="Arial"/>
-          <w:color w:val="202122"/>
-        </w:rPr>
-        <w:t>„</w:t>
-      </w:r>
-      <w:proofErr w:type="spellStart"/>
-      <w:r>
-        <w:rPr>
-          <w:rFonts w:ascii="Arial" w:hAnsi="Arial" w:cs="Arial"/>
-          <w:color w:val="202122"/>
-        </w:rPr>
-        <w:t>wampp</w:t>
-      </w:r>
-      <w:proofErr w:type="spellEnd"/>
-      <w:r>
-        <w:rPr>
-          <w:rFonts w:ascii="Arial" w:hAnsi="Arial" w:cs="Arial"/>
-          <w:color w:val="202122"/>
-        </w:rPr>
-        <w:t>”.</w:t>
+      <w:r>
+        <w:rPr>
+          <w:rFonts w:ascii="Arial" w:hAnsi="Arial" w:cs="Arial"/>
+          <w:color w:val="202122"/>
+        </w:rPr>
+        <w:t xml:space="preserve"> </w:t>
+      </w:r>
+      <w:r>
+        <w:rPr>
+          <w:rFonts w:ascii="Arial" w:hAnsi="Arial" w:cs="Arial"/>
+          <w:color w:val="202122"/>
+        </w:rPr>
+        <w:t>„wampp”.</w:t>
       </w:r>
       <w:r>
         <w:rPr>
@@ -10964,7 +10825,6 @@
         </w:rPr>
         <w:t xml:space="preserve"> </w:t>
       </w:r>
-      <w:proofErr w:type="spellStart"/>
       <w:r>
         <w:rPr>
           <w:rFonts w:ascii="Arial" w:hAnsi="Arial" w:cs="Arial"/>
@@ -10972,7 +10832,6 @@
         </w:rPr>
         <w:t>MySQL</w:t>
       </w:r>
-      <w:proofErr w:type="spellEnd"/>
       <w:r>
         <w:rPr>
           <w:rFonts w:ascii="Arial" w:hAnsi="Arial" w:cs="Arial"/>
@@ -11013,23 +10872,7 @@
           <w:rFonts w:ascii="Arial" w:hAnsi="Arial" w:cs="Arial"/>
           <w:color w:val="202122"/>
         </w:rPr>
-        <w:t>„</w:t>
-      </w:r>
-      <w:proofErr w:type="spellStart"/>
-      <w:r>
-        <w:rPr>
-          <w:rFonts w:ascii="Arial" w:hAnsi="Arial" w:cs="Arial"/>
-          <w:color w:val="202122"/>
-        </w:rPr>
-        <w:t>root</w:t>
-      </w:r>
-      <w:proofErr w:type="spellEnd"/>
-      <w:r>
-        <w:rPr>
-          <w:rFonts w:ascii="Arial" w:hAnsi="Arial" w:cs="Arial"/>
-          <w:color w:val="202122"/>
-        </w:rPr>
-        <w:t>”,</w:t>
+        <w:t>„root”,</w:t>
       </w:r>
       <w:r>
         <w:rPr>
@@ -11277,8 +11120,7 @@
           <w:szCs w:val="24"/>
         </w:rPr>
       </w:pPr>
-      <w:bookmarkStart w:id="7" w:name="_Toc194342579"/>
-      <w:proofErr w:type="spellStart"/>
+      <w:bookmarkStart w:id="6" w:name="_Toc194342579"/>
       <w:r>
         <w:rPr>
           <w:b/>
@@ -11286,18 +11128,9 @@
           <w:szCs w:val="24"/>
         </w:rPr>
         <w:lastRenderedPageBreak/>
-        <w:t>React</w:t>
-      </w:r>
-      <w:proofErr w:type="spellEnd"/>
-      <w:r>
-        <w:rPr>
-          <w:b/>
-          <w:sz w:val="24"/>
-          <w:szCs w:val="24"/>
-        </w:rPr>
-        <w:t>:</w:t>
-      </w:r>
-      <w:bookmarkEnd w:id="7"/>
+        <w:t>React:</w:t>
+      </w:r>
+      <w:bookmarkEnd w:id="6"/>
     </w:p>
     <w:p>
       <w:pPr>
@@ -11322,17 +11155,8 @@
           <w:sz w:val="24"/>
           <w:szCs w:val="24"/>
         </w:rPr>
-        <w:t xml:space="preserve">Azért választottuk a </w:t>
-      </w:r>
-      <w:proofErr w:type="spellStart"/>
-      <w:r>
-        <w:rPr>
-          <w:sz w:val="24"/>
-          <w:szCs w:val="24"/>
-        </w:rPr>
-        <w:t>reactot</w:t>
-      </w:r>
-      <w:proofErr w:type="spellEnd"/>
+        <w:t>Azért választottuk a reactot</w:t>
+      </w:r>
       <w:r>
         <w:rPr>
           <w:sz w:val="24"/>
@@ -11352,39 +11176,7 @@
           <w:sz w:val="24"/>
           <w:szCs w:val="24"/>
         </w:rPr>
-        <w:t xml:space="preserve">egyszerűnek találtuk ami később azért </w:t>
-      </w:r>
-      <w:proofErr w:type="spellStart"/>
-      <w:r>
-        <w:rPr>
-          <w:sz w:val="24"/>
-          <w:szCs w:val="24"/>
-        </w:rPr>
-        <w:t>megcáfolódod</w:t>
-      </w:r>
-      <w:proofErr w:type="spellEnd"/>
-      <w:r>
-        <w:rPr>
-          <w:sz w:val="24"/>
-          <w:szCs w:val="24"/>
-        </w:rPr>
-        <w:t xml:space="preserve"> de </w:t>
-      </w:r>
-      <w:proofErr w:type="spellStart"/>
-      <w:r>
-        <w:rPr>
-          <w:sz w:val="24"/>
-          <w:szCs w:val="24"/>
-        </w:rPr>
-        <w:t>ígyis</w:t>
-      </w:r>
-      <w:proofErr w:type="spellEnd"/>
-      <w:r>
-        <w:rPr>
-          <w:sz w:val="24"/>
-          <w:szCs w:val="24"/>
-        </w:rPr>
-        <w:t xml:space="preserve"> remek volt a használata.</w:t>
+        <w:t>egyszerűnek találtuk ami később azért megcáfolódod de ígyis remek volt a használata.</w:t>
       </w:r>
     </w:p>
     <w:p>
@@ -11416,7 +11208,6 @@
         </w:rPr>
         <w:t xml:space="preserve"> </w:t>
       </w:r>
-      <w:proofErr w:type="spellStart"/>
       <w:r>
         <w:rPr>
           <w:rFonts w:ascii="Arial" w:hAnsi="Arial" w:cs="Arial"/>
@@ -11426,7 +11217,6 @@
         </w:rPr>
         <w:t>React</w:t>
       </w:r>
-      <w:proofErr w:type="spellEnd"/>
       <w:r>
         <w:rPr>
           <w:rFonts w:ascii="Arial" w:hAnsi="Arial" w:cs="Arial"/>
@@ -11492,7 +11282,6 @@
         </w:rPr>
         <w:t xml:space="preserve"> </w:t>
       </w:r>
-      <w:proofErr w:type="spellStart"/>
       <w:r>
         <w:rPr>
           <w:rFonts w:ascii="Arial" w:hAnsi="Arial" w:cs="Arial"/>
@@ -11502,7 +11291,6 @@
         </w:rPr>
         <w:t>ReactJS</w:t>
       </w:r>
-      <w:proofErr w:type="spellEnd"/>
       <w:r>
         <w:rPr>
           <w:rFonts w:ascii="Arial" w:hAnsi="Arial" w:cs="Arial"/>
@@ -11804,7 +11592,6 @@
         </w:rPr>
         <w:t xml:space="preserve"> </w:t>
       </w:r>
-      <w:proofErr w:type="spellStart"/>
       <w:r>
         <w:rPr>
           <w:rFonts w:ascii="Arial" w:hAnsi="Arial" w:cs="Arial"/>
@@ -11812,7 +11599,6 @@
         </w:rPr>
         <w:t>Meta</w:t>
       </w:r>
-      <w:proofErr w:type="spellEnd"/>
       <w:r>
         <w:rPr>
           <w:rFonts w:ascii="Arial" w:hAnsi="Arial" w:cs="Arial"/>
@@ -12028,7 +11814,6 @@
         </w:rPr>
         <w:t xml:space="preserve"> </w:t>
       </w:r>
-      <w:proofErr w:type="spellStart"/>
       <w:r>
         <w:rPr>
           <w:rFonts w:ascii="Arial" w:hAnsi="Arial" w:cs="Arial"/>
@@ -12036,7 +11821,6 @@
         </w:rPr>
         <w:t>React</w:t>
       </w:r>
-      <w:proofErr w:type="spellEnd"/>
       <w:r>
         <w:rPr>
           <w:rFonts w:ascii="Arial" w:hAnsi="Arial" w:cs="Arial"/>
@@ -12296,7 +12080,6 @@
         </w:rPr>
         <w:t xml:space="preserve"> </w:t>
       </w:r>
-      <w:proofErr w:type="spellStart"/>
       <w:r>
         <w:rPr>
           <w:rFonts w:ascii="Arial" w:hAnsi="Arial" w:cs="Arial"/>
@@ -12304,7 +12087,6 @@
         </w:rPr>
         <w:t>React</w:t>
       </w:r>
-      <w:proofErr w:type="spellEnd"/>
       <w:r>
         <w:rPr>
           <w:rFonts w:ascii="Arial" w:hAnsi="Arial" w:cs="Arial"/>
@@ -12508,7 +12290,6 @@
         </w:rPr>
         <w:t xml:space="preserve"> </w:t>
       </w:r>
-      <w:proofErr w:type="spellStart"/>
       <w:r>
         <w:rPr>
           <w:rFonts w:ascii="Arial" w:hAnsi="Arial" w:cs="Arial"/>
@@ -12516,7 +12297,6 @@
         </w:rPr>
         <w:t>React</w:t>
       </w:r>
-      <w:proofErr w:type="spellEnd"/>
       <w:r>
         <w:rPr>
           <w:rFonts w:ascii="Arial" w:hAnsi="Arial" w:cs="Arial"/>
@@ -12678,7 +12458,6 @@
         </w:rPr>
         <w:t xml:space="preserve"> </w:t>
       </w:r>
-      <w:proofErr w:type="spellStart"/>
       <w:r>
         <w:rPr>
           <w:rFonts w:ascii="Arial" w:hAnsi="Arial" w:cs="Arial"/>
@@ -12686,7 +12465,6 @@
         </w:rPr>
         <w:t>React</w:t>
       </w:r>
-      <w:proofErr w:type="spellEnd"/>
       <w:r>
         <w:rPr>
           <w:rFonts w:ascii="Arial" w:hAnsi="Arial" w:cs="Arial"/>
@@ -12918,21 +12696,12 @@
         </w:rPr>
         <w:t xml:space="preserve"> </w:t>
       </w:r>
-      <w:proofErr w:type="spellStart"/>
-      <w:r>
-        <w:rPr>
-          <w:rFonts w:ascii="Arial" w:hAnsi="Arial" w:cs="Arial"/>
-          <w:color w:val="202122"/>
-        </w:rPr>
-        <w:t>újramegjelenítését</w:t>
-      </w:r>
-      <w:proofErr w:type="spellEnd"/>
-      <w:r>
-        <w:rPr>
-          <w:rFonts w:ascii="Arial" w:hAnsi="Arial" w:cs="Arial"/>
-          <w:color w:val="202122"/>
-        </w:rPr>
-        <w:t>.</w:t>
+      <w:r>
+        <w:rPr>
+          <w:rFonts w:ascii="Arial" w:hAnsi="Arial" w:cs="Arial"/>
+          <w:color w:val="202122"/>
+        </w:rPr>
+        <w:t>újramegjelenítését.</w:t>
       </w:r>
     </w:p>
     <w:p>
@@ -13456,7 +13225,6 @@
         </w:rPr>
         <w:t xml:space="preserve"> </w:t>
       </w:r>
-      <w:proofErr w:type="spellStart"/>
       <w:r>
         <w:rPr>
           <w:rFonts w:ascii="Arial" w:hAnsi="Arial" w:cs="Arial"/>
@@ -13465,7 +13233,6 @@
         </w:rPr>
         <w:t>React</w:t>
       </w:r>
-      <w:proofErr w:type="spellEnd"/>
       <w:r>
         <w:rPr>
           <w:rFonts w:ascii="Arial" w:hAnsi="Arial" w:cs="Arial"/>
@@ -13888,21 +13655,12 @@
         </w:rPr>
         <w:t xml:space="preserve"> </w:t>
       </w:r>
-      <w:proofErr w:type="spellStart"/>
-      <w:r>
-        <w:rPr>
-          <w:rFonts w:ascii="Arial" w:hAnsi="Arial" w:cs="Arial"/>
-          <w:shd w:val="clear" w:color="auto" w:fill="FFFFFF"/>
-        </w:rPr>
-        <w:t>hez</w:t>
-      </w:r>
-      <w:proofErr w:type="spellEnd"/>
-      <w:r>
-        <w:rPr>
-          <w:rFonts w:ascii="Arial" w:hAnsi="Arial" w:cs="Arial"/>
-          <w:shd w:val="clear" w:color="auto" w:fill="FFFFFF"/>
-        </w:rPr>
-        <w:t>,</w:t>
+      <w:r>
+        <w:rPr>
+          <w:rFonts w:ascii="Arial" w:hAnsi="Arial" w:cs="Arial"/>
+          <w:shd w:val="clear" w:color="auto" w:fill="FFFFFF"/>
+        </w:rPr>
+        <w:t>hez,</w:t>
       </w:r>
       <w:r>
         <w:rPr>
@@ -13976,7 +13734,6 @@
           <w:lang w:val="hu-HU"/>
         </w:rPr>
       </w:pPr>
-      <w:proofErr w:type="spellStart"/>
       <w:r>
         <w:rPr>
           <w:sz w:val="24"/>
@@ -13986,7 +13743,6 @@
         </w:rPr>
         <w:t>Vírtuális</w:t>
       </w:r>
-      <w:proofErr w:type="spellEnd"/>
       <w:r>
         <w:rPr>
           <w:sz w:val="24"/>
@@ -14278,7 +14034,6 @@
         </w:rPr>
         <w:t xml:space="preserve"> </w:t>
       </w:r>
-      <w:proofErr w:type="spellStart"/>
       <w:r>
         <w:rPr>
           <w:color w:val="202122"/>
@@ -14288,7 +14043,6 @@
         </w:rPr>
         <w:t>React</w:t>
       </w:r>
-      <w:proofErr w:type="spellEnd"/>
       <w:r>
         <w:rPr>
           <w:color w:val="202122"/>
@@ -14385,25 +14139,14 @@
         </w:rPr>
         <w:t xml:space="preserve"> </w:t>
       </w:r>
-      <w:proofErr w:type="spellStart"/>
-      <w:r>
-        <w:rPr>
-          <w:color w:val="202122"/>
-          <w:sz w:val="24"/>
-          <w:szCs w:val="24"/>
-          <w:shd w:val="clear" w:color="auto" w:fill="FFFFFF"/>
-        </w:rPr>
-        <w:t>gyorsítótárat</w:t>
-      </w:r>
-      <w:proofErr w:type="spellEnd"/>
-      <w:r>
-        <w:rPr>
-          <w:color w:val="202122"/>
-          <w:sz w:val="24"/>
-          <w:szCs w:val="24"/>
-          <w:shd w:val="clear" w:color="auto" w:fill="FFFFFF"/>
-        </w:rPr>
-        <w:t>,</w:t>
+      <w:r>
+        <w:rPr>
+          <w:color w:val="202122"/>
+          <w:sz w:val="24"/>
+          <w:szCs w:val="24"/>
+          <w:shd w:val="clear" w:color="auto" w:fill="FFFFFF"/>
+        </w:rPr>
+        <w:t>gyorsítótárat,</w:t>
       </w:r>
       <w:r>
         <w:rPr>
@@ -15035,25 +14778,14 @@
         </w:rPr>
         <w:t xml:space="preserve"> </w:t>
       </w:r>
-      <w:proofErr w:type="spellStart"/>
-      <w:r>
-        <w:rPr>
-          <w:color w:val="202122"/>
-          <w:sz w:val="24"/>
-          <w:szCs w:val="24"/>
-          <w:shd w:val="clear" w:color="auto" w:fill="FFFFFF"/>
-        </w:rPr>
-        <w:t>renderelné</w:t>
-      </w:r>
-      <w:proofErr w:type="spellEnd"/>
-      <w:r>
-        <w:rPr>
-          <w:color w:val="202122"/>
-          <w:sz w:val="24"/>
-          <w:szCs w:val="24"/>
-          <w:shd w:val="clear" w:color="auto" w:fill="FFFFFF"/>
-        </w:rPr>
-        <w:t>,</w:t>
+      <w:r>
+        <w:rPr>
+          <w:color w:val="202122"/>
+          <w:sz w:val="24"/>
+          <w:szCs w:val="24"/>
+          <w:shd w:val="clear" w:color="auto" w:fill="FFFFFF"/>
+        </w:rPr>
+        <w:t>renderelné,</w:t>
       </w:r>
       <w:r>
         <w:rPr>
@@ -15100,7 +14832,6 @@
         </w:rPr>
         <w:t xml:space="preserve"> </w:t>
       </w:r>
-      <w:proofErr w:type="spellStart"/>
       <w:r>
         <w:rPr>
           <w:color w:val="202122"/>
@@ -15110,7 +14841,6 @@
         </w:rPr>
         <w:t>React</w:t>
       </w:r>
-      <w:proofErr w:type="spellEnd"/>
       <w:r>
         <w:rPr>
           <w:color w:val="202122"/>
@@ -15396,7 +15126,6 @@
           <w:lang w:val="hu-HU"/>
         </w:rPr>
       </w:pPr>
-      <w:proofErr w:type="spellStart"/>
       <w:r>
         <w:rPr>
           <w:sz w:val="24"/>
@@ -15406,7 +15135,6 @@
         </w:rPr>
         <w:t>React</w:t>
       </w:r>
-      <w:proofErr w:type="spellEnd"/>
       <w:r>
         <w:rPr>
           <w:sz w:val="24"/>
@@ -15627,7 +15355,6 @@
         </w:rPr>
         <w:t xml:space="preserve"> </w:t>
       </w:r>
-      <w:proofErr w:type="spellStart"/>
       <w:r>
         <w:rPr>
           <w:color w:val="202122"/>
@@ -15637,7 +15364,6 @@
         </w:rPr>
         <w:t>React</w:t>
       </w:r>
-      <w:proofErr w:type="spellEnd"/>
       <w:r>
         <w:rPr>
           <w:color w:val="202122"/>
@@ -15719,7 +15445,6 @@
         </w:rPr>
         <w:t xml:space="preserve"> </w:t>
       </w:r>
-      <w:proofErr w:type="spellStart"/>
       <w:r>
         <w:rPr>
           <w:color w:val="202122"/>
@@ -15729,7 +15454,6 @@
         </w:rPr>
         <w:t>Future</w:t>
       </w:r>
-      <w:proofErr w:type="spellEnd"/>
       <w:r>
         <w:rPr>
           <w:color w:val="202122"/>
@@ -15757,7 +15481,6 @@
         </w:rPr>
         <w:t xml:space="preserve"> </w:t>
       </w:r>
-      <w:proofErr w:type="spellStart"/>
       <w:r>
         <w:rPr>
           <w:color w:val="202122"/>
@@ -15767,7 +15490,6 @@
         </w:rPr>
         <w:t>React</w:t>
       </w:r>
-      <w:proofErr w:type="spellEnd"/>
       <w:r>
         <w:rPr>
           <w:color w:val="202122"/>
@@ -15992,7 +15714,6 @@
         </w:rPr>
         <w:t xml:space="preserve"> </w:t>
       </w:r>
-      <w:proofErr w:type="spellStart"/>
       <w:r>
         <w:rPr>
           <w:color w:val="202122"/>
@@ -16002,7 +15723,6 @@
         </w:rPr>
         <w:t>React</w:t>
       </w:r>
-      <w:proofErr w:type="spellEnd"/>
       <w:r>
         <w:rPr>
           <w:color w:val="202122"/>
@@ -16199,19 +15919,8 @@
           <w:szCs w:val="24"/>
           <w:shd w:val="clear" w:color="auto" w:fill="FFFFFF"/>
         </w:rPr>
-        <w:t>API-</w:t>
-      </w:r>
-      <w:proofErr w:type="spellStart"/>
-      <w:r>
-        <w:rPr>
-          <w:color w:val="202122"/>
-          <w:sz w:val="24"/>
-          <w:szCs w:val="24"/>
-          <w:shd w:val="clear" w:color="auto" w:fill="FFFFFF"/>
-        </w:rPr>
-        <w:t>król</w:t>
-      </w:r>
-      <w:proofErr w:type="spellEnd"/>
+        <w:t>API-król</w:t>
+      </w:r>
       <w:r>
         <w:rPr>
           <w:color w:val="202122"/>
@@ -16311,7 +16020,7 @@
           <w:szCs w:val="24"/>
         </w:rPr>
       </w:pPr>
-      <w:bookmarkStart w:id="8" w:name="_Toc194342580"/>
+      <w:bookmarkStart w:id="7" w:name="_Toc194342580"/>
       <w:r>
         <w:rPr>
           <w:b/>
@@ -16328,7 +16037,7 @@
         </w:rPr>
         <w:t>:</w:t>
       </w:r>
-      <w:bookmarkEnd w:id="8"/>
+      <w:bookmarkEnd w:id="7"/>
     </w:p>
     <w:p/>
     <w:p>
@@ -16336,23 +16045,7 @@
         <w:jc w:val="both"/>
       </w:pPr>
       <w:r>
-        <w:t xml:space="preserve">Eredetileg szeretünk volna egy </w:t>
-      </w:r>
-      <w:proofErr w:type="spellStart"/>
-      <w:r>
-        <w:t>wpf</w:t>
-      </w:r>
-      <w:proofErr w:type="spellEnd"/>
-      <w:r>
-        <w:t xml:space="preserve">-el egy </w:t>
-      </w:r>
-      <w:proofErr w:type="spellStart"/>
-      <w:r>
-        <w:t>admin</w:t>
-      </w:r>
-      <w:proofErr w:type="spellEnd"/>
-      <w:r>
-        <w:t xml:space="preserve"> alkalmazást készíteni ,hogy könnyebben tudjuk kezelni az adatokat és a felhasználókat.</w:t>
+        <w:t>Eredetileg szeretünk volna egy wpf-el egy admin alkalmazást készíteni ,hogy könnyebben tudjuk kezelni az adatokat és a felhasználókat.</w:t>
       </w:r>
     </w:p>
     <w:p>
@@ -16398,7 +16091,6 @@
         </w:rPr>
         <w:t xml:space="preserve"> </w:t>
       </w:r>
-      <w:proofErr w:type="spellStart"/>
       <w:r>
         <w:rPr>
           <w:rFonts w:ascii="Arial" w:hAnsi="Arial" w:cs="Arial"/>
@@ -16407,7 +16099,6 @@
         </w:rPr>
         <w:t>Presentation</w:t>
       </w:r>
-      <w:proofErr w:type="spellEnd"/>
       <w:r>
         <w:rPr>
           <w:rFonts w:ascii="Arial" w:hAnsi="Arial" w:cs="Arial"/>
@@ -16416,7 +16107,6 @@
         </w:rPr>
         <w:t xml:space="preserve"> </w:t>
       </w:r>
-      <w:proofErr w:type="spellStart"/>
       <w:r>
         <w:rPr>
           <w:rFonts w:ascii="Arial" w:hAnsi="Arial" w:cs="Arial"/>
@@ -16425,7 +16115,6 @@
         </w:rPr>
         <w:t>Foundation</w:t>
       </w:r>
-      <w:proofErr w:type="spellEnd"/>
       <w:r>
         <w:rPr>
           <w:rFonts w:ascii="Arial" w:hAnsi="Arial" w:cs="Arial"/>
@@ -16941,17 +16630,8 @@
           <w:rFonts w:ascii="Arial" w:hAnsi="Arial" w:cs="Arial"/>
           <w:color w:val="202122"/>
         </w:rPr>
-        <w:t>WPF-</w:t>
-      </w:r>
-      <w:proofErr w:type="spellStart"/>
-      <w:r>
-        <w:rPr>
-          <w:rFonts w:ascii="Arial" w:hAnsi="Arial" w:cs="Arial"/>
-          <w:color w:val="202122"/>
-        </w:rPr>
-        <w:t>et</w:t>
-      </w:r>
-      <w:proofErr w:type="spellEnd"/>
+        <w:t>WPF-et</w:t>
+      </w:r>
       <w:r>
         <w:rPr>
           <w:rFonts w:ascii="Arial" w:hAnsi="Arial" w:cs="Arial"/>
@@ -17146,17 +16826,8 @@
           <w:rFonts w:ascii="Arial" w:hAnsi="Arial" w:cs="Arial"/>
           <w:color w:val="202122"/>
         </w:rPr>
-        <w:t>WPF-</w:t>
-      </w:r>
-      <w:proofErr w:type="spellStart"/>
-      <w:r>
-        <w:rPr>
-          <w:rFonts w:ascii="Arial" w:hAnsi="Arial" w:cs="Arial"/>
-          <w:color w:val="202122"/>
-        </w:rPr>
-        <w:t>et</w:t>
-      </w:r>
-      <w:proofErr w:type="spellEnd"/>
+        <w:t>WPF-et</w:t>
+      </w:r>
       <w:r>
         <w:rPr>
           <w:rFonts w:ascii="Arial" w:hAnsi="Arial" w:cs="Arial"/>
@@ -17570,7 +17241,6 @@
         </w:rPr>
         <w:t xml:space="preserve"> </w:t>
       </w:r>
-      <w:proofErr w:type="spellStart"/>
       <w:r>
         <w:rPr>
           <w:rFonts w:ascii="Arial" w:hAnsi="Arial" w:cs="Arial"/>
@@ -17578,7 +17248,6 @@
         </w:rPr>
         <w:t>Avalonia</w:t>
       </w:r>
-      <w:proofErr w:type="spellEnd"/>
       <w:r>
         <w:rPr>
           <w:rFonts w:ascii="Arial" w:hAnsi="Arial" w:cs="Arial"/>
@@ -17899,7 +17568,6 @@
         </w:rPr>
         <w:t xml:space="preserve"> </w:t>
       </w:r>
-      <w:proofErr w:type="spellStart"/>
       <w:r>
         <w:rPr>
           <w:rFonts w:ascii="Arial" w:hAnsi="Arial" w:cs="Arial"/>
@@ -17907,7 +17575,6 @@
         </w:rPr>
         <w:t>renderelést</w:t>
       </w:r>
-      <w:proofErr w:type="spellEnd"/>
       <w:r>
         <w:rPr>
           <w:rFonts w:ascii="Arial" w:hAnsi="Arial" w:cs="Arial"/>
@@ -18111,7 +17778,6 @@
         </w:rPr>
         <w:t xml:space="preserve"> </w:t>
       </w:r>
-      <w:proofErr w:type="spellStart"/>
       <w:r>
         <w:rPr>
           <w:rFonts w:ascii="Arial" w:hAnsi="Arial" w:cs="Arial"/>
@@ -18119,7 +17785,6 @@
         </w:rPr>
         <w:t>shadereket</w:t>
       </w:r>
-      <w:proofErr w:type="spellEnd"/>
       <w:r>
         <w:rPr>
           <w:rFonts w:ascii="Arial" w:hAnsi="Arial" w:cs="Arial"/>
@@ -18531,7 +18196,6 @@
         </w:rPr>
         <w:t xml:space="preserve"> </w:t>
       </w:r>
-      <w:proofErr w:type="spellStart"/>
       <w:r>
         <w:rPr>
           <w:rFonts w:ascii="Arial" w:hAnsi="Arial" w:cs="Arial"/>
@@ -18539,7 +18203,6 @@
         </w:rPr>
         <w:t>pixelezés</w:t>
       </w:r>
-      <w:proofErr w:type="spellEnd"/>
       <w:r>
         <w:rPr>
           <w:rFonts w:ascii="Arial" w:hAnsi="Arial" w:cs="Arial"/>
@@ -18672,15 +18335,7 @@
           <w:sz w:val="24"/>
           <w:szCs w:val="24"/>
         </w:rPr>
-        <w:t xml:space="preserve">A C# nyelvet használtuk volna a </w:t>
-      </w:r>
-      <w:proofErr w:type="spellStart"/>
-      <w:r>
-        <w:rPr>
-          <w:sz w:val="24"/>
-          <w:szCs w:val="24"/>
-        </w:rPr>
-        <w:t>wpf</w:t>
+        <w:t>A C# nyelvet használtuk volna a wpf</w:t>
       </w:r>
       <w:r>
         <w:rPr>
@@ -18694,15 +18349,7 @@
           <w:sz w:val="24"/>
           <w:szCs w:val="24"/>
         </w:rPr>
-        <w:t>hez</w:t>
-      </w:r>
-      <w:proofErr w:type="spellEnd"/>
-      <w:r>
-        <w:rPr>
-          <w:sz w:val="24"/>
-          <w:szCs w:val="24"/>
-        </w:rPr>
-        <w:t xml:space="preserve"> mivel a csapatunk e</w:t>
+        <w:t>hez mivel a csapatunk e</w:t>
       </w:r>
       <w:r>
         <w:rPr>
@@ -19852,21 +19499,12 @@
         </w:rPr>
         <w:t xml:space="preserve"> </w:t>
       </w:r>
-      <w:proofErr w:type="spellStart"/>
       <w:r>
         <w:rPr>
           <w:rStyle w:val="HTML-kd"/>
           <w:color w:val="202122"/>
         </w:rPr>
-        <w:t>new</w:t>
-      </w:r>
-      <w:proofErr w:type="spellEnd"/>
-      <w:r>
-        <w:rPr>
-          <w:rStyle w:val="HTML-kd"/>
-          <w:color w:val="202122"/>
-        </w:rPr>
-        <w:t>[]</w:t>
+        <w:t>new[]</w:t>
       </w:r>
       <w:r>
         <w:rPr>
@@ -21124,7 +20762,6 @@
         </w:rPr>
         <w:t xml:space="preserve"> </w:t>
       </w:r>
-      <w:proofErr w:type="spellStart"/>
       <w:r>
         <w:rPr>
           <w:rStyle w:val="HTML-kd"/>
@@ -21132,7 +20769,6 @@
         </w:rPr>
         <w:t>bool</w:t>
       </w:r>
-      <w:proofErr w:type="spellEnd"/>
       <w:r>
         <w:rPr>
           <w:rFonts w:ascii="Arial" w:hAnsi="Arial" w:cs="Arial"/>
@@ -21259,7 +20895,6 @@
         </w:rPr>
         <w:t xml:space="preserve"> </w:t>
       </w:r>
-      <w:proofErr w:type="spellStart"/>
       <w:r>
         <w:rPr>
           <w:rStyle w:val="HTML-kd"/>
@@ -21267,7 +20902,6 @@
         </w:rPr>
         <w:t>while</w:t>
       </w:r>
-      <w:proofErr w:type="spellEnd"/>
       <w:r>
         <w:rPr>
           <w:rStyle w:val="HTML-kd"/>
@@ -21289,7 +20923,6 @@
         </w:rPr>
         <w:t xml:space="preserve"> </w:t>
       </w:r>
-      <w:proofErr w:type="spellStart"/>
       <w:r>
         <w:rPr>
           <w:rStyle w:val="HTML-kd"/>
@@ -21297,7 +20930,6 @@
         </w:rPr>
         <w:t>if</w:t>
       </w:r>
-      <w:proofErr w:type="spellEnd"/>
       <w:r>
         <w:rPr>
           <w:rFonts w:ascii="Arial" w:hAnsi="Arial" w:cs="Arial"/>
@@ -21424,7 +21056,6 @@
         </w:rPr>
         <w:t xml:space="preserve"> </w:t>
       </w:r>
-      <w:proofErr w:type="spellStart"/>
       <w:r>
         <w:rPr>
           <w:rStyle w:val="HTML-kd"/>
@@ -21437,15 +21068,7 @@
           <w:rFonts w:ascii="Arial" w:hAnsi="Arial" w:cs="Arial"/>
           <w:color w:val="202122"/>
         </w:rPr>
-        <w:t>operátort</w:t>
-      </w:r>
-      <w:proofErr w:type="spellEnd"/>
-      <w:r>
-        <w:rPr>
-          <w:rFonts w:ascii="Arial" w:hAnsi="Arial" w:cs="Arial"/>
-          <w:color w:val="202122"/>
-        </w:rPr>
-        <w:t>,</w:t>
+        <w:t>operátort,</w:t>
       </w:r>
       <w:r>
         <w:rPr>
@@ -21543,17 +21166,8 @@
           <w:rFonts w:ascii="Arial" w:hAnsi="Arial" w:cs="Arial"/>
           <w:color w:val="202122"/>
         </w:rPr>
-        <w:t>C++-</w:t>
-      </w:r>
-      <w:proofErr w:type="spellStart"/>
-      <w:r>
-        <w:rPr>
-          <w:rFonts w:ascii="Arial" w:hAnsi="Arial" w:cs="Arial"/>
-          <w:color w:val="202122"/>
-        </w:rPr>
-        <w:t>nak</w:t>
-      </w:r>
-      <w:proofErr w:type="spellEnd"/>
+        <w:t>C++-nak</w:t>
+      </w:r>
       <w:r>
         <w:rPr>
           <w:rFonts w:ascii="Arial" w:hAnsi="Arial" w:cs="Arial"/>
@@ -21813,7 +21427,6 @@
         </w:rPr>
         <w:t xml:space="preserve"> </w:t>
       </w:r>
-      <w:proofErr w:type="spellStart"/>
       <w:r>
         <w:rPr>
           <w:rStyle w:val="HTML-kd"/>
@@ -21821,7 +21434,6 @@
         </w:rPr>
         <w:t>if</w:t>
       </w:r>
-      <w:proofErr w:type="spellEnd"/>
       <w:r>
         <w:rPr>
           <w:rStyle w:val="HTML-kd"/>
@@ -21913,21 +21525,12 @@
         </w:rPr>
         <w:t xml:space="preserve"> </w:t>
       </w:r>
-      <w:proofErr w:type="spellStart"/>
-      <w:r>
-        <w:rPr>
-          <w:rFonts w:ascii="Arial" w:hAnsi="Arial" w:cs="Arial"/>
-          <w:color w:val="202122"/>
-        </w:rPr>
-        <w:t>bool-ba</w:t>
-      </w:r>
-      <w:proofErr w:type="spellEnd"/>
-      <w:r>
-        <w:rPr>
-          <w:rFonts w:ascii="Arial" w:hAnsi="Arial" w:cs="Arial"/>
-          <w:color w:val="202122"/>
-        </w:rPr>
-        <w:t>,</w:t>
+      <w:r>
+        <w:rPr>
+          <w:rFonts w:ascii="Arial" w:hAnsi="Arial" w:cs="Arial"/>
+          <w:color w:val="202122"/>
+        </w:rPr>
+        <w:t>bool-ba,</w:t>
       </w:r>
       <w:r>
         <w:rPr>
@@ -22391,7 +21994,6 @@
         </w:rPr>
         <w:t xml:space="preserve"> </w:t>
       </w:r>
-      <w:proofErr w:type="spellStart"/>
       <w:r>
         <w:rPr>
           <w:rStyle w:val="HTML-kd"/>
@@ -22399,7 +22001,6 @@
         </w:rPr>
         <w:t>bool</w:t>
       </w:r>
-      <w:proofErr w:type="spellEnd"/>
       <w:r>
         <w:rPr>
           <w:rStyle w:val="HTML-kd"/>
@@ -22505,7 +22106,6 @@
         </w:rPr>
         <w:t xml:space="preserve"> </w:t>
       </w:r>
-      <w:proofErr w:type="spellStart"/>
       <w:r>
         <w:rPr>
           <w:rStyle w:val="HTML-kd"/>
@@ -22513,7 +22113,6 @@
         </w:rPr>
         <w:t>if</w:t>
       </w:r>
-      <w:proofErr w:type="spellEnd"/>
       <w:r>
         <w:rPr>
           <w:rStyle w:val="HTML-kd"/>
@@ -24081,23 +23680,7 @@
           <w:rFonts w:ascii="Arial" w:hAnsi="Arial" w:cs="Arial"/>
           <w:color w:val="202122"/>
         </w:rPr>
-        <w:t>C++-</w:t>
-      </w:r>
-      <w:proofErr w:type="spellStart"/>
-      <w:r>
-        <w:rPr>
-          <w:rFonts w:ascii="Arial" w:hAnsi="Arial" w:cs="Arial"/>
-          <w:color w:val="202122"/>
-        </w:rPr>
-        <w:t>szal</w:t>
-      </w:r>
-      <w:proofErr w:type="spellEnd"/>
-      <w:r>
-        <w:rPr>
-          <w:rFonts w:ascii="Arial" w:hAnsi="Arial" w:cs="Arial"/>
-          <w:color w:val="202122"/>
-        </w:rPr>
-        <w:t>,</w:t>
+        <w:t>C++-szal,</w:t>
       </w:r>
       <w:r>
         <w:rPr>
@@ -25022,23 +24605,7 @@
           <w:rFonts w:ascii="Arial" w:hAnsi="Arial" w:cs="Arial"/>
           <w:color w:val="202122"/>
         </w:rPr>
-        <w:t>C++-</w:t>
-      </w:r>
-      <w:proofErr w:type="spellStart"/>
-      <w:r>
-        <w:rPr>
-          <w:rFonts w:ascii="Arial" w:hAnsi="Arial" w:cs="Arial"/>
-          <w:color w:val="202122"/>
-        </w:rPr>
-        <w:t>val</w:t>
-      </w:r>
-      <w:proofErr w:type="spellEnd"/>
-      <w:r>
-        <w:rPr>
-          <w:rFonts w:ascii="Arial" w:hAnsi="Arial" w:cs="Arial"/>
-          <w:color w:val="202122"/>
-        </w:rPr>
-        <w:t>.</w:t>
+        <w:t>C++-val.</w:t>
       </w:r>
     </w:p>
     <w:p>
@@ -25212,7 +24779,7 @@
           <w:szCs w:val="24"/>
         </w:rPr>
       </w:pPr>
-      <w:bookmarkStart w:id="9" w:name="_Toc194342581"/>
+      <w:bookmarkStart w:id="8" w:name="_Toc194342581"/>
       <w:r>
         <w:rPr>
           <w:b/>
@@ -25228,27 +24795,9 @@
           <w:sz w:val="24"/>
           <w:szCs w:val="24"/>
         </w:rPr>
-        <w:t>-</w:t>
-      </w:r>
-      <w:proofErr w:type="spellStart"/>
-      <w:r>
-        <w:rPr>
-          <w:b/>
-          <w:sz w:val="24"/>
-          <w:szCs w:val="24"/>
-        </w:rPr>
-        <w:t>api</w:t>
-      </w:r>
-      <w:proofErr w:type="spellEnd"/>
-      <w:r>
-        <w:rPr>
-          <w:b/>
-          <w:sz w:val="24"/>
-          <w:szCs w:val="24"/>
-        </w:rPr>
-        <w:t>:</w:t>
-      </w:r>
-      <w:bookmarkEnd w:id="9"/>
+        <w:t>-api:</w:t>
+      </w:r>
+      <w:bookmarkEnd w:id="8"/>
     </w:p>
     <w:p>
       <w:pPr>
@@ -25272,23 +24821,7 @@
           <w:sz w:val="24"/>
           <w:szCs w:val="24"/>
         </w:rPr>
-        <w:t xml:space="preserve">A </w:t>
-      </w:r>
-      <w:proofErr w:type="spellStart"/>
-      <w:r>
-        <w:rPr>
-          <w:sz w:val="24"/>
-          <w:szCs w:val="24"/>
-        </w:rPr>
-        <w:t>Wep-apit</w:t>
-      </w:r>
-      <w:proofErr w:type="spellEnd"/>
-      <w:r>
-        <w:rPr>
-          <w:sz w:val="24"/>
-          <w:szCs w:val="24"/>
-        </w:rPr>
-        <w:t xml:space="preserve"> Backend elkészítéséhez hasz</w:t>
+        <w:t>A Wep-apit Backend elkészítéséhez hasz</w:t>
       </w:r>
       <w:r>
         <w:rPr>
@@ -26120,7 +25653,6 @@
         </w:rPr>
         <w:t xml:space="preserve"> </w:t>
       </w:r>
-      <w:proofErr w:type="spellStart"/>
       <w:r>
         <w:rPr>
           <w:color w:val="202122"/>
@@ -26130,7 +25662,6 @@
         </w:rPr>
         <w:t>ben</w:t>
       </w:r>
-      <w:proofErr w:type="spellEnd"/>
       <w:r>
         <w:rPr>
           <w:color w:val="202122"/>
@@ -26435,27 +25966,7 @@
           <w:szCs w:val="24"/>
           <w:shd w:val="clear" w:color="auto" w:fill="FFFFFF"/>
         </w:rPr>
-        <w:t>API-</w:t>
-      </w:r>
-      <w:proofErr w:type="spellStart"/>
-      <w:r>
-        <w:rPr>
-          <w:color w:val="202122"/>
-          <w:sz w:val="24"/>
-          <w:szCs w:val="24"/>
-          <w:shd w:val="clear" w:color="auto" w:fill="FFFFFF"/>
-        </w:rPr>
-        <w:t>nak</w:t>
-      </w:r>
-      <w:proofErr w:type="spellEnd"/>
-      <w:r>
-        <w:rPr>
-          <w:color w:val="202122"/>
-          <w:sz w:val="24"/>
-          <w:szCs w:val="24"/>
-          <w:shd w:val="clear" w:color="auto" w:fill="FFFFFF"/>
-        </w:rPr>
-        <w:t>,</w:t>
+        <w:t>API-nak,</w:t>
       </w:r>
       <w:r>
         <w:rPr>
@@ -26719,17 +26230,8 @@
           <w:rFonts w:ascii="Arial" w:hAnsi="Arial" w:cs="Arial"/>
           <w:color w:val="202122"/>
         </w:rPr>
-        <w:t>API-</w:t>
-      </w:r>
-      <w:proofErr w:type="spellStart"/>
-      <w:r>
-        <w:rPr>
-          <w:rFonts w:ascii="Arial" w:hAnsi="Arial" w:cs="Arial"/>
-          <w:color w:val="202122"/>
-        </w:rPr>
-        <w:t>kkal</w:t>
-      </w:r>
-      <w:proofErr w:type="spellEnd"/>
+        <w:t>API-kkal</w:t>
+      </w:r>
       <w:r>
         <w:rPr>
           <w:rFonts w:ascii="Arial" w:hAnsi="Arial" w:cs="Arial"/>
@@ -27847,7 +27349,6 @@
         </w:rPr>
         <w:t xml:space="preserve"> </w:t>
       </w:r>
-      <w:proofErr w:type="spellStart"/>
       <w:r>
         <w:rPr>
           <w:rFonts w:ascii="Arial" w:hAnsi="Arial" w:cs="Arial"/>
@@ -27867,15 +27368,7 @@
           <w:rFonts w:ascii="Arial" w:hAnsi="Arial" w:cs="Arial"/>
           <w:color w:val="202122"/>
         </w:rPr>
-        <w:t>nek</w:t>
-      </w:r>
-      <w:proofErr w:type="spellEnd"/>
-      <w:r>
-        <w:rPr>
-          <w:rFonts w:ascii="Arial" w:hAnsi="Arial" w:cs="Arial"/>
-          <w:color w:val="202122"/>
-        </w:rPr>
-        <w:t>,</w:t>
+        <w:t>nek,</w:t>
       </w:r>
       <w:r>
         <w:rPr>
@@ -28141,23 +27634,7 @@
           <w:rFonts w:ascii="Arial" w:hAnsi="Arial" w:cs="Arial"/>
           <w:color w:val="202122"/>
         </w:rPr>
-        <w:t>API-</w:t>
-      </w:r>
-      <w:proofErr w:type="spellStart"/>
-      <w:r>
-        <w:rPr>
-          <w:rFonts w:ascii="Arial" w:hAnsi="Arial" w:cs="Arial"/>
-          <w:color w:val="202122"/>
-        </w:rPr>
-        <w:t>jaikat</w:t>
-      </w:r>
-      <w:proofErr w:type="spellEnd"/>
-      <w:r>
-        <w:rPr>
-          <w:rFonts w:ascii="Arial" w:hAnsi="Arial" w:cs="Arial"/>
-          <w:color w:val="202122"/>
-        </w:rPr>
-        <w:t>,</w:t>
+        <w:t>API-jaikat,</w:t>
       </w:r>
       <w:r>
         <w:rPr>
@@ -28435,7 +27912,7 @@
           <w:szCs w:val="32"/>
         </w:rPr>
       </w:pPr>
-      <w:bookmarkStart w:id="10" w:name="_Toc194342582"/>
+      <w:bookmarkStart w:id="9" w:name="_Toc194342582"/>
       <w:r>
         <w:rPr>
           <w:b/>
@@ -28445,7 +27922,7 @@
         <w:lastRenderedPageBreak/>
         <w:t>Elképzelések:</w:t>
       </w:r>
-      <w:bookmarkEnd w:id="10"/>
+      <w:bookmarkEnd w:id="9"/>
     </w:p>
     <w:p>
       <w:pPr>
@@ -28968,7 +28445,6 @@
         </w:rPr>
         <w:t xml:space="preserve"> </w:t>
       </w:r>
-      <w:proofErr w:type="spellStart"/>
       <w:r>
         <w:rPr>
           <w:sz w:val="24"/>
@@ -28977,7 +28453,6 @@
         </w:rPr>
         <w:t>soronként</w:t>
       </w:r>
-      <w:proofErr w:type="spellEnd"/>
       <w:r>
         <w:rPr>
           <w:sz w:val="24"/>
@@ -29450,7 +28925,6 @@
         </w:rPr>
         <w:t xml:space="preserve"> </w:t>
       </w:r>
-      <w:proofErr w:type="spellStart"/>
       <w:r>
         <w:rPr>
           <w:sz w:val="24"/>
@@ -29459,7 +28933,6 @@
         </w:rPr>
         <w:t>kommentelhetet</w:t>
       </w:r>
-      <w:proofErr w:type="spellEnd"/>
       <w:r>
         <w:rPr>
           <w:sz w:val="24"/>
@@ -29828,7 +29301,6 @@
         </w:rPr>
         <w:t xml:space="preserve"> </w:t>
       </w:r>
-      <w:proofErr w:type="spellStart"/>
       <w:r>
         <w:rPr>
           <w:sz w:val="24"/>
@@ -29837,7 +29309,6 @@
         </w:rPr>
         <w:t>Boostrap</w:t>
       </w:r>
-      <w:proofErr w:type="spellEnd"/>
       <w:r>
         <w:rPr>
           <w:sz w:val="24"/>
@@ -29878,23 +29349,13 @@
         </w:rPr>
         <w:t xml:space="preserve"> </w:t>
       </w:r>
-      <w:proofErr w:type="spellStart"/>
-      <w:r>
-        <w:rPr>
-          <w:sz w:val="24"/>
-          <w:szCs w:val="24"/>
-          <w:lang w:val="hu-HU"/>
-        </w:rPr>
-        <w:t>css</w:t>
-      </w:r>
-      <w:proofErr w:type="spellEnd"/>
-      <w:r>
-        <w:rPr>
-          <w:sz w:val="24"/>
-          <w:szCs w:val="24"/>
-          <w:lang w:val="hu-HU"/>
-        </w:rPr>
-        <w:t>-ek</w:t>
+      <w:r>
+        <w:rPr>
+          <w:sz w:val="24"/>
+          <w:szCs w:val="24"/>
+          <w:lang w:val="hu-HU"/>
+        </w:rPr>
+        <w:t>css-ek</w:t>
       </w:r>
       <w:r>
         <w:rPr>
@@ -30422,7 +29883,6 @@
         </w:rPr>
         <w:t xml:space="preserve"> </w:t>
       </w:r>
-      <w:proofErr w:type="spellStart"/>
       <w:r>
         <w:rPr>
           <w:sz w:val="24"/>
@@ -30431,7 +29891,6 @@
         </w:rPr>
         <w:t>kukáztuk</w:t>
       </w:r>
-      <w:proofErr w:type="spellEnd"/>
       <w:r>
         <w:rPr>
           <w:sz w:val="24"/>
@@ -30488,7 +29947,6 @@
         </w:rPr>
         <w:t xml:space="preserve"> </w:t>
       </w:r>
-      <w:proofErr w:type="spellStart"/>
       <w:r>
         <w:rPr>
           <w:sz w:val="24"/>
@@ -30505,7 +29963,6 @@
         </w:rPr>
         <w:t>b</w:t>
       </w:r>
-      <w:proofErr w:type="spellEnd"/>
       <w:r>
         <w:rPr>
           <w:sz w:val="24"/>
@@ -31269,7 +30726,6 @@
         </w:rPr>
         <w:t xml:space="preserve"> </w:t>
       </w:r>
-      <w:proofErr w:type="spellStart"/>
       <w:r>
         <w:rPr>
           <w:sz w:val="24"/>
@@ -31278,7 +30734,6 @@
         </w:rPr>
         <w:t>vebes</w:t>
       </w:r>
-      <w:proofErr w:type="spellEnd"/>
       <w:r>
         <w:rPr>
           <w:sz w:val="24"/>
@@ -32020,7 +31475,7 @@
           <w:szCs w:val="32"/>
         </w:rPr>
       </w:pPr>
-      <w:bookmarkStart w:id="11" w:name="_Toc194342583"/>
+      <w:bookmarkStart w:id="10" w:name="_Toc194342583"/>
       <w:r>
         <w:rPr>
           <w:b/>
@@ -32054,7 +31509,7 @@
         </w:rPr>
         <w:t>:</w:t>
       </w:r>
-      <w:bookmarkEnd w:id="11"/>
+      <w:bookmarkEnd w:id="10"/>
     </w:p>
     <w:p>
       <w:pPr>
@@ -32073,7 +31528,7 @@
           <w:szCs w:val="24"/>
         </w:rPr>
       </w:pPr>
-      <w:bookmarkStart w:id="12" w:name="_Toc194342584"/>
+      <w:bookmarkStart w:id="11" w:name="_Toc194342584"/>
       <w:r>
         <w:rPr>
           <w:b/>
@@ -32082,7 +31537,7 @@
         </w:rPr>
         <w:t>Főoldal:</w:t>
       </w:r>
-      <w:bookmarkEnd w:id="12"/>
+      <w:bookmarkEnd w:id="11"/>
     </w:p>
     <w:p>
       <w:pPr>
@@ -32771,7 +32226,7 @@
           <w:szCs w:val="24"/>
         </w:rPr>
       </w:pPr>
-      <w:bookmarkStart w:id="13" w:name="_Toc194342585"/>
+      <w:bookmarkStart w:id="12" w:name="_Toc194342585"/>
       <w:r>
         <w:rPr>
           <w:b/>
@@ -32780,7 +32235,7 @@
         </w:rPr>
         <w:t>Játék:</w:t>
       </w:r>
-      <w:bookmarkEnd w:id="13"/>
+      <w:bookmarkEnd w:id="12"/>
     </w:p>
     <w:p>
       <w:pPr>
@@ -34613,7 +34068,7 @@
           <w:lang w:val="hu-HU"/>
         </w:rPr>
       </w:pPr>
-      <w:bookmarkStart w:id="14" w:name="_Toc194342586"/>
+      <w:bookmarkStart w:id="13" w:name="_Toc194342586"/>
       <w:r>
         <w:rPr>
           <w:b/>
@@ -34624,7 +34079,7 @@
         <w:lastRenderedPageBreak/>
         <w:t>Bejelentkezés/regisztráció:</w:t>
       </w:r>
-      <w:bookmarkEnd w:id="14"/>
+      <w:bookmarkEnd w:id="13"/>
     </w:p>
     <w:p>
       <w:pPr>
@@ -34859,7 +34314,6 @@
         </w:rPr>
         <w:t xml:space="preserve"> </w:t>
       </w:r>
-      <w:proofErr w:type="spellStart"/>
       <w:r>
         <w:rPr>
           <w:sz w:val="24"/>
@@ -34868,7 +34322,6 @@
         </w:rPr>
         <w:t>fiókukra</w:t>
       </w:r>
-      <w:proofErr w:type="spellEnd"/>
       <w:r>
         <w:rPr>
           <w:sz w:val="24"/>
@@ -35017,10 +34470,10 @@
           <w:lang w:val="hu-HU"/>
         </w:rPr>
         <w:drawing>
-          <wp:inline distT="0" distB="0" distL="0" distR="0" wp14:anchorId="7D58EFDD" wp14:editId="00ED580E">
-            <wp:extent cx="5733415" cy="3102614"/>
-            <wp:effectExtent l="0" t="0" r="635" b="2540"/>
-            <wp:docPr id="27" name="Kép 27" descr="C:\Users\Dell\Pictures\Screenshots\Képernyőfelvétel (133).png"/>
+          <wp:inline distT="0" distB="0" distL="0" distR="0" wp14:anchorId="29DFB13E" wp14:editId="6532A765">
+            <wp:extent cx="5733415" cy="3084697"/>
+            <wp:effectExtent l="0" t="0" r="635" b="1905"/>
+            <wp:docPr id="7" name="Kép 7" descr="C:\Users\Dell\Pictures\Screenshots\Képernyőfelvétel (140).png"/>
             <wp:cNvGraphicFramePr>
               <a:graphicFrameLocks xmlns:a="http://schemas.openxmlformats.org/drawingml/2006/main" noChangeAspect="1"/>
             </wp:cNvGraphicFramePr>
@@ -35028,7 +34481,7 @@
               <a:graphicData uri="http://schemas.openxmlformats.org/drawingml/2006/picture">
                 <pic:pic xmlns:pic="http://schemas.openxmlformats.org/drawingml/2006/picture">
                   <pic:nvPicPr>
-                    <pic:cNvPr id="0" name="Picture 16" descr="C:\Users\Dell\Pictures\Screenshots\Képernyőfelvétel (133).png"/>
+                    <pic:cNvPr id="0" name="Picture 1" descr="C:\Users\Dell\Pictures\Screenshots\Képernyőfelvétel (140).png"/>
                     <pic:cNvPicPr>
                       <a:picLocks noChangeAspect="1" noChangeArrowheads="1"/>
                     </pic:cNvPicPr>
@@ -35049,7 +34502,7 @@
                   <pic:spPr bwMode="auto">
                     <a:xfrm>
                       <a:off x="0" y="0"/>
-                      <a:ext cx="5733415" cy="3102614"/>
+                      <a:ext cx="5733415" cy="3084697"/>
                     </a:xfrm>
                     <a:prstGeom prst="rect">
                       <a:avLst/>
@@ -35690,7 +35143,6 @@
         </w:rPr>
         <w:t xml:space="preserve"> </w:t>
       </w:r>
-      <w:proofErr w:type="spellStart"/>
       <w:r>
         <w:rPr>
           <w:sz w:val="24"/>
@@ -35715,7 +35167,6 @@
         </w:rPr>
         <w:t>va</w:t>
       </w:r>
-      <w:proofErr w:type="spellEnd"/>
       <w:r>
         <w:rPr>
           <w:sz w:val="24"/>
@@ -35841,7 +35292,7 @@
           <w:lang w:val="hu-HU"/>
         </w:rPr>
       </w:pPr>
-      <w:bookmarkStart w:id="15" w:name="_Toc194342587"/>
+      <w:bookmarkStart w:id="14" w:name="_Toc194342587"/>
       <w:r>
         <w:rPr>
           <w:b/>
@@ -35852,7 +35303,7 @@
         <w:lastRenderedPageBreak/>
         <w:t>Profil:</w:t>
       </w:r>
-      <w:bookmarkEnd w:id="15"/>
+      <w:bookmarkEnd w:id="14"/>
     </w:p>
     <w:p>
       <w:pPr>
@@ -36361,10 +35812,10 @@
           <w:lang w:val="hu-HU"/>
         </w:rPr>
         <w:drawing>
-          <wp:inline distT="0" distB="0" distL="0" distR="0" wp14:anchorId="3B1908D2" wp14:editId="655F581F">
-            <wp:extent cx="5733415" cy="3099627"/>
-            <wp:effectExtent l="0" t="0" r="635" b="5715"/>
-            <wp:docPr id="28" name="Kép 28" descr="C:\Users\Dell\Pictures\Screenshots\Képernyőfelvétel (137).png"/>
+          <wp:inline distT="0" distB="0" distL="0" distR="0" wp14:anchorId="18DDA05F" wp14:editId="5A66D6E1">
+            <wp:extent cx="5733415" cy="3105600"/>
+            <wp:effectExtent l="0" t="0" r="635" b="0"/>
+            <wp:docPr id="16" name="Kép 16" descr="C:\Users\Dell\Pictures\Screenshots\Képernyőfelvétel (146).png"/>
             <wp:cNvGraphicFramePr>
               <a:graphicFrameLocks xmlns:a="http://schemas.openxmlformats.org/drawingml/2006/main" noChangeAspect="1"/>
             </wp:cNvGraphicFramePr>
@@ -36372,7 +35823,7 @@
               <a:graphicData uri="http://schemas.openxmlformats.org/drawingml/2006/picture">
                 <pic:pic xmlns:pic="http://schemas.openxmlformats.org/drawingml/2006/picture">
                   <pic:nvPicPr>
-                    <pic:cNvPr id="0" name="Picture 17" descr="C:\Users\Dell\Pictures\Screenshots\Képernyőfelvétel (137).png"/>
+                    <pic:cNvPr id="0" name="Picture 6" descr="C:\Users\Dell\Pictures\Screenshots\Képernyőfelvétel (146).png"/>
                     <pic:cNvPicPr>
                       <a:picLocks noChangeAspect="1" noChangeArrowheads="1"/>
                     </pic:cNvPicPr>
@@ -36393,7 +35844,7 @@
                   <pic:spPr bwMode="auto">
                     <a:xfrm>
                       <a:off x="0" y="0"/>
-                      <a:ext cx="5733415" cy="3099627"/>
+                      <a:ext cx="5733415" cy="3105600"/>
                     </a:xfrm>
                     <a:prstGeom prst="rect">
                       <a:avLst/>
@@ -36409,6 +35860,8 @@
           </wp:inline>
         </w:drawing>
       </w:r>
+      <w:bookmarkStart w:id="15" w:name="_GoBack"/>
+      <w:bookmarkEnd w:id="15"/>
     </w:p>
     <w:p>
       <w:pPr>
@@ -36455,7 +35908,6 @@
         </w:rPr>
       </w:pPr>
       <w:bookmarkStart w:id="16" w:name="_Toc194342588"/>
-      <w:proofErr w:type="spellStart"/>
       <w:r>
         <w:rPr>
           <w:b/>
@@ -36464,17 +35916,7 @@
           <w:lang w:val="hu-HU"/>
         </w:rPr>
         <w:lastRenderedPageBreak/>
-        <w:t>Admin</w:t>
-      </w:r>
-      <w:proofErr w:type="spellEnd"/>
-      <w:r>
-        <w:rPr>
-          <w:b/>
-          <w:sz w:val="24"/>
-          <w:szCs w:val="24"/>
-          <w:lang w:val="hu-HU"/>
-        </w:rPr>
-        <w:t>:</w:t>
+        <w:t>Admin:</w:t>
       </w:r>
       <w:bookmarkEnd w:id="16"/>
     </w:p>
@@ -36552,7 +35994,6 @@
         </w:rPr>
         <w:t xml:space="preserve"> </w:t>
       </w:r>
-      <w:proofErr w:type="spellStart"/>
       <w:r>
         <w:rPr>
           <w:sz w:val="24"/>
@@ -36577,7 +36018,6 @@
         </w:rPr>
         <w:t>n</w:t>
       </w:r>
-      <w:proofErr w:type="spellEnd"/>
       <w:r>
         <w:rPr>
           <w:sz w:val="24"/>
@@ -36650,7 +36090,6 @@
         </w:rPr>
         <w:t xml:space="preserve"> </w:t>
       </w:r>
-      <w:proofErr w:type="spellStart"/>
       <w:r>
         <w:rPr>
           <w:sz w:val="24"/>
@@ -36675,7 +36114,6 @@
         </w:rPr>
         <w:t>ai</w:t>
       </w:r>
-      <w:proofErr w:type="spellEnd"/>
       <w:r>
         <w:rPr>
           <w:sz w:val="24"/>
@@ -36748,7 +36186,6 @@
         </w:rPr>
         <w:t xml:space="preserve"> </w:t>
       </w:r>
-      <w:proofErr w:type="spellStart"/>
       <w:r>
         <w:rPr>
           <w:sz w:val="24"/>
@@ -36757,7 +36194,6 @@
         </w:rPr>
         <w:t>adminok</w:t>
       </w:r>
-      <w:proofErr w:type="spellEnd"/>
       <w:r>
         <w:rPr>
           <w:sz w:val="24"/>
@@ -37097,7 +36533,6 @@
         </w:rPr>
         <w:t xml:space="preserve"> </w:t>
       </w:r>
-      <w:proofErr w:type="spellStart"/>
       <w:r>
         <w:rPr>
           <w:sz w:val="24"/>
@@ -37106,7 +36541,6 @@
         </w:rPr>
         <w:t>adminokat</w:t>
       </w:r>
-      <w:proofErr w:type="spellEnd"/>
       <w:r>
         <w:rPr>
           <w:sz w:val="24"/>
@@ -37179,23 +36613,13 @@
         </w:rPr>
         <w:t xml:space="preserve"> </w:t>
       </w:r>
-      <w:proofErr w:type="spellStart"/>
-      <w:r>
-        <w:rPr>
-          <w:sz w:val="24"/>
-          <w:szCs w:val="24"/>
-          <w:lang w:val="hu-HU"/>
-        </w:rPr>
-        <w:t>adminná</w:t>
-      </w:r>
-      <w:proofErr w:type="spellEnd"/>
-      <w:r>
-        <w:rPr>
-          <w:sz w:val="24"/>
-          <w:szCs w:val="24"/>
-          <w:lang w:val="hu-HU"/>
-        </w:rPr>
-        <w:t>.</w:t>
+      <w:r>
+        <w:rPr>
+          <w:sz w:val="24"/>
+          <w:szCs w:val="24"/>
+          <w:lang w:val="hu-HU"/>
+        </w:rPr>
+        <w:t>adminná.</w:t>
       </w:r>
     </w:p>
     <w:p>
@@ -37215,10 +36639,10 @@
           <w:lang w:val="hu-HU"/>
         </w:rPr>
         <w:drawing>
-          <wp:inline distT="0" distB="0" distL="0" distR="0" wp14:anchorId="2BA2A6CB" wp14:editId="50249FEF">
-            <wp:extent cx="5733415" cy="3111572"/>
+          <wp:inline distT="0" distB="0" distL="0" distR="0" wp14:anchorId="5D8B9EAE" wp14:editId="7A550A4A">
+            <wp:extent cx="5733415" cy="3105600"/>
             <wp:effectExtent l="0" t="0" r="635" b="0"/>
-            <wp:docPr id="29" name="Kép 29" descr="C:\Users\Dell\Pictures\Screenshots\Képernyőfelvétel (138).png"/>
+            <wp:docPr id="13" name="Kép 13" descr="C:\Users\Dell\Pictures\Screenshots\Képernyőfelvétel (144).png"/>
             <wp:cNvGraphicFramePr>
               <a:graphicFrameLocks xmlns:a="http://schemas.openxmlformats.org/drawingml/2006/main" noChangeAspect="1"/>
             </wp:cNvGraphicFramePr>
@@ -37226,7 +36650,7 @@
               <a:graphicData uri="http://schemas.openxmlformats.org/drawingml/2006/picture">
                 <pic:pic xmlns:pic="http://schemas.openxmlformats.org/drawingml/2006/picture">
                   <pic:nvPicPr>
-                    <pic:cNvPr id="0" name="Picture 18" descr="C:\Users\Dell\Pictures\Screenshots\Képernyőfelvétel (138).png"/>
+                    <pic:cNvPr id="0" name="Picture 4" descr="C:\Users\Dell\Pictures\Screenshots\Képernyőfelvétel (144).png"/>
                     <pic:cNvPicPr>
                       <a:picLocks noChangeAspect="1" noChangeArrowheads="1"/>
                     </pic:cNvPicPr>
@@ -37247,7 +36671,7 @@
                   <pic:spPr bwMode="auto">
                     <a:xfrm>
                       <a:off x="0" y="0"/>
-                      <a:ext cx="5733415" cy="3111572"/>
+                      <a:ext cx="5733415" cy="3105600"/>
                     </a:xfrm>
                     <a:prstGeom prst="rect">
                       <a:avLst/>
@@ -38251,10 +37675,10 @@
           <w:lang w:val="hu-HU"/>
         </w:rPr>
         <w:drawing>
-          <wp:inline distT="0" distB="0" distL="0" distR="0" wp14:anchorId="4D3E19BC" wp14:editId="21FB8C0D">
-            <wp:extent cx="5733415" cy="3108586"/>
-            <wp:effectExtent l="0" t="0" r="635" b="0"/>
-            <wp:docPr id="30" name="Kép 30" descr="C:\Users\Dell\Pictures\Screenshots\Képernyőfelvétel (139).png"/>
+          <wp:inline distT="0" distB="0" distL="0" distR="0" wp14:anchorId="3C9D2376" wp14:editId="4C764705">
+            <wp:extent cx="5733415" cy="3084697"/>
+            <wp:effectExtent l="0" t="0" r="635" b="1905"/>
+            <wp:docPr id="11" name="Kép 11" descr="C:\Users\Dell\Pictures\Screenshots\Képernyőfelvétel (142).png"/>
             <wp:cNvGraphicFramePr>
               <a:graphicFrameLocks xmlns:a="http://schemas.openxmlformats.org/drawingml/2006/main" noChangeAspect="1"/>
             </wp:cNvGraphicFramePr>
@@ -38262,7 +37686,7 @@
               <a:graphicData uri="http://schemas.openxmlformats.org/drawingml/2006/picture">
                 <pic:pic xmlns:pic="http://schemas.openxmlformats.org/drawingml/2006/picture">
                   <pic:nvPicPr>
-                    <pic:cNvPr id="0" name="Picture 19" descr="C:\Users\Dell\Pictures\Screenshots\Képernyőfelvétel (139).png"/>
+                    <pic:cNvPr id="0" name="Picture 2" descr="C:\Users\Dell\Pictures\Screenshots\Képernyőfelvétel (142).png"/>
                     <pic:cNvPicPr>
                       <a:picLocks noChangeAspect="1" noChangeArrowheads="1"/>
                     </pic:cNvPicPr>
@@ -38283,7 +37707,7 @@
                   <pic:spPr bwMode="auto">
                     <a:xfrm>
                       <a:off x="0" y="0"/>
-                      <a:ext cx="5733415" cy="3108586"/>
+                      <a:ext cx="5733415" cy="3084697"/>
                     </a:xfrm>
                     <a:prstGeom prst="rect">
                       <a:avLst/>
@@ -38732,7 +38156,6 @@
         </w:rPr>
         <w:t xml:space="preserve"> </w:t>
       </w:r>
-      <w:proofErr w:type="spellStart"/>
       <w:r>
         <w:rPr>
           <w:sz w:val="24"/>
@@ -38749,7 +38172,6 @@
         </w:rPr>
         <w:t>ommentelni</w:t>
       </w:r>
-      <w:proofErr w:type="spellEnd"/>
       <w:r>
         <w:rPr>
           <w:sz w:val="24"/>
@@ -38956,10 +38378,10 @@
           <w:lang w:val="hu-HU"/>
         </w:rPr>
         <w:drawing>
-          <wp:inline distT="0" distB="0" distL="0" distR="0" wp14:anchorId="5E362BD4" wp14:editId="6DBFE35D">
+          <wp:inline distT="0" distB="0" distL="0" distR="0" wp14:anchorId="6AF606EA" wp14:editId="0E14E361">
             <wp:extent cx="5733415" cy="3105600"/>
             <wp:effectExtent l="0" t="0" r="635" b="0"/>
-            <wp:docPr id="31" name="Kép 31" descr="C:\Users\Dell\Pictures\Screenshots\Képernyőfelvétel (135).png"/>
+            <wp:docPr id="15" name="Kép 15" descr="C:\Users\Dell\Pictures\Screenshots\Képernyőfelvétel (145).png"/>
             <wp:cNvGraphicFramePr>
               <a:graphicFrameLocks xmlns:a="http://schemas.openxmlformats.org/drawingml/2006/main" noChangeAspect="1"/>
             </wp:cNvGraphicFramePr>
@@ -38967,7 +38389,7 @@
               <a:graphicData uri="http://schemas.openxmlformats.org/drawingml/2006/picture">
                 <pic:pic xmlns:pic="http://schemas.openxmlformats.org/drawingml/2006/picture">
                   <pic:nvPicPr>
-                    <pic:cNvPr id="0" name="Picture 20" descr="C:\Users\Dell\Pictures\Screenshots\Képernyőfelvétel (135).png"/>
+                    <pic:cNvPr id="0" name="Picture 5" descr="C:\Users\Dell\Pictures\Screenshots\Képernyőfelvétel (145).png"/>
                     <pic:cNvPicPr>
                       <a:picLocks noChangeAspect="1" noChangeArrowheads="1"/>
                     </pic:cNvPicPr>
@@ -39401,7 +38823,6 @@
         </w:rPr>
         <w:t xml:space="preserve"> </w:t>
       </w:r>
-      <w:proofErr w:type="spellStart"/>
       <w:r>
         <w:rPr>
           <w:sz w:val="24"/>
@@ -39410,7 +38831,6 @@
         </w:rPr>
         <w:t>kommentelni</w:t>
       </w:r>
-      <w:proofErr w:type="spellEnd"/>
       <w:r>
         <w:rPr>
           <w:sz w:val="24"/>
@@ -39511,10 +38931,10 @@
           <w:lang w:val="hu-HU"/>
         </w:rPr>
         <w:drawing>
-          <wp:inline distT="0" distB="0" distL="0" distR="0" wp14:anchorId="1370D202" wp14:editId="72A8CC87">
-            <wp:extent cx="5733415" cy="3102614"/>
-            <wp:effectExtent l="0" t="0" r="635" b="2540"/>
-            <wp:docPr id="32" name="Kép 32" descr="C:\Users\Dell\Pictures\Screenshots\Képernyőfelvétel (134).png"/>
+          <wp:inline distT="0" distB="0" distL="0" distR="0" wp14:anchorId="7967E90F" wp14:editId="6C65EB7F">
+            <wp:extent cx="5733415" cy="3105600"/>
+            <wp:effectExtent l="0" t="0" r="635" b="0"/>
+            <wp:docPr id="12" name="Kép 12" descr="C:\Users\Dell\Pictures\Screenshots\Képernyőfelvétel (143).png"/>
             <wp:cNvGraphicFramePr>
               <a:graphicFrameLocks xmlns:a="http://schemas.openxmlformats.org/drawingml/2006/main" noChangeAspect="1"/>
             </wp:cNvGraphicFramePr>
@@ -39522,7 +38942,7 @@
               <a:graphicData uri="http://schemas.openxmlformats.org/drawingml/2006/picture">
                 <pic:pic xmlns:pic="http://schemas.openxmlformats.org/drawingml/2006/picture">
                   <pic:nvPicPr>
-                    <pic:cNvPr id="0" name="Picture 21" descr="C:\Users\Dell\Pictures\Screenshots\Képernyőfelvétel (134).png"/>
+                    <pic:cNvPr id="0" name="Picture 3" descr="C:\Users\Dell\Pictures\Screenshots\Képernyőfelvétel (143).png"/>
                     <pic:cNvPicPr>
                       <a:picLocks noChangeAspect="1" noChangeArrowheads="1"/>
                     </pic:cNvPicPr>
@@ -39543,7 +38963,7 @@
                   <pic:spPr bwMode="auto">
                     <a:xfrm>
                       <a:off x="0" y="0"/>
-                      <a:ext cx="5733415" cy="3102614"/>
+                      <a:ext cx="5733415" cy="3105600"/>
                     </a:xfrm>
                     <a:prstGeom prst="rect">
                       <a:avLst/>
@@ -41334,7 +40754,7 @@
 </file>
 
 <file path=word/styles.xml><?xml version="1.0" encoding="utf-8"?>
-<w:styles xmlns:mc="http://schemas.openxmlformats.org/markup-compatibility/2006" xmlns:r="http://schemas.openxmlformats.org/officeDocument/2006/relationships" xmlns:w="http://schemas.openxmlformats.org/wordprocessingml/2006/main" xmlns:w14="http://schemas.microsoft.com/office/word/2010/wordml" xmlns:w15="http://schemas.microsoft.com/office/word/2012/wordml" xmlns:w16cid="http://schemas.microsoft.com/office/word/2016/wordml/cid" xmlns:w16se="http://schemas.microsoft.com/office/word/2015/wordml/symex" mc:Ignorable="w14 w15 w16se w16cid">
+<w:styles xmlns:mc="http://schemas.openxmlformats.org/markup-compatibility/2006" xmlns:r="http://schemas.openxmlformats.org/officeDocument/2006/relationships" xmlns:w="http://schemas.openxmlformats.org/wordprocessingml/2006/main" xmlns:w14="http://schemas.microsoft.com/office/word/2010/wordml" xmlns:w15="http://schemas.microsoft.com/office/word/2012/wordml" xmlns:w16se="http://schemas.microsoft.com/office/word/2015/wordml/symex" mc:Ignorable="w14 w15 w16se">
   <w:docDefaults>
     <w:rPrDefault>
       <w:rPr>
@@ -41350,7 +40770,7 @@
       </w:pPr>
     </w:pPrDefault>
   </w:docDefaults>
-  <w:latentStyles w:defLockedState="0" w:defUIPriority="99" w:defSemiHidden="0" w:defUnhideWhenUsed="0" w:defQFormat="0" w:count="375">
+  <w:latentStyles w:defLockedState="0" w:defUIPriority="99" w:defSemiHidden="0" w:defUnhideWhenUsed="0" w:defQFormat="0" w:count="371">
     <w:lsdException w:name="Normal" w:uiPriority="0" w:qFormat="1"/>
     <w:lsdException w:name="heading 1" w:uiPriority="9" w:qFormat="1"/>
     <w:lsdException w:name="heading 2" w:semiHidden="1" w:uiPriority="9" w:unhideWhenUsed="1" w:qFormat="1"/>
@@ -41456,6 +40876,7 @@
     <w:lsdException w:name="HTML Sample" w:semiHidden="1" w:unhideWhenUsed="1"/>
     <w:lsdException w:name="HTML Typewriter" w:semiHidden="1" w:unhideWhenUsed="1"/>
     <w:lsdException w:name="HTML Variable" w:semiHidden="1" w:unhideWhenUsed="1"/>
+    <w:lsdException w:name="Normal Table" w:semiHidden="1" w:unhideWhenUsed="1"/>
     <w:lsdException w:name="annotation subject" w:semiHidden="1" w:unhideWhenUsed="1"/>
     <w:lsdException w:name="No List" w:semiHidden="1" w:unhideWhenUsed="1"/>
     <w:lsdException w:name="Outline List 1" w:semiHidden="1" w:unhideWhenUsed="1"/>
@@ -41499,8 +40920,10 @@
     <w:lsdException w:name="Table Elegant" w:semiHidden="1" w:unhideWhenUsed="1"/>
     <w:lsdException w:name="Table Professional" w:semiHidden="1" w:unhideWhenUsed="1"/>
     <w:lsdException w:name="Table Subtle 1" w:semiHidden="1" w:unhideWhenUsed="1"/>
+    <w:lsdException w:name="Table Subtle 2" w:semiHidden="1" w:unhideWhenUsed="1"/>
     <w:lsdException w:name="Table Web 1" w:semiHidden="1" w:unhideWhenUsed="1"/>
     <w:lsdException w:name="Table Web 2" w:semiHidden="1" w:unhideWhenUsed="1"/>
+    <w:lsdException w:name="Table Web 3" w:semiHidden="1" w:unhideWhenUsed="1"/>
     <w:lsdException w:name="Balloon Text" w:semiHidden="1" w:unhideWhenUsed="1"/>
     <w:lsdException w:name="Table Grid" w:uiPriority="39"/>
     <w:lsdException w:name="Table Theme" w:semiHidden="1" w:unhideWhenUsed="1"/>
@@ -41719,10 +41142,6 @@
     <w:lsdException w:name="List Table 5 Dark Accent 6" w:uiPriority="50"/>
     <w:lsdException w:name="List Table 6 Colorful Accent 6" w:uiPriority="51"/>
     <w:lsdException w:name="List Table 7 Colorful Accent 6" w:uiPriority="52"/>
-    <w:lsdException w:name="Mention" w:semiHidden="1" w:unhideWhenUsed="1"/>
-    <w:lsdException w:name="Smart Hyperlink" w:semiHidden="1" w:unhideWhenUsed="1"/>
-    <w:lsdException w:name="Hashtag" w:semiHidden="1" w:unhideWhenUsed="1"/>
-    <w:lsdException w:name="Unresolved Mention" w:semiHidden="1" w:unhideWhenUsed="1"/>
   </w:latentStyles>
   <w:style w:type="paragraph" w:default="1" w:styleId="Norml">
     <w:name w:val="Normal"/>
@@ -42338,7 +41757,7 @@
 </file>
 
 <file path=customXml/itemProps1.xml><?xml version="1.0" encoding="utf-8"?>
-<ds:datastoreItem xmlns:ds="http://schemas.openxmlformats.org/officeDocument/2006/customXml" ds:itemID="{734D853A-4CDF-4297-8857-6058330898FB}">
+<ds:datastoreItem xmlns:ds="http://schemas.openxmlformats.org/officeDocument/2006/customXml" ds:itemID="{C231BEA9-E575-4BCC-9573-AA9030F54B7D}">
   <ds:schemaRefs>
     <ds:schemaRef ds:uri="http://schemas.openxmlformats.org/officeDocument/2006/bibliography"/>
   </ds:schemaRefs>
